--- a/zht/docx/208.content.docx
+++ b/zht/docx/208.content.docx
@@ -233,18 +233,12 @@
         </w:rPr>
         <w:t>一種通常由橄欖製成的物質。在聖經中，油也可以指其它油，比如沒藥油（</w:t>
       </w:r>
-      <w:hyperlink r:id="rId13">
-        <w:r>
-          <w:rPr>
-            <w:lang w:val="zh_TW" w:bidi="zh_TW"/>
-          </w:rPr>
-          <w:rPr>
-            <w:color w:val="0000EE"/>
-            <w:u w:val="single"/>
-          </w:rPr>
-          <w:t>以斯帖記2:12</w:t>
-        </w:r>
-      </w:hyperlink>
+      <w:r>
+        <w:rPr>
+          <w:lang w:val="zh_TW" w:bidi="zh_TW"/>
+        </w:rPr>
+        <w:t>以斯帖記2:12</w:t>
+      </w:r>
       <w:r>
         <w:rPr>
           <w:lang w:val="zh_TW" w:bidi="zh_TW"/>
@@ -380,36 +374,24 @@
         </w:rPr>
         <w:t>以色列的橄欖樹非常豐富，以色列人利用這一主要作物與泰爾和埃及建立了蓬勃的油貿易。與貴金屬和動物一樣，油成為常見的經濟交換物品。所羅門用油支付與聖殿建設有關的一部分費用給希蘭（</w:t>
       </w:r>
-      <w:hyperlink r:id="rId14">
-        <w:r>
-          <w:rPr>
-            <w:lang w:val="zh_TW" w:bidi="zh_TW"/>
-          </w:rPr>
-          <w:rPr>
-            <w:color w:val="0000EE"/>
-            <w:u w:val="single"/>
-          </w:rPr>
-          <w:t>列王紀上5:11</w:t>
-        </w:r>
-      </w:hyperlink>
+      <w:r>
+        <w:rPr>
+          <w:lang w:val="zh_TW" w:bidi="zh_TW"/>
+        </w:rPr>
+        <w:t>列王紀上5:11</w:t>
+      </w:r>
       <w:r>
         <w:rPr>
           <w:lang w:val="zh_TW" w:bidi="zh_TW"/>
         </w:rPr>
         <w:t>；</w:t>
       </w:r>
-      <w:hyperlink r:id="rId15">
-        <w:r>
-          <w:rPr>
-            <w:lang w:val="zh_TW" w:bidi="zh_TW"/>
-          </w:rPr>
-          <w:rPr>
-            <w:color w:val="0000EE"/>
-            <w:u w:val="single"/>
-          </w:rPr>
-          <w:t>以斯拉記27:17</w:t>
-        </w:r>
-      </w:hyperlink>
+      <w:r>
+        <w:rPr>
+          <w:lang w:val="zh_TW" w:bidi="zh_TW"/>
+        </w:rPr>
+        <w:t>以斯拉記27:17</w:t>
+      </w:r>
       <w:r>
         <w:rPr>
           <w:lang w:val="zh_TW" w:bidi="zh_TW"/>
@@ -430,18 +412,12 @@
         </w:rPr>
         <w:t>因為油對日常生活而言必不可少，所以它成為有效且可接受的交換媒介。大多數食物都用油烹煮（</w:t>
       </w:r>
-      <w:hyperlink r:id="rId16">
-        <w:r>
-          <w:rPr>
-            <w:lang w:val="zh_TW" w:bidi="zh_TW"/>
-          </w:rPr>
-          <w:rPr>
-            <w:color w:val="0000EE"/>
-            <w:u w:val="single"/>
-          </w:rPr>
-          <w:t>列王紀上17:12–16</w:t>
-        </w:r>
-      </w:hyperlink>
+      <w:r>
+        <w:rPr>
+          <w:lang w:val="zh_TW" w:bidi="zh_TW"/>
+        </w:rPr>
+        <w:t>列王紀上17:12–16</w:t>
+      </w:r>
       <w:r>
         <w:rPr>
           <w:lang w:val="zh_TW" w:bidi="zh_TW"/>
@@ -462,108 +438,72 @@
         </w:rPr>
         <w:t>油用於沐浴後膏抹身體（</w:t>
       </w:r>
-      <w:hyperlink r:id="rId17">
-        <w:r>
-          <w:rPr>
-            <w:lang w:val="zh_TW" w:bidi="zh_TW"/>
-          </w:rPr>
-          <w:rPr>
-            <w:color w:val="0000EE"/>
-            <w:u w:val="single"/>
-          </w:rPr>
-          <w:t>路得記3:3</w:t>
-        </w:r>
-      </w:hyperlink>
+      <w:r>
+        <w:rPr>
+          <w:lang w:val="zh_TW" w:bidi="zh_TW"/>
+        </w:rPr>
+        <w:t>路得記3:3</w:t>
+      </w:r>
       <w:r>
         <w:rPr>
           <w:lang w:val="zh_TW" w:bidi="zh_TW"/>
         </w:rPr>
         <w:t>；</w:t>
       </w:r>
-      <w:hyperlink r:id="rId18">
-        <w:r>
-          <w:rPr>
-            <w:lang w:val="zh_TW" w:bidi="zh_TW"/>
-          </w:rPr>
-          <w:rPr>
-            <w:color w:val="0000EE"/>
-            <w:u w:val="single"/>
-          </w:rPr>
-          <w:t>撒母耳記下12:20</w:t>
-        </w:r>
-      </w:hyperlink>
+      <w:r>
+        <w:rPr>
+          <w:lang w:val="zh_TW" w:bidi="zh_TW"/>
+        </w:rPr>
+        <w:t>撒母耳記下12:20</w:t>
+      </w:r>
       <w:r>
         <w:rPr>
           <w:lang w:val="zh_TW" w:bidi="zh_TW"/>
         </w:rPr>
         <w:t>）。它在節慶場合中使用，在埃及的宴會上，賓客和女性表演者的頭部都會被油膏抹。新約聖經中提到用油膏抹病人（</w:t>
       </w:r>
-      <w:hyperlink r:id="rId19">
-        <w:r>
-          <w:rPr>
-            <w:lang w:val="zh_TW" w:bidi="zh_TW"/>
-          </w:rPr>
-          <w:rPr>
-            <w:color w:val="0000EE"/>
-            <w:u w:val="single"/>
-          </w:rPr>
-          <w:t>雅各書5:14</w:t>
-        </w:r>
-      </w:hyperlink>
+      <w:r>
+        <w:rPr>
+          <w:lang w:val="zh_TW" w:bidi="zh_TW"/>
+        </w:rPr>
+        <w:t>雅各書5:14</w:t>
+      </w:r>
       <w:r>
         <w:rPr>
           <w:lang w:val="zh_TW" w:bidi="zh_TW"/>
         </w:rPr>
         <w:t>）。橄欖油也可以內服作為治療胃病的藥物。它具有舒緩作用，也是溫和的瀉藥。橄欖油外用可作為塗抹瘀傷、燒傷、割傷和擦傷的藥膏（</w:t>
       </w:r>
-      <w:hyperlink r:id="rId20">
-        <w:r>
-          <w:rPr>
-            <w:lang w:val="zh_TW" w:bidi="zh_TW"/>
-          </w:rPr>
-          <w:rPr>
-            <w:color w:val="0000EE"/>
-            <w:u w:val="single"/>
-          </w:rPr>
-          <w:t>以賽亞書1:6</w:t>
-        </w:r>
-      </w:hyperlink>
+      <w:r>
+        <w:rPr>
+          <w:lang w:val="zh_TW" w:bidi="zh_TW"/>
+        </w:rPr>
+        <w:t>以賽亞書1:6</w:t>
+      </w:r>
       <w:r>
         <w:rPr>
           <w:lang w:val="zh_TW" w:bidi="zh_TW"/>
         </w:rPr>
         <w:t>；</w:t>
       </w:r>
-      <w:hyperlink r:id="rId21">
-        <w:r>
-          <w:rPr>
-            <w:lang w:val="zh_TW" w:bidi="zh_TW"/>
-          </w:rPr>
-          <w:rPr>
-            <w:color w:val="0000EE"/>
-            <w:u w:val="single"/>
-          </w:rPr>
-          <w:t>馬可福音6:13</w:t>
-        </w:r>
-      </w:hyperlink>
+      <w:r>
+        <w:rPr>
+          <w:lang w:val="zh_TW" w:bidi="zh_TW"/>
+        </w:rPr>
+        <w:t>馬可福音6:13</w:t>
+      </w:r>
       <w:r>
         <w:rPr>
           <w:lang w:val="zh_TW" w:bidi="zh_TW"/>
         </w:rPr>
         <w:t>；</w:t>
       </w:r>
-      <w:hyperlink r:id="rId22">
-        <w:r>
-          <w:rPr>
-            <w:lang w:val="zh_TW" w:bidi="zh_TW"/>
-          </w:rPr>
-          <w:rPr>
-            <w:color w:val="0000EE"/>
-            <w:u w:val="single"/>
-          </w:rPr>
-          <w:t>路加福音10:34</w:t>
-        </w:r>
-      </w:hyperlink>
+      <w:r>
+        <w:rPr>
+          <w:lang w:val="zh_TW" w:bidi="zh_TW"/>
+        </w:rPr>
+        <w:t>路加福音10:34</w:t>
+      </w:r>
       <w:r>
         <w:rPr>
           <w:lang w:val="zh_TW" w:bidi="zh_TW"/>
@@ -584,18 +524,12 @@
         </w:rPr>
         <w:t>太陽下山後，唯一的光源就是油燈。小型的攜帶式油燈可以很容易地放在架子上。在大房子、宮殿、會堂或聖殿中，油燈可以放置在高高的金屬底座上。麻或亞麻的燈芯（</w:t>
       </w:r>
-      <w:hyperlink r:id="rId23">
-        <w:r>
-          <w:rPr>
-            <w:lang w:val="zh_TW" w:bidi="zh_TW"/>
-          </w:rPr>
-          <w:rPr>
-            <w:color w:val="0000EE"/>
-            <w:u w:val="single"/>
-          </w:rPr>
-          <w:t>以賽亞書42:3</w:t>
-        </w:r>
-      </w:hyperlink>
+      <w:r>
+        <w:rPr>
+          <w:lang w:val="zh_TW" w:bidi="zh_TW"/>
+        </w:rPr>
+        <w:t>以賽亞書42:3</w:t>
+      </w:r>
       <w:r>
         <w:rPr>
           <w:lang w:val="zh_TW" w:bidi="zh_TW"/>
@@ -627,18 +561,12 @@
         </w:rPr>
         <w:t>火把為晚間的遊行增添了節日氣氛。它們是婚禮遊行的重要部分。若遊行延遲，持火把的人通常會在容器中攜帶額外的油。這一場景在耶穌關於聰明和愚拙童女的比喻中被生動地描繪出來（</w:t>
       </w:r>
-      <w:hyperlink r:id="rId24">
-        <w:r>
-          <w:rPr>
-            <w:lang w:val="zh_TW" w:bidi="zh_TW"/>
-          </w:rPr>
-          <w:rPr>
-            <w:color w:val="0000EE"/>
-            <w:u w:val="single"/>
-          </w:rPr>
-          <w:t>馬太福音25:1–13</w:t>
-        </w:r>
-      </w:hyperlink>
+      <w:r>
+        <w:rPr>
+          <w:lang w:val="zh_TW" w:bidi="zh_TW"/>
+        </w:rPr>
+        <w:t>馬太福音25:1–13</w:t>
+      </w:r>
       <w:r>
         <w:rPr>
           <w:lang w:val="zh_TW" w:bidi="zh_TW"/>
@@ -659,54 +587,36 @@
         </w:rPr>
         <w:t>在其它的儀式中，用油膏抹祭司和君王時，具有特殊的意義（</w:t>
       </w:r>
-      <w:hyperlink r:id="rId25">
-        <w:r>
-          <w:rPr>
-            <w:lang w:val="zh_TW" w:bidi="zh_TW"/>
-          </w:rPr>
-          <w:rPr>
-            <w:color w:val="0000EE"/>
-            <w:u w:val="single"/>
-          </w:rPr>
-          <w:t>出埃及記29:7</w:t>
-        </w:r>
-      </w:hyperlink>
+      <w:r>
+        <w:rPr>
+          <w:lang w:val="zh_TW" w:bidi="zh_TW"/>
+        </w:rPr>
+        <w:t>出埃及記29:7</w:t>
+      </w:r>
       <w:r>
         <w:rPr>
           <w:lang w:val="zh_TW" w:bidi="zh_TW"/>
         </w:rPr>
         <w:t>；</w:t>
       </w:r>
-      <w:hyperlink r:id="rId26">
-        <w:r>
-          <w:rPr>
-            <w:lang w:val="zh_TW" w:bidi="zh_TW"/>
-          </w:rPr>
-          <w:rPr>
-            <w:color w:val="0000EE"/>
-            <w:u w:val="single"/>
-          </w:rPr>
-          <w:t>撒母耳記上10:1</w:t>
-        </w:r>
-      </w:hyperlink>
+      <w:r>
+        <w:rPr>
+          <w:lang w:val="zh_TW" w:bidi="zh_TW"/>
+        </w:rPr>
+        <w:t>撒母耳記上10:1</w:t>
+      </w:r>
       <w:r>
         <w:rPr>
           <w:lang w:val="zh_TW" w:bidi="zh_TW"/>
         </w:rPr>
         <w:t>；</w:t>
       </w:r>
-      <w:hyperlink r:id="rId27">
-        <w:r>
-          <w:rPr>
-            <w:lang w:val="zh_TW" w:bidi="zh_TW"/>
-          </w:rPr>
-          <w:rPr>
-            <w:color w:val="0000EE"/>
-            <w:u w:val="single"/>
-          </w:rPr>
-          <w:t>列王紀上1:39</w:t>
-        </w:r>
-      </w:hyperlink>
+      <w:r>
+        <w:rPr>
+          <w:lang w:val="zh_TW" w:bidi="zh_TW"/>
+        </w:rPr>
+        <w:t>列王紀上1:39</w:t>
+      </w:r>
       <w:r>
         <w:rPr>
           <w:lang w:val="zh_TW" w:bidi="zh_TW"/>
@@ -727,144 +637,96 @@
         </w:rPr>
         <w:t>油在聖殿中使用，作為初熟之物的一部分被奉上，也需獻上十分之一（</w:t>
       </w:r>
-      <w:hyperlink r:id="rId28">
-        <w:r>
-          <w:rPr>
-            <w:lang w:val="zh_TW" w:bidi="zh_TW"/>
-          </w:rPr>
-          <w:rPr>
-            <w:color w:val="0000EE"/>
-            <w:u w:val="single"/>
-          </w:rPr>
-          <w:t>出埃及記22:29</w:t>
-        </w:r>
-      </w:hyperlink>
+      <w:r>
+        <w:rPr>
+          <w:lang w:val="zh_TW" w:bidi="zh_TW"/>
+        </w:rPr>
+        <w:t>出埃及記22:29</w:t>
+      </w:r>
       <w:r>
         <w:rPr>
           <w:lang w:val="zh_TW" w:bidi="zh_TW"/>
         </w:rPr>
         <w:t>；</w:t>
       </w:r>
-      <w:hyperlink r:id="rId29">
-        <w:r>
-          <w:rPr>
-            <w:lang w:val="zh_TW" w:bidi="zh_TW"/>
-          </w:rPr>
-          <w:rPr>
-            <w:color w:val="0000EE"/>
-            <w:u w:val="single"/>
-          </w:rPr>
-          <w:t>申命記12:17</w:t>
-        </w:r>
-      </w:hyperlink>
+      <w:r>
+        <w:rPr>
+          <w:lang w:val="zh_TW" w:bidi="zh_TW"/>
+        </w:rPr>
+        <w:t>申命記12:17</w:t>
+      </w:r>
       <w:r>
         <w:rPr>
           <w:lang w:val="zh_TW" w:bidi="zh_TW"/>
         </w:rPr>
         <w:t>）。油被用在聖殿生活的禮儀部分，或作為供物的一部分。素祭要用油混合（</w:t>
       </w:r>
-      <w:hyperlink r:id="rId30">
-        <w:r>
-          <w:rPr>
-            <w:lang w:val="zh_TW" w:bidi="zh_TW"/>
-          </w:rPr>
-          <w:rPr>
-            <w:color w:val="0000EE"/>
-            <w:u w:val="single"/>
-          </w:rPr>
-          <w:t>利未記8:26</w:t>
-        </w:r>
-      </w:hyperlink>
+      <w:r>
+        <w:rPr>
+          <w:lang w:val="zh_TW" w:bidi="zh_TW"/>
+        </w:rPr>
+        <w:t>利未記8:26</w:t>
+      </w:r>
       <w:r>
         <w:rPr>
           <w:lang w:val="zh_TW" w:bidi="zh_TW"/>
         </w:rPr>
         <w:t>；</w:t>
       </w:r>
-      <w:hyperlink r:id="rId31">
-        <w:r>
-          <w:rPr>
-            <w:lang w:val="zh_TW" w:bidi="zh_TW"/>
-          </w:rPr>
-          <w:rPr>
-            <w:color w:val="0000EE"/>
-            <w:u w:val="single"/>
-          </w:rPr>
-          <w:t>民數記7:19</w:t>
-        </w:r>
-      </w:hyperlink>
+      <w:r>
+        <w:rPr>
+          <w:lang w:val="zh_TW" w:bidi="zh_TW"/>
+        </w:rPr>
+        <w:t>民數記7:19</w:t>
+      </w:r>
       <w:r>
         <w:rPr>
           <w:lang w:val="zh_TW" w:bidi="zh_TW"/>
         </w:rPr>
         <w:t>）。在聖所中燃燒的燈中的油需要經常補充（</w:t>
       </w:r>
-      <w:hyperlink r:id="rId32">
-        <w:r>
-          <w:rPr>
-            <w:lang w:val="zh_TW" w:bidi="zh_TW"/>
-          </w:rPr>
-          <w:rPr>
-            <w:color w:val="0000EE"/>
-            <w:u w:val="single"/>
-          </w:rPr>
-          <w:t>利未記24:2</w:t>
-        </w:r>
-      </w:hyperlink>
+      <w:r>
+        <w:rPr>
+          <w:lang w:val="zh_TW" w:bidi="zh_TW"/>
+        </w:rPr>
+        <w:t>利未記24:2</w:t>
+      </w:r>
       <w:r>
         <w:rPr>
           <w:lang w:val="zh_TW" w:bidi="zh_TW"/>
         </w:rPr>
         <w:t>）。每天當獻的祭物中也要獻上油（</w:t>
       </w:r>
-      <w:hyperlink r:id="rId33">
-        <w:r>
-          <w:rPr>
-            <w:lang w:val="zh_TW" w:bidi="zh_TW"/>
-          </w:rPr>
-          <w:rPr>
-            <w:color w:val="0000EE"/>
-            <w:u w:val="single"/>
-          </w:rPr>
-          <w:t>出埃及記29:40</w:t>
-        </w:r>
-      </w:hyperlink>
+      <w:r>
+        <w:rPr>
+          <w:lang w:val="zh_TW" w:bidi="zh_TW"/>
+        </w:rPr>
+        <w:t>出埃及記29:40</w:t>
+      </w:r>
       <w:r>
         <w:rPr>
           <w:lang w:val="zh_TW" w:bidi="zh_TW"/>
         </w:rPr>
         <w:t>）。但贖罪祭和疑恨祭中不用油（</w:t>
       </w:r>
-      <w:hyperlink r:id="rId34">
-        <w:r>
-          <w:rPr>
-            <w:lang w:val="zh_TW" w:bidi="zh_TW"/>
-          </w:rPr>
-          <w:rPr>
-            <w:color w:val="0000EE"/>
-            <w:u w:val="single"/>
-          </w:rPr>
-          <w:t>利未記5:11</w:t>
-        </w:r>
-      </w:hyperlink>
+      <w:r>
+        <w:rPr>
+          <w:lang w:val="zh_TW" w:bidi="zh_TW"/>
+        </w:rPr>
+        <w:t>利未記5:11</w:t>
+      </w:r>
       <w:r>
         <w:rPr>
           <w:lang w:val="zh_TW" w:bidi="zh_TW"/>
         </w:rPr>
         <w:t>；</w:t>
       </w:r>
-      <w:hyperlink r:id="rId35">
-        <w:r>
-          <w:rPr>
-            <w:lang w:val="zh_TW" w:bidi="zh_TW"/>
-          </w:rPr>
-          <w:rPr>
-            <w:color w:val="0000EE"/>
-            <w:u w:val="single"/>
-          </w:rPr>
-          <w:t>民數記5:15）</w:t>
-        </w:r>
-      </w:hyperlink>
+      <w:r>
+        <w:rPr>
+          <w:lang w:val="zh_TW" w:bidi="zh_TW"/>
+        </w:rPr>
+        <w:t>民數記5:15）</w:t>
+      </w:r>
       <w:r>
         <w:rPr>
           <w:lang w:val="zh_TW" w:bidi="zh_TW"/>
@@ -896,18 +758,12 @@
         </w:rPr>
         <w:t>人們用杵和臼，或石磨，從橄欖中壓出油（</w:t>
       </w:r>
-      <w:hyperlink r:id="rId36">
-        <w:r>
-          <w:rPr>
-            <w:lang w:val="zh_TW" w:bidi="zh_TW"/>
-          </w:rPr>
-          <w:rPr>
-            <w:color w:val="0000EE"/>
-            <w:u w:val="single"/>
-          </w:rPr>
-          <w:t>出埃及記27:20</w:t>
-        </w:r>
-      </w:hyperlink>
+      <w:r>
+        <w:rPr>
+          <w:lang w:val="zh_TW" w:bidi="zh_TW"/>
+        </w:rPr>
+        <w:t>出埃及記27:20</w:t>
+      </w:r>
       <w:r>
         <w:rPr>
           <w:lang w:val="zh_TW" w:bidi="zh_TW"/>
@@ -952,18 +808,12 @@
         </w:rPr>
         <w:t>油象徵性地與喜樂、慶典、禮儀、榮譽和光有關。身體和屬靈的健康也與油的存在有關。沒有油或失去油則意味著悲傷，以及生命中一切美好的事物離開（</w:t>
       </w:r>
-      <w:hyperlink r:id="rId37">
-        <w:r>
-          <w:rPr>
-            <w:lang w:val="zh_TW" w:bidi="zh_TW"/>
-          </w:rPr>
-          <w:rPr>
-            <w:color w:val="0000EE"/>
-            <w:u w:val="single"/>
-          </w:rPr>
-          <w:t>約珥書1:10</w:t>
-        </w:r>
-      </w:hyperlink>
+      <w:r>
+        <w:rPr>
+          <w:lang w:val="zh_TW" w:bidi="zh_TW"/>
+        </w:rPr>
+        <w:t>約珥書1:10</w:t>
+      </w:r>
       <w:r>
         <w:rPr>
           <w:lang w:val="zh_TW" w:bidi="zh_TW"/>
@@ -1111,18 +961,12 @@
         </w:rPr>
         <w:t>拉麥妻子亞大所生的兒子，屬該隱的後裔。聖經記載他是第一位奏樂並製造樂器（如琴、簫）的人（</w:t>
       </w:r>
-      <w:hyperlink r:id="rId38">
-        <w:r>
-          <w:rPr>
-            <w:lang w:val="zh_TW" w:bidi="zh_TW"/>
-          </w:rPr>
-          <w:rPr>
-            <w:color w:val="0000EE"/>
-            <w:u w:val="single"/>
-          </w:rPr>
-          <w:t>創4:19–21</w:t>
-        </w:r>
-      </w:hyperlink>
+      <w:r>
+        <w:rPr>
+          <w:lang w:val="zh_TW" w:bidi="zh_TW"/>
+        </w:rPr>
+        <w:t>創4:19–21</w:t>
+      </w:r>
       <w:r>
         <w:rPr>
           <w:lang w:val="zh_TW" w:bidi="zh_TW"/>
@@ -1185,54 +1029,36 @@
         </w:rPr>
         <w:t>西門的兒子，稱為加略人猶大；耶穌的十二門徒之一。關於「加略人」的詞源並不確定。很可能是指猶大的出生地基略城。他的童年家鄉可能是約旦河東的摩押的基略（</w:t>
       </w:r>
-      <w:hyperlink r:id="rId39">
-        <w:r>
-          <w:rPr>
-            <w:lang w:val="zh_TW" w:bidi="zh_TW"/>
-          </w:rPr>
-          <w:rPr>
-            <w:color w:val="0000EE"/>
-            <w:u w:val="single"/>
-          </w:rPr>
-          <w:t>耶48:24</w:t>
-        </w:r>
-      </w:hyperlink>
+      <w:r>
+        <w:rPr>
+          <w:lang w:val="zh_TW" w:bidi="zh_TW"/>
+        </w:rPr>
+        <w:t>耶48:24</w:t>
+      </w:r>
       <w:r>
         <w:rPr>
           <w:lang w:val="zh_TW" w:bidi="zh_TW"/>
         </w:rPr>
         <w:t>；</w:t>
       </w:r>
-      <w:hyperlink r:id="rId40">
-        <w:r>
-          <w:rPr>
-            <w:lang w:val="zh_TW" w:bidi="zh_TW"/>
-          </w:rPr>
-          <w:rPr>
-            <w:color w:val="0000EE"/>
-            <w:u w:val="single"/>
-          </w:rPr>
-          <w:t>摩2:2</w:t>
-        </w:r>
-      </w:hyperlink>
+      <w:r>
+        <w:rPr>
+          <w:lang w:val="zh_TW" w:bidi="zh_TW"/>
+        </w:rPr>
+        <w:t>摩2:2</w:t>
+      </w:r>
       <w:r>
         <w:rPr>
           <w:lang w:val="zh_TW" w:bidi="zh_TW"/>
         </w:rPr>
         <w:t>），或是南猶大的基列希斯崙，也稱為夏瑣（</w:t>
       </w:r>
-      <w:hyperlink r:id="rId41">
-        <w:r>
-          <w:rPr>
-            <w:lang w:val="zh_TW" w:bidi="zh_TW"/>
-          </w:rPr>
-          <w:rPr>
-            <w:color w:val="0000EE"/>
-            <w:u w:val="single"/>
-          </w:rPr>
-          <w:t>書15:25</w:t>
-        </w:r>
-      </w:hyperlink>
+      <w:r>
+        <w:rPr>
+          <w:lang w:val="zh_TW" w:bidi="zh_TW"/>
+        </w:rPr>
+        <w:t>書15:25</w:t>
+      </w:r>
       <w:r>
         <w:rPr>
           <w:lang w:val="zh_TW" w:bidi="zh_TW"/>
@@ -1246,162 +1072,108 @@
         </w:rPr>
         <w:t>在門徒名單中，加略人猶大的名字總是列在最後（</w:t>
       </w:r>
-      <w:hyperlink r:id="rId42">
-        <w:r>
-          <w:rPr>
-            <w:lang w:val="zh_TW" w:bidi="zh_TW"/>
-          </w:rPr>
-          <w:rPr>
-            <w:color w:val="0000EE"/>
-            <w:u w:val="single"/>
-          </w:rPr>
-          <w:t>太10:4</w:t>
-        </w:r>
-      </w:hyperlink>
+      <w:r>
+        <w:rPr>
+          <w:lang w:val="zh_TW" w:bidi="zh_TW"/>
+        </w:rPr>
+        <w:t>太10:4</w:t>
+      </w:r>
       <w:r>
         <w:rPr>
           <w:lang w:val="zh_TW" w:bidi="zh_TW"/>
         </w:rPr>
         <w:t>；</w:t>
       </w:r>
-      <w:hyperlink r:id="rId43">
-        <w:r>
-          <w:rPr>
-            <w:lang w:val="zh_TW" w:bidi="zh_TW"/>
-          </w:rPr>
-          <w:rPr>
-            <w:color w:val="0000EE"/>
-            <w:u w:val="single"/>
-          </w:rPr>
-          <w:t>可3:19</w:t>
-        </w:r>
-      </w:hyperlink>
+      <w:r>
+        <w:rPr>
+          <w:lang w:val="zh_TW" w:bidi="zh_TW"/>
+        </w:rPr>
+        <w:t>可3:19</w:t>
+      </w:r>
       <w:r>
         <w:rPr>
           <w:lang w:val="zh_TW" w:bidi="zh_TW"/>
         </w:rPr>
         <w:t>；</w:t>
       </w:r>
-      <w:hyperlink r:id="rId44">
-        <w:r>
-          <w:rPr>
-            <w:lang w:val="zh_TW" w:bidi="zh_TW"/>
-          </w:rPr>
-          <w:rPr>
-            <w:color w:val="0000EE"/>
-            <w:u w:val="single"/>
-          </w:rPr>
-          <w:t>路6:16</w:t>
-        </w:r>
-      </w:hyperlink>
+      <w:r>
+        <w:rPr>
+          <w:lang w:val="zh_TW" w:bidi="zh_TW"/>
+        </w:rPr>
+        <w:t>路6:16</w:t>
+      </w:r>
       <w:r>
         <w:rPr>
           <w:lang w:val="zh_TW" w:bidi="zh_TW"/>
         </w:rPr>
         <w:t>），這或許是因為後來的信徒對他的羞恥印象，而不是他原來在十二門徒中地位低微。在耶穌的公開事工中，猶大管理這群人的財務（</w:t>
       </w:r>
-      <w:hyperlink r:id="rId45">
-        <w:r>
-          <w:rPr>
-            <w:lang w:val="zh_TW" w:bidi="zh_TW"/>
-          </w:rPr>
-          <w:rPr>
-            <w:color w:val="0000EE"/>
-            <w:u w:val="single"/>
-          </w:rPr>
-          <w:t>約13:29</w:t>
-        </w:r>
-      </w:hyperlink>
+      <w:r>
+        <w:rPr>
+          <w:lang w:val="zh_TW" w:bidi="zh_TW"/>
+        </w:rPr>
+        <w:t>約13:29</w:t>
+      </w:r>
       <w:r>
         <w:rPr>
           <w:lang w:val="zh_TW" w:bidi="zh_TW"/>
         </w:rPr>
         <w:t>），他也被指偷取錢財（</w:t>
       </w:r>
-      <w:hyperlink r:id="rId46">
-        <w:r>
-          <w:rPr>
-            <w:lang w:val="zh_TW" w:bidi="zh_TW"/>
-          </w:rPr>
-          <w:rPr>
-            <w:color w:val="0000EE"/>
-            <w:u w:val="single"/>
-          </w:rPr>
-          <w:t>12:6</w:t>
-        </w:r>
-      </w:hyperlink>
+      <w:r>
+        <w:rPr>
+          <w:lang w:val="zh_TW" w:bidi="zh_TW"/>
+        </w:rPr>
+        <w:t>12:6</w:t>
+      </w:r>
       <w:r>
         <w:rPr>
           <w:lang w:val="zh_TW" w:bidi="zh_TW"/>
         </w:rPr>
         <w:t>）。作為叛徒，猶大以三十塊銀子與祭司長們交易出賣耶穌，在客西馬尼園用親吻作為信號（</w:t>
       </w:r>
-      <w:hyperlink r:id="rId47">
-        <w:r>
-          <w:rPr>
-            <w:lang w:val="zh_TW" w:bidi="zh_TW"/>
-          </w:rPr>
-          <w:rPr>
-            <w:color w:val="0000EE"/>
-            <w:u w:val="single"/>
-          </w:rPr>
-          <w:t>太26:14–47</w:t>
-        </w:r>
-      </w:hyperlink>
+      <w:r>
+        <w:rPr>
+          <w:lang w:val="zh_TW" w:bidi="zh_TW"/>
+        </w:rPr>
+        <w:t>太26:14–47</w:t>
+      </w:r>
       <w:r>
         <w:rPr>
           <w:lang w:val="zh_TW" w:bidi="zh_TW"/>
         </w:rPr>
         <w:t>；</w:t>
       </w:r>
-      <w:hyperlink r:id="rId48">
-        <w:r>
-          <w:rPr>
-            <w:lang w:val="zh_TW" w:bidi="zh_TW"/>
-          </w:rPr>
-          <w:rPr>
-            <w:color w:val="0000EE"/>
-            <w:u w:val="single"/>
-          </w:rPr>
-          <w:t>可14:10–46</w:t>
-        </w:r>
-      </w:hyperlink>
+      <w:r>
+        <w:rPr>
+          <w:lang w:val="zh_TW" w:bidi="zh_TW"/>
+        </w:rPr>
+        <w:t>可14:10–46</w:t>
+      </w:r>
       <w:r>
         <w:rPr>
           <w:lang w:val="zh_TW" w:bidi="zh_TW"/>
         </w:rPr>
         <w:t>；</w:t>
       </w:r>
-      <w:hyperlink r:id="rId49">
-        <w:r>
-          <w:rPr>
-            <w:lang w:val="zh_TW" w:bidi="zh_TW"/>
-          </w:rPr>
-          <w:rPr>
-            <w:color w:val="0000EE"/>
-            <w:u w:val="single"/>
-          </w:rPr>
-          <w:t>路22:3–48</w:t>
-        </w:r>
-      </w:hyperlink>
+      <w:r>
+        <w:rPr>
+          <w:lang w:val="zh_TW" w:bidi="zh_TW"/>
+        </w:rPr>
+        <w:t>路22:3–48</w:t>
+      </w:r>
       <w:r>
         <w:rPr>
           <w:lang w:val="zh_TW" w:bidi="zh_TW"/>
         </w:rPr>
         <w:t>；</w:t>
       </w:r>
-      <w:hyperlink r:id="rId50">
-        <w:r>
-          <w:rPr>
-            <w:lang w:val="zh_TW" w:bidi="zh_TW"/>
-          </w:rPr>
-          <w:rPr>
-            <w:color w:val="0000EE"/>
-            <w:u w:val="single"/>
-          </w:rPr>
-          <w:t>約18:2–5</w:t>
-        </w:r>
-      </w:hyperlink>
+      <w:r>
+        <w:rPr>
+          <w:lang w:val="zh_TW" w:bidi="zh_TW"/>
+        </w:rPr>
+        <w:t>約18:2–5</w:t>
+      </w:r>
       <w:r>
         <w:rPr>
           <w:lang w:val="zh_TW" w:bidi="zh_TW"/>
@@ -1422,72 +1194,48 @@
         </w:rPr>
         <w:t>猶大因為自己的背叛而悔恨，於是出去在一塊用他那三十塊銀子買的田地上吊自盡（</w:t>
       </w:r>
-      <w:hyperlink r:id="rId51">
-        <w:r>
-          <w:rPr>
-            <w:lang w:val="zh_TW" w:bidi="zh_TW"/>
-          </w:rPr>
-          <w:rPr>
-            <w:color w:val="0000EE"/>
-            <w:u w:val="single"/>
-          </w:rPr>
-          <w:t>太27:3–10</w:t>
-        </w:r>
-      </w:hyperlink>
+      <w:r>
+        <w:rPr>
+          <w:lang w:val="zh_TW" w:bidi="zh_TW"/>
+        </w:rPr>
+        <w:t>太27:3–10</w:t>
+      </w:r>
       <w:r>
         <w:rPr>
           <w:lang w:val="zh_TW" w:bidi="zh_TW"/>
         </w:rPr>
         <w:t>）。</w:t>
       </w:r>
-      <w:hyperlink r:id="rId52">
-        <w:r>
-          <w:rPr>
-            <w:lang w:val="zh_TW" w:bidi="zh_TW"/>
-          </w:rPr>
-          <w:rPr>
-            <w:color w:val="0000EE"/>
-            <w:u w:val="single"/>
-          </w:rPr>
-          <w:t>使徒行傳一章18節</w:t>
-        </w:r>
-      </w:hyperlink>
+      <w:r>
+        <w:rPr>
+          <w:lang w:val="zh_TW" w:bidi="zh_TW"/>
+        </w:rPr>
+        <w:t>使徒行傳一章18節</w:t>
+      </w:r>
       <w:r>
         <w:rPr>
           <w:lang w:val="zh_TW" w:bidi="zh_TW"/>
         </w:rPr>
         <w:t>殘酷地補充說，他的身體裂開，內臟流出；因此那塊田被稱為「血田」（</w:t>
       </w:r>
-      <w:hyperlink r:id="rId53">
-        <w:r>
-          <w:rPr>
-            <w:lang w:val="zh_TW" w:bidi="zh_TW"/>
-          </w:rPr>
-          <w:rPr>
-            <w:color w:val="0000EE"/>
-            <w:u w:val="single"/>
-          </w:rPr>
-          <w:t>徒1:19</w:t>
-        </w:r>
-      </w:hyperlink>
+      <w:r>
+        <w:rPr>
+          <w:lang w:val="zh_TW" w:bidi="zh_TW"/>
+        </w:rPr>
+        <w:t>徒1:19</w:t>
+      </w:r>
       <w:r>
         <w:rPr>
           <w:lang w:val="zh_TW" w:bidi="zh_TW"/>
         </w:rPr>
         <w:t>）。後來馬提亞取代了加略人猶大的位置，成為十二門徒之一（見</w:t>
       </w:r>
-      <w:hyperlink r:id="rId54">
-        <w:r>
-          <w:rPr>
-            <w:lang w:val="zh_TW" w:bidi="zh_TW"/>
-          </w:rPr>
-          <w:rPr>
-            <w:color w:val="0000EE"/>
-            <w:u w:val="single"/>
-          </w:rPr>
-          <w:t>26</w:t>
-        </w:r>
-      </w:hyperlink>
+      <w:r>
+        <w:rPr>
+          <w:lang w:val="zh_TW" w:bidi="zh_TW"/>
+        </w:rPr>
+        <w:t>26</w:t>
+      </w:r>
       <w:r>
         <w:rPr>
           <w:lang w:val="zh_TW" w:bidi="zh_TW"/>
@@ -1512,72 +1260,48 @@
         </w:rPr>
         <w:t>約瑟和馬利亞的兒子，耶穌的兄弟雅各、約瑟和西門的兄弟（</w:t>
       </w:r>
-      <w:hyperlink r:id="rId55">
-        <w:r>
-          <w:rPr>
-            <w:lang w:val="zh_TW" w:bidi="zh_TW"/>
-          </w:rPr>
-          <w:rPr>
-            <w:color w:val="0000EE"/>
-            <w:u w:val="single"/>
-          </w:rPr>
-          <w:t>太13:55</w:t>
-        </w:r>
-      </w:hyperlink>
+      <w:r>
+        <w:rPr>
+          <w:lang w:val="zh_TW" w:bidi="zh_TW"/>
+        </w:rPr>
+        <w:t>太13:55</w:t>
+      </w:r>
       <w:r>
         <w:rPr>
           <w:lang w:val="zh_TW" w:bidi="zh_TW"/>
         </w:rPr>
         <w:t>；</w:t>
       </w:r>
-      <w:hyperlink r:id="rId56">
-        <w:r>
-          <w:rPr>
-            <w:lang w:val="zh_TW" w:bidi="zh_TW"/>
-          </w:rPr>
-          <w:rPr>
-            <w:color w:val="0000EE"/>
-            <w:u w:val="single"/>
-          </w:rPr>
-          <w:t>可6:3</w:t>
-        </w:r>
-      </w:hyperlink>
+      <w:r>
+        <w:rPr>
+          <w:lang w:val="zh_TW" w:bidi="zh_TW"/>
+        </w:rPr>
+        <w:t>可6:3</w:t>
+      </w:r>
       <w:r>
         <w:rPr>
           <w:lang w:val="zh_TW" w:bidi="zh_TW"/>
         </w:rPr>
         <w:t>）。顯然，猶大和他的兄弟們起初並不相信接受耶穌是彌賽亞（</w:t>
       </w:r>
-      <w:hyperlink r:id="rId57">
-        <w:r>
-          <w:rPr>
-            <w:lang w:val="zh_TW" w:bidi="zh_TW"/>
-          </w:rPr>
-          <w:rPr>
-            <w:color w:val="0000EE"/>
-            <w:u w:val="single"/>
-          </w:rPr>
-          <w:t>約7:5</w:t>
-        </w:r>
-      </w:hyperlink>
+      <w:r>
+        <w:rPr>
+          <w:lang w:val="zh_TW" w:bidi="zh_TW"/>
+        </w:rPr>
+        <w:t>約7:5</w:t>
+      </w:r>
       <w:r>
         <w:rPr>
           <w:lang w:val="zh_TW" w:bidi="zh_TW"/>
         </w:rPr>
         <w:t>），直到耶穌復活之後才改變（</w:t>
       </w:r>
-      <w:hyperlink r:id="rId58">
-        <w:r>
-          <w:rPr>
-            <w:lang w:val="zh_TW" w:bidi="zh_TW"/>
-          </w:rPr>
-          <w:rPr>
-            <w:color w:val="0000EE"/>
-            <w:u w:val="single"/>
-          </w:rPr>
-          <w:t>徒1:14</w:t>
-        </w:r>
-      </w:hyperlink>
+      <w:r>
+        <w:rPr>
+          <w:lang w:val="zh_TW" w:bidi="zh_TW"/>
+        </w:rPr>
+        <w:t>徒1:14</w:t>
+      </w:r>
       <w:r>
         <w:rPr>
           <w:lang w:val="zh_TW" w:bidi="zh_TW"/>
@@ -1602,90 +1326,60 @@
         </w:rPr>
         <w:t>雅各的兒子，十二門徒之一（</w:t>
       </w:r>
-      <w:hyperlink r:id="rId44">
-        <w:r>
-          <w:rPr>
-            <w:lang w:val="zh_TW" w:bidi="zh_TW"/>
-          </w:rPr>
-          <w:rPr>
-            <w:color w:val="0000EE"/>
-            <w:u w:val="single"/>
-          </w:rPr>
-          <w:t>路6:16</w:t>
-        </w:r>
-      </w:hyperlink>
+      <w:r>
+        <w:rPr>
+          <w:lang w:val="zh_TW" w:bidi="zh_TW"/>
+        </w:rPr>
+        <w:t>路6:16</w:t>
+      </w:r>
       <w:r>
         <w:rPr>
           <w:lang w:val="zh_TW" w:bidi="zh_TW"/>
         </w:rPr>
         <w:t>；</w:t>
       </w:r>
-      <w:hyperlink r:id="rId59">
-        <w:r>
-          <w:rPr>
-            <w:lang w:val="zh_TW" w:bidi="zh_TW"/>
-          </w:rPr>
-          <w:rPr>
-            <w:color w:val="0000EE"/>
-            <w:u w:val="single"/>
-          </w:rPr>
-          <w:t>約14:22</w:t>
-        </w:r>
-      </w:hyperlink>
+      <w:r>
+        <w:rPr>
+          <w:lang w:val="zh_TW" w:bidi="zh_TW"/>
+        </w:rPr>
+        <w:t>約14:22</w:t>
+      </w:r>
       <w:r>
         <w:rPr>
           <w:lang w:val="zh_TW" w:bidi="zh_TW"/>
         </w:rPr>
         <w:t>；</w:t>
       </w:r>
-      <w:hyperlink r:id="rId60">
-        <w:r>
-          <w:rPr>
-            <w:lang w:val="zh_TW" w:bidi="zh_TW"/>
-          </w:rPr>
-          <w:rPr>
-            <w:color w:val="0000EE"/>
-            <w:u w:val="single"/>
-          </w:rPr>
-          <w:t>徒1:13</w:t>
-        </w:r>
-      </w:hyperlink>
+      <w:r>
+        <w:rPr>
+          <w:lang w:val="zh_TW" w:bidi="zh_TW"/>
+        </w:rPr>
+        <w:t>徒1:13</w:t>
+      </w:r>
       <w:r>
         <w:rPr>
           <w:lang w:val="zh_TW" w:bidi="zh_TW"/>
         </w:rPr>
         <w:t>）。他與</w:t>
       </w:r>
-      <w:hyperlink r:id="rId61">
-        <w:r>
-          <w:rPr>
-            <w:lang w:val="zh_TW" w:bidi="zh_TW"/>
-          </w:rPr>
-          <w:rPr>
-            <w:color w:val="0000EE"/>
-            <w:u w:val="single"/>
-          </w:rPr>
-          <w:t>馬太福音十章3節</w:t>
-        </w:r>
-      </w:hyperlink>
+      <w:r>
+        <w:rPr>
+          <w:lang w:val="zh_TW" w:bidi="zh_TW"/>
+        </w:rPr>
+        <w:t>馬太福音十章3節</w:t>
+      </w:r>
       <w:r>
         <w:rPr>
           <w:lang w:val="zh_TW" w:bidi="zh_TW"/>
         </w:rPr>
         <w:t>和</w:t>
       </w:r>
-      <w:hyperlink r:id="rId62">
-        <w:r>
-          <w:rPr>
-            <w:lang w:val="zh_TW" w:bidi="zh_TW"/>
-          </w:rPr>
-          <w:rPr>
-            <w:color w:val="0000EE"/>
-            <w:u w:val="single"/>
-          </w:rPr>
-          <w:t>馬可福音三章18節</w:t>
-        </w:r>
-      </w:hyperlink>
+      <w:r>
+        <w:rPr>
+          <w:lang w:val="zh_TW" w:bidi="zh_TW"/>
+        </w:rPr>
+        <w:t>馬可福音三章18節</w:t>
+      </w:r>
       <w:r>
         <w:rPr>
           <w:lang w:val="zh_TW" w:bidi="zh_TW"/>
@@ -1735,18 +1429,12 @@
         </w:rPr>
         <w:t>一位加利利人，他因為居里扭在公元6年進行的戶口普查而發動了一場針對羅馬人的猶太人起義。在</w:t>
       </w:r>
-      <w:hyperlink r:id="rId63">
-        <w:r>
-          <w:rPr>
-            <w:lang w:val="zh_TW" w:bidi="zh_TW"/>
-          </w:rPr>
-          <w:rPr>
-            <w:color w:val="0000EE"/>
-            <w:u w:val="single"/>
-          </w:rPr>
-          <w:t>使徒行傳五章37節</w:t>
-        </w:r>
-      </w:hyperlink>
+      <w:r>
+        <w:rPr>
+          <w:lang w:val="zh_TW" w:bidi="zh_TW"/>
+        </w:rPr>
+        <w:t>使徒行傳五章37節</w:t>
+      </w:r>
       <w:r>
         <w:rPr>
           <w:lang w:val="zh_TW" w:bidi="zh_TW"/>
@@ -1784,18 +1472,12 @@
         </w:rPr>
         <w:t>大馬士革「直街」上一間房子的主人。掃羅（保羅）歸信後，住在這裡，並在這裡接受亞拿尼亞的醫治，使他的視力恢復（</w:t>
       </w:r>
-      <w:hyperlink r:id="rId64">
-        <w:r>
-          <w:rPr>
-            <w:lang w:val="zh_TW" w:bidi="zh_TW"/>
-          </w:rPr>
-          <w:rPr>
-            <w:color w:val="0000EE"/>
-            <w:u w:val="single"/>
-          </w:rPr>
-          <w:t>徒9:11</w:t>
-        </w:r>
-      </w:hyperlink>
+      <w:r>
+        <w:rPr>
+          <w:lang w:val="zh_TW" w:bidi="zh_TW"/>
+        </w:rPr>
+        <w:t>徒9:11</w:t>
+      </w:r>
       <w:r>
         <w:rPr>
           <w:lang w:val="zh_TW" w:bidi="zh_TW"/>
@@ -1820,18 +1502,12 @@
         </w:rPr>
         <w:t>早期耶路撒冷教會的先知和領袖。這位猶大又稱為巴撒巴，被選為與西拉一起陪同保羅和巴拿巴前往安提阿，向那裡的信徒確認耶路撒冷會議關於外邦教會的決定，並鼓勵他們（</w:t>
       </w:r>
-      <w:hyperlink r:id="rId65">
-        <w:r>
-          <w:rPr>
-            <w:lang w:val="zh_TW" w:bidi="zh_TW"/>
-          </w:rPr>
-          <w:rPr>
-            <w:color w:val="0000EE"/>
-            <w:u w:val="single"/>
-          </w:rPr>
-          <w:t>徒15:22–32</w:t>
-        </w:r>
-      </w:hyperlink>
+      <w:r>
+        <w:rPr>
+          <w:lang w:val="zh_TW" w:bidi="zh_TW"/>
+        </w:rPr>
+        <w:t>徒15:22–32</w:t>
+      </w:r>
       <w:r>
         <w:rPr>
           <w:lang w:val="zh_TW" w:bidi="zh_TW"/>
@@ -1875,18 +1551,12 @@
         </w:rPr>
         <w:t>有英文譯本拼寫為Judah，是雅各的兒子（</w:t>
       </w:r>
-      <w:hyperlink r:id="rId66">
-        <w:r>
-          <w:rPr>
-            <w:lang w:val="zh_TW" w:bidi="zh_TW"/>
-          </w:rPr>
-          <w:rPr>
-            <w:color w:val="0000EE"/>
-            <w:u w:val="single"/>
-          </w:rPr>
-          <w:t>太1:2–3</w:t>
-        </w:r>
-      </w:hyperlink>
+      <w:r>
+        <w:rPr>
+          <w:lang w:val="zh_TW" w:bidi="zh_TW"/>
+        </w:rPr>
+        <w:t>太1:2–3</w:t>
+      </w:r>
       <w:r>
         <w:rPr>
           <w:lang w:val="zh_TW" w:bidi="zh_TW"/>
@@ -1992,36 +1662,24 @@
         </w:rPr>
         <w:t>猶大是耶穌的兄弟在</w:t>
       </w:r>
-      <w:hyperlink r:id="rId56">
-        <w:r>
-          <w:rPr>
-            <w:lang w:val="zh_TW" w:bidi="zh_TW"/>
-          </w:rPr>
-          <w:rPr>
-            <w:color w:val="0000EE"/>
-            <w:u w:val="single"/>
-          </w:rPr>
-          <w:t>馬可福音六章3節</w:t>
-        </w:r>
-      </w:hyperlink>
+      <w:r>
+        <w:rPr>
+          <w:lang w:val="zh_TW" w:bidi="zh_TW"/>
+        </w:rPr>
+        <w:t>馬可福音六章3節</w:t>
+      </w:r>
       <w:r>
         <w:rPr>
           <w:lang w:val="zh_TW" w:bidi="zh_TW"/>
         </w:rPr>
         <w:t>。猶大（Judas）在</w:t>
       </w:r>
-      <w:hyperlink r:id="rId67">
-        <w:r>
-          <w:rPr>
-            <w:lang w:val="zh_TW" w:bidi="zh_TW"/>
-          </w:rPr>
-          <w:rPr>
-            <w:color w:val="0000EE"/>
-            <w:u w:val="single"/>
-          </w:rPr>
-          <w:t>猶大書第1章</w:t>
-        </w:r>
-      </w:hyperlink>
+      <w:r>
+        <w:rPr>
+          <w:lang w:val="zh_TW" w:bidi="zh_TW"/>
+        </w:rPr>
+        <w:t>猶大書第1章</w:t>
+      </w:r>
       <w:r>
         <w:rPr>
           <w:lang w:val="zh_TW" w:bidi="zh_TW"/>
@@ -2065,18 +1723,12 @@
         </w:rPr>
         <w:t>在</w:t>
       </w:r>
-      <w:hyperlink r:id="rId68">
-        <w:r>
-          <w:rPr>
-            <w:lang w:val="zh_TW" w:bidi="zh_TW"/>
-          </w:rPr>
-          <w:rPr>
-            <w:color w:val="0000EE"/>
-            <w:u w:val="single"/>
-          </w:rPr>
-          <w:t>路加福音三章26節，</w:t>
-        </w:r>
-      </w:hyperlink>
+      <w:r>
+        <w:rPr>
+          <w:lang w:val="zh_TW" w:bidi="zh_TW"/>
+        </w:rPr>
+        <w:t>路加福音三章26節，</w:t>
+      </w:r>
       <w:r>
         <w:rPr>
           <w:lang w:val="zh_TW" w:bidi="zh_TW"/>
@@ -2120,18 +1772,12 @@
         </w:rPr>
         <w:t>在</w:t>
       </w:r>
-      <w:hyperlink r:id="rId69">
-        <w:r>
-          <w:rPr>
-            <w:lang w:val="zh_TW" w:bidi="zh_TW"/>
-          </w:rPr>
-          <w:rPr>
-            <w:color w:val="0000EE"/>
-            <w:u w:val="single"/>
-          </w:rPr>
-          <w:t>路加福音三章30節，</w:t>
-        </w:r>
-      </w:hyperlink>
+      <w:r>
+        <w:rPr>
+          <w:lang w:val="zh_TW" w:bidi="zh_TW"/>
+        </w:rPr>
+        <w:t>路加福音三章30節，</w:t>
+      </w:r>
       <w:r>
         <w:rPr>
           <w:lang w:val="zh_TW" w:bidi="zh_TW"/>
@@ -2175,18 +1821,12 @@
         </w:rPr>
         <w:t>在</w:t>
       </w:r>
-      <w:hyperlink r:id="rId70">
-        <w:r>
-          <w:rPr>
-            <w:lang w:val="zh_TW" w:bidi="zh_TW"/>
-          </w:rPr>
-          <w:rPr>
-            <w:color w:val="0000EE"/>
-            <w:u w:val="single"/>
-          </w:rPr>
-          <w:t>路加福音三章33節，</w:t>
-        </w:r>
-      </w:hyperlink>
+      <w:r>
+        <w:rPr>
+          <w:lang w:val="zh_TW" w:bidi="zh_TW"/>
+        </w:rPr>
+        <w:t>路加福音三章33節，</w:t>
+      </w:r>
       <w:r>
         <w:rPr>
           <w:lang w:val="zh_TW" w:bidi="zh_TW"/>
@@ -2230,54 +1870,36 @@
         </w:rPr>
         <w:t>猶大支派（</w:t>
       </w:r>
-      <w:hyperlink r:id="rId71">
-        <w:r>
-          <w:rPr>
-            <w:lang w:val="zh_TW" w:bidi="zh_TW"/>
-          </w:rPr>
-          <w:rPr>
-            <w:color w:val="0000EE"/>
-            <w:u w:val="single"/>
-          </w:rPr>
-          <w:t>來7:14</w:t>
-        </w:r>
-      </w:hyperlink>
+      <w:r>
+        <w:rPr>
+          <w:lang w:val="zh_TW" w:bidi="zh_TW"/>
+        </w:rPr>
+        <w:t>來7:14</w:t>
+      </w:r>
       <w:r>
         <w:rPr>
           <w:lang w:val="zh_TW" w:bidi="zh_TW"/>
         </w:rPr>
         <w:t>；</w:t>
       </w:r>
-      <w:hyperlink r:id="rId72">
-        <w:r>
-          <w:rPr>
-            <w:lang w:val="zh_TW" w:bidi="zh_TW"/>
-          </w:rPr>
-          <w:rPr>
-            <w:color w:val="0000EE"/>
-            <w:u w:val="single"/>
-          </w:rPr>
-          <w:t>啟5:5</w:t>
-        </w:r>
-      </w:hyperlink>
+      <w:r>
+        <w:rPr>
+          <w:lang w:val="zh_TW" w:bidi="zh_TW"/>
+        </w:rPr>
+        <w:t>啟5:5</w:t>
+      </w:r>
       <w:r>
         <w:rPr>
           <w:lang w:val="zh_TW" w:bidi="zh_TW"/>
         </w:rPr>
         <w:t>，</w:t>
       </w:r>
-      <w:hyperlink r:id="rId73">
-        <w:r>
-          <w:rPr>
-            <w:lang w:val="zh_TW" w:bidi="zh_TW"/>
-          </w:rPr>
-          <w:rPr>
-            <w:color w:val="0000EE"/>
-            <w:u w:val="single"/>
-          </w:rPr>
-          <w:t>7:5</w:t>
-        </w:r>
-      </w:hyperlink>
+      <w:r>
+        <w:rPr>
+          <w:lang w:val="zh_TW" w:bidi="zh_TW"/>
+        </w:rPr>
+        <w:t>7:5</w:t>
+      </w:r>
       <w:r>
         <w:rPr>
           <w:lang w:val="zh_TW" w:bidi="zh_TW"/>
@@ -2365,54 +1987,36 @@
         </w:rPr>
         <w:t>雅各十二個兒子中的第四個（</w:t>
       </w:r>
-      <w:hyperlink r:id="rId74">
-        <w:r>
-          <w:rPr>
-            <w:lang w:val="zh_TW" w:bidi="zh_TW"/>
-          </w:rPr>
-          <w:rPr>
-            <w:color w:val="0000EE"/>
-            <w:u w:val="single"/>
-          </w:rPr>
-          <w:t>創35:23</w:t>
-        </w:r>
-      </w:hyperlink>
+      <w:r>
+        <w:rPr>
+          <w:lang w:val="zh_TW" w:bidi="zh_TW"/>
+        </w:rPr>
+        <w:t>創35:23</w:t>
+      </w:r>
       <w:r>
         <w:rPr>
           <w:lang w:val="zh_TW" w:bidi="zh_TW"/>
         </w:rPr>
         <w:t>；</w:t>
       </w:r>
-      <w:hyperlink r:id="rId75">
-        <w:r>
-          <w:rPr>
-            <w:lang w:val="zh_TW" w:bidi="zh_TW"/>
-          </w:rPr>
-          <w:rPr>
-            <w:color w:val="0000EE"/>
-            <w:u w:val="single"/>
-          </w:rPr>
-          <w:t>代上2:1</w:t>
-        </w:r>
-      </w:hyperlink>
+      <w:r>
+        <w:rPr>
+          <w:lang w:val="zh_TW" w:bidi="zh_TW"/>
+        </w:rPr>
+        <w:t>代上2:1</w:t>
+      </w:r>
       <w:r>
         <w:rPr>
           <w:lang w:val="zh_TW" w:bidi="zh_TW"/>
         </w:rPr>
         <w:t>），也是利亞和雅各所生的第四個兒子。利亞給他起名叫猶大，意思是「讚美」，因為她因再為雅各生了一個兒子而歡喜（</w:t>
       </w:r>
-      <w:hyperlink r:id="rId76">
-        <w:r>
-          <w:rPr>
-            <w:lang w:val="zh_TW" w:bidi="zh_TW"/>
-          </w:rPr>
-          <w:rPr>
-            <w:color w:val="0000EE"/>
-            <w:u w:val="single"/>
-          </w:rPr>
-          <w:t>創29:35</w:t>
-        </w:r>
-      </w:hyperlink>
+      <w:r>
+        <w:rPr>
+          <w:lang w:val="zh_TW" w:bidi="zh_TW"/>
+        </w:rPr>
+        <w:t>創29:35</w:t>
+      </w:r>
       <w:r>
         <w:rPr>
           <w:lang w:val="zh_TW" w:bidi="zh_TW"/>
@@ -2473,36 +2077,24 @@
         </w:rPr>
         <w:t>示拉，是迦南人書亞女兒所生的（</w:t>
       </w:r>
-      <w:hyperlink r:id="rId77">
-        <w:r>
-          <w:rPr>
-            <w:lang w:val="zh_TW" w:bidi="zh_TW"/>
-          </w:rPr>
-          <w:rPr>
-            <w:color w:val="0000EE"/>
-            <w:u w:val="single"/>
-          </w:rPr>
-          <w:t>創38:3–5</w:t>
-        </w:r>
-      </w:hyperlink>
+      <w:r>
+        <w:rPr>
+          <w:lang w:val="zh_TW" w:bidi="zh_TW"/>
+        </w:rPr>
+        <w:t>創38:3–5</w:t>
+      </w:r>
       <w:r>
         <w:rPr>
           <w:lang w:val="zh_TW" w:bidi="zh_TW"/>
         </w:rPr>
         <w:t>；</w:t>
       </w:r>
-      <w:hyperlink r:id="rId78">
-        <w:r>
-          <w:rPr>
-            <w:lang w:val="zh_TW" w:bidi="zh_TW"/>
-          </w:rPr>
-          <w:rPr>
-            <w:color w:val="0000EE"/>
-            <w:u w:val="single"/>
-          </w:rPr>
-          <w:t>代上2:3</w:t>
-        </w:r>
-      </w:hyperlink>
+      <w:r>
+        <w:rPr>
+          <w:lang w:val="zh_TW" w:bidi="zh_TW"/>
+        </w:rPr>
+        <w:t>代上2:3</w:t>
+      </w:r>
       <w:r>
         <w:rPr>
           <w:lang w:val="zh_TW" w:bidi="zh_TW"/>
@@ -2527,36 +2119,24 @@
         </w:rPr>
         <w:t>法勒斯和謝拉，是他與兒婦她瑪所生的一對雙胞胎（</w:t>
       </w:r>
-      <w:hyperlink r:id="rId79">
-        <w:r>
-          <w:rPr>
-            <w:lang w:val="zh_TW" w:bidi="zh_TW"/>
-          </w:rPr>
-          <w:rPr>
-            <w:color w:val="0000EE"/>
-            <w:u w:val="single"/>
-          </w:rPr>
-          <w:t>創38:29–30</w:t>
-        </w:r>
-      </w:hyperlink>
+      <w:r>
+        <w:rPr>
+          <w:lang w:val="zh_TW" w:bidi="zh_TW"/>
+        </w:rPr>
+        <w:t>創38:29–30</w:t>
+      </w:r>
       <w:r>
         <w:rPr>
           <w:lang w:val="zh_TW" w:bidi="zh_TW"/>
         </w:rPr>
         <w:t>；</w:t>
       </w:r>
-      <w:hyperlink r:id="rId80">
-        <w:r>
-          <w:rPr>
-            <w:lang w:val="zh_TW" w:bidi="zh_TW"/>
-          </w:rPr>
-          <w:rPr>
-            <w:color w:val="0000EE"/>
-            <w:u w:val="single"/>
-          </w:rPr>
-          <w:t>代上2:4</w:t>
-        </w:r>
-      </w:hyperlink>
+      <w:r>
+        <w:rPr>
+          <w:lang w:val="zh_TW" w:bidi="zh_TW"/>
+        </w:rPr>
+        <w:t>代上2:4</w:t>
+      </w:r>
       <w:r>
         <w:rPr>
           <w:lang w:val="zh_TW" w:bidi="zh_TW"/>
@@ -2577,54 +2157,36 @@
         </w:rPr>
         <w:t>後來，猶大與父親和兄弟們一同在埃及定居（</w:t>
       </w:r>
-      <w:hyperlink r:id="rId81">
-        <w:r>
-          <w:rPr>
-            <w:lang w:val="zh_TW" w:bidi="zh_TW"/>
-          </w:rPr>
-          <w:rPr>
-            <w:color w:val="0000EE"/>
-            <w:u w:val="single"/>
-          </w:rPr>
-          <w:t>出1:2</w:t>
-        </w:r>
-      </w:hyperlink>
+      <w:r>
+        <w:rPr>
+          <w:lang w:val="zh_TW" w:bidi="zh_TW"/>
+        </w:rPr>
+        <w:t>出1:2</w:t>
+      </w:r>
       <w:r>
         <w:rPr>
           <w:lang w:val="zh_TW" w:bidi="zh_TW"/>
         </w:rPr>
         <w:t>）。珥和俄南在迦南地因悖逆神而被神除滅（</w:t>
       </w:r>
-      <w:hyperlink r:id="rId82">
-        <w:r>
-          <w:rPr>
-            <w:lang w:val="zh_TW" w:bidi="zh_TW"/>
-          </w:rPr>
-          <w:rPr>
-            <w:color w:val="0000EE"/>
-            <w:u w:val="single"/>
-          </w:rPr>
-          <w:t>創46:12</w:t>
-        </w:r>
-      </w:hyperlink>
+      <w:r>
+        <w:rPr>
+          <w:lang w:val="zh_TW" w:bidi="zh_TW"/>
+        </w:rPr>
+        <w:t>創46:12</w:t>
+      </w:r>
       <w:r>
         <w:rPr>
           <w:lang w:val="zh_TW" w:bidi="zh_TW"/>
         </w:rPr>
         <w:t>）。猶大後來成為以色列十二支派之一猶大支派的祖先（</w:t>
       </w:r>
-      <w:hyperlink r:id="rId83">
-        <w:r>
-          <w:rPr>
-            <w:lang w:val="zh_TW" w:bidi="zh_TW"/>
-          </w:rPr>
-          <w:rPr>
-            <w:color w:val="0000EE"/>
-            <w:u w:val="single"/>
-          </w:rPr>
-          <w:t>民1:26–27</w:t>
-        </w:r>
-      </w:hyperlink>
+      <w:r>
+        <w:rPr>
+          <w:lang w:val="zh_TW" w:bidi="zh_TW"/>
+        </w:rPr>
+        <w:t>民1:26–27</w:t>
+      </w:r>
       <w:r>
         <w:rPr>
           <w:lang w:val="zh_TW" w:bidi="zh_TW"/>
@@ -2645,138 +2207,90 @@
         </w:rPr>
         <w:t>猶大在她瑪這件事上行事魯莽（</w:t>
       </w:r>
-      <w:hyperlink r:id="rId84">
-        <w:r>
-          <w:rPr>
-            <w:lang w:val="zh_TW" w:bidi="zh_TW"/>
-          </w:rPr>
-          <w:rPr>
-            <w:color w:val="0000EE"/>
-            <w:u w:val="single"/>
-          </w:rPr>
-          <w:t>創38:6–30</w:t>
-        </w:r>
-      </w:hyperlink>
+      <w:r>
+        <w:rPr>
+          <w:lang w:val="zh_TW" w:bidi="zh_TW"/>
+        </w:rPr>
+        <w:t>創38:6–30</w:t>
+      </w:r>
       <w:r>
         <w:rPr>
           <w:lang w:val="zh_TW" w:bidi="zh_TW"/>
         </w:rPr>
         <w:t>）。然而，當便雅憫在埃及面臨危險時，猶大勇於承擔責任，親自為他的安全作保；後來又代表眾兄弟在約瑟面前陳情（</w:t>
       </w:r>
-      <w:hyperlink r:id="rId85">
-        <w:r>
-          <w:rPr>
-            <w:lang w:val="zh_TW" w:bidi="zh_TW"/>
-          </w:rPr>
-          <w:rPr>
-            <w:color w:val="0000EE"/>
-            <w:u w:val="single"/>
-          </w:rPr>
-          <w:t>創44:14–18</w:t>
-        </w:r>
-      </w:hyperlink>
+      <w:r>
+        <w:rPr>
+          <w:lang w:val="zh_TW" w:bidi="zh_TW"/>
+        </w:rPr>
+        <w:t>創44:14–18</w:t>
+      </w:r>
       <w:r>
         <w:rPr>
           <w:lang w:val="zh_TW" w:bidi="zh_TW"/>
         </w:rPr>
         <w:t>）。雅各祝福眾子時，把長子的特權賜給猶大。猶大的家族將在雅各的家族中居首位，而亞伯拉罕之約所應許的彌賽亞也要出自猶大（</w:t>
       </w:r>
-      <w:hyperlink r:id="rId86">
-        <w:r>
-          <w:rPr>
-            <w:lang w:val="zh_TW" w:bidi="zh_TW"/>
-          </w:rPr>
-          <w:rPr>
-            <w:color w:val="0000EE"/>
-            <w:u w:val="single"/>
-          </w:rPr>
-          <w:t>創49:8–12</w:t>
-        </w:r>
-      </w:hyperlink>
+      <w:r>
+        <w:rPr>
+          <w:lang w:val="zh_TW" w:bidi="zh_TW"/>
+        </w:rPr>
+        <w:t>創49:8–12</w:t>
+      </w:r>
       <w:r>
         <w:rPr>
           <w:lang w:val="zh_TW" w:bidi="zh_TW"/>
         </w:rPr>
         <w:t>）。後來，在路得與波阿斯訂婚時，人們也稱頌猶大的家族（</w:t>
       </w:r>
-      <w:hyperlink r:id="rId87">
-        <w:r>
-          <w:rPr>
-            <w:lang w:val="zh_TW" w:bidi="zh_TW"/>
-          </w:rPr>
-          <w:rPr>
-            <w:color w:val="0000EE"/>
-            <w:u w:val="single"/>
-          </w:rPr>
-          <w:t>得4:12</w:t>
-        </w:r>
-      </w:hyperlink>
+      <w:r>
+        <w:rPr>
+          <w:lang w:val="zh_TW" w:bidi="zh_TW"/>
+        </w:rPr>
+        <w:t>得4:12</w:t>
+      </w:r>
       <w:r>
         <w:rPr>
           <w:lang w:val="zh_TW" w:bidi="zh_TW"/>
         </w:rPr>
         <w:t>）。此外，大衛王室的家譜（</w:t>
       </w:r>
-      <w:hyperlink r:id="rId88">
-        <w:r>
-          <w:rPr>
-            <w:lang w:val="zh_TW" w:bidi="zh_TW"/>
-          </w:rPr>
-          <w:rPr>
-            <w:color w:val="0000EE"/>
-            <w:u w:val="single"/>
-          </w:rPr>
-          <w:t>代上2:1–15</w:t>
-        </w:r>
-      </w:hyperlink>
+      <w:r>
+        <w:rPr>
+          <w:lang w:val="zh_TW" w:bidi="zh_TW"/>
+        </w:rPr>
+        <w:t>代上2:1–15</w:t>
+      </w:r>
       <w:r>
         <w:rPr>
           <w:lang w:val="zh_TW" w:bidi="zh_TW"/>
         </w:rPr>
         <w:t>，</w:t>
       </w:r>
-      <w:hyperlink r:id="rId89">
-        <w:r>
-          <w:rPr>
-            <w:lang w:val="zh_TW" w:bidi="zh_TW"/>
-          </w:rPr>
-          <w:rPr>
-            <w:color w:val="0000EE"/>
-            <w:u w:val="single"/>
-          </w:rPr>
-          <w:t>3:1–24</w:t>
-        </w:r>
-      </w:hyperlink>
+      <w:r>
+        <w:rPr>
+          <w:lang w:val="zh_TW" w:bidi="zh_TW"/>
+        </w:rPr>
+        <w:t>3:1–24</w:t>
+      </w:r>
       <w:r>
         <w:rPr>
           <w:lang w:val="zh_TW" w:bidi="zh_TW"/>
         </w:rPr>
         <w:t>）出自猶大，而耶穌基督也屬於猶大支派（</w:t>
       </w:r>
-      <w:hyperlink r:id="rId66">
-        <w:r>
-          <w:rPr>
-            <w:lang w:val="zh_TW" w:bidi="zh_TW"/>
-          </w:rPr>
-          <w:rPr>
-            <w:color w:val="0000EE"/>
-            <w:u w:val="single"/>
-          </w:rPr>
-          <w:t>太1:2–3；</w:t>
-        </w:r>
-      </w:hyperlink>
-      <w:hyperlink r:id="rId70">
-        <w:r>
-          <w:rPr>
-            <w:lang w:val="zh_TW" w:bidi="zh_TW"/>
-          </w:rPr>
-          <w:rPr>
-            <w:color w:val="0000EE"/>
-            <w:u w:val="single"/>
-          </w:rPr>
-          <w:t>路3:33</w:t>
-        </w:r>
-      </w:hyperlink>
+      <w:r>
+        <w:rPr>
+          <w:lang w:val="zh_TW" w:bidi="zh_TW"/>
+        </w:rPr>
+        <w:t>太1:2–3；</w:t>
+      </w:r>
+      <w:r>
+        <w:rPr>
+          <w:lang w:val="zh_TW" w:bidi="zh_TW"/>
+        </w:rPr>
+        <w:t>路3:33</w:t>
+      </w:r>
       <w:r>
         <w:rPr>
           <w:lang w:val="zh_TW" w:bidi="zh_TW"/>
@@ -2850,54 +2364,36 @@
         </w:rPr>
         <w:t>一個利未人家族的祖先。從巴比倫被擄歸回後，他的後裔協助大祭司耶書亞重建聖殿（</w:t>
       </w:r>
-      <w:hyperlink r:id="rId90">
-        <w:r>
-          <w:rPr>
-            <w:lang w:val="zh_TW" w:bidi="zh_TW"/>
-          </w:rPr>
-          <w:rPr>
-            <w:color w:val="0000EE"/>
-            <w:u w:val="single"/>
-          </w:rPr>
-          <w:t>拉3:9</w:t>
-        </w:r>
-      </w:hyperlink>
+      <w:r>
+        <w:rPr>
+          <w:lang w:val="zh_TW" w:bidi="zh_TW"/>
+        </w:rPr>
+        <w:t>拉3:9</w:t>
+      </w:r>
       <w:r>
         <w:rPr>
           <w:lang w:val="zh_TW" w:bidi="zh_TW"/>
         </w:rPr>
         <w:t>）。他在</w:t>
       </w:r>
-      <w:hyperlink r:id="rId91">
-        <w:r>
-          <w:rPr>
-            <w:lang w:val="zh_TW" w:bidi="zh_TW"/>
-          </w:rPr>
-          <w:rPr>
-            <w:color w:val="0000EE"/>
-            <w:u w:val="single"/>
-          </w:rPr>
-          <w:t>以斯拉記二章40節</w:t>
-        </w:r>
-      </w:hyperlink>
+      <w:r>
+        <w:rPr>
+          <w:lang w:val="zh_TW" w:bidi="zh_TW"/>
+        </w:rPr>
+        <w:t>以斯拉記二章40節</w:t>
+      </w:r>
       <w:r>
         <w:rPr>
           <w:lang w:val="zh_TW" w:bidi="zh_TW"/>
         </w:rPr>
         <w:t>中又名何達威雅，在</w:t>
       </w:r>
-      <w:hyperlink r:id="rId92">
-        <w:r>
-          <w:rPr>
-            <w:lang w:val="zh_TW" w:bidi="zh_TW"/>
-          </w:rPr>
-          <w:rPr>
-            <w:color w:val="0000EE"/>
-            <w:u w:val="single"/>
-          </w:rPr>
-          <w:t>尼希米記七章43節</w:t>
-        </w:r>
-      </w:hyperlink>
+      <w:r>
+        <w:rPr>
+          <w:lang w:val="zh_TW" w:bidi="zh_TW"/>
+        </w:rPr>
+        <w:t>尼希米記七章43節</w:t>
+      </w:r>
       <w:r>
         <w:rPr>
           <w:lang w:val="zh_TW" w:bidi="zh_TW"/>
@@ -2948,18 +2444,12 @@
         </w:rPr>
         <w:t>一位利未人。以斯拉勸他休去他的外邦妻子（</w:t>
       </w:r>
-      <w:hyperlink r:id="rId93">
-        <w:r>
-          <w:rPr>
-            <w:lang w:val="zh_TW" w:bidi="zh_TW"/>
-          </w:rPr>
-          <w:rPr>
-            <w:color w:val="0000EE"/>
-            <w:u w:val="single"/>
-          </w:rPr>
-          <w:t>拉10:23</w:t>
-        </w:r>
-      </w:hyperlink>
+      <w:r>
+        <w:rPr>
+          <w:lang w:val="zh_TW" w:bidi="zh_TW"/>
+        </w:rPr>
+        <w:t>拉10:23</w:t>
+      </w:r>
       <w:r>
         <w:rPr>
           <w:lang w:val="zh_TW" w:bidi="zh_TW"/>
@@ -2984,18 +2474,12 @@
         </w:rPr>
         <w:t>便雅憫人，是哈西努亞的兒子。在尼希米時代，他是耶路撒冷城的副官（</w:t>
       </w:r>
-      <w:hyperlink r:id="rId94">
-        <w:r>
-          <w:rPr>
-            <w:lang w:val="zh_TW" w:bidi="zh_TW"/>
-          </w:rPr>
-          <w:rPr>
-            <w:color w:val="0000EE"/>
-            <w:u w:val="single"/>
-          </w:rPr>
-          <w:t>尼11:9</w:t>
-        </w:r>
-      </w:hyperlink>
+      <w:r>
+        <w:rPr>
+          <w:lang w:val="zh_TW" w:bidi="zh_TW"/>
+        </w:rPr>
+        <w:t>尼11:9</w:t>
+      </w:r>
       <w:r>
         <w:rPr>
           <w:lang w:val="zh_TW" w:bidi="zh_TW"/>
@@ -3020,18 +2504,12 @@
         </w:rPr>
         <w:t>隨所羅巴伯和耶書亞從巴比倫被擄之地歸回猶大的利未人領袖之一（</w:t>
       </w:r>
-      <w:hyperlink r:id="rId95">
-        <w:r>
-          <w:rPr>
-            <w:lang w:val="zh_TW" w:bidi="zh_TW"/>
-          </w:rPr>
-          <w:rPr>
-            <w:color w:val="0000EE"/>
-            <w:u w:val="single"/>
-          </w:rPr>
-          <w:t>尼12:8</w:t>
-        </w:r>
-      </w:hyperlink>
+      <w:r>
+        <w:rPr>
+          <w:lang w:val="zh_TW" w:bidi="zh_TW"/>
+        </w:rPr>
+        <w:t>尼12:8</w:t>
+      </w:r>
       <w:r>
         <w:rPr>
           <w:lang w:val="zh_TW" w:bidi="zh_TW"/>
@@ -3056,18 +2534,12 @@
         </w:rPr>
         <w:t>猶大的一位首領。從巴比倫被擄歸回後，他協助舉行耶路撒冷城牆的奉獻禮（</w:t>
       </w:r>
-      <w:hyperlink r:id="rId96">
-        <w:r>
-          <w:rPr>
-            <w:lang w:val="zh_TW" w:bidi="zh_TW"/>
-          </w:rPr>
-          <w:rPr>
-            <w:color w:val="0000EE"/>
-            <w:u w:val="single"/>
-          </w:rPr>
-          <w:t>尼12:34</w:t>
-        </w:r>
-      </w:hyperlink>
+      <w:r>
+        <w:rPr>
+          <w:lang w:val="zh_TW" w:bidi="zh_TW"/>
+        </w:rPr>
+        <w:t>尼12:34</w:t>
+      </w:r>
       <w:r>
         <w:rPr>
           <w:lang w:val="zh_TW" w:bidi="zh_TW"/>
@@ -3092,18 +2564,12 @@
         </w:rPr>
         <w:t>尼希米時代的一位祭司。其在耶路撒冷城牆奉獻禮中吹奏樂器（</w:t>
       </w:r>
-      <w:hyperlink r:id="rId97">
-        <w:r>
-          <w:rPr>
-            <w:lang w:val="zh_TW" w:bidi="zh_TW"/>
-          </w:rPr>
-          <w:rPr>
-            <w:color w:val="0000EE"/>
-            <w:u w:val="single"/>
-          </w:rPr>
-          <w:t>尼12:36</w:t>
-        </w:r>
-      </w:hyperlink>
+      <w:r>
+        <w:rPr>
+          <w:lang w:val="zh_TW" w:bidi="zh_TW"/>
+        </w:rPr>
+        <w:t>尼12:36</w:t>
+      </w:r>
       <w:r>
         <w:rPr>
           <w:lang w:val="zh_TW" w:bidi="zh_TW"/>
@@ -3128,18 +2594,12 @@
         </w:rPr>
         <w:t>約瑟的兒子，西緬的父親，也是耶穌基督的一位祖先（</w:t>
       </w:r>
-      <w:hyperlink r:id="rId69">
-        <w:r>
-          <w:rPr>
-            <w:lang w:val="zh_TW" w:bidi="zh_TW"/>
-          </w:rPr>
-          <w:rPr>
-            <w:color w:val="0000EE"/>
-            <w:u w:val="single"/>
-          </w:rPr>
-          <w:t>路3:30</w:t>
-        </w:r>
-      </w:hyperlink>
+      <w:r>
+        <w:rPr>
+          <w:lang w:val="zh_TW" w:bidi="zh_TW"/>
+        </w:rPr>
+        <w:t>路3:30</w:t>
+      </w:r>
       <w:r>
         <w:rPr>
           <w:lang w:val="zh_TW" w:bidi="zh_TW"/>
@@ -3349,72 +2809,48 @@
         </w:rPr>
         <w:t>猶大書聲明它是由「雅各的弟兄猶大」（</w:t>
       </w:r>
-      <w:hyperlink r:id="rId98">
-        <w:r>
-          <w:rPr>
-            <w:lang w:val="zh_TW" w:bidi="zh_TW"/>
-          </w:rPr>
-          <w:rPr>
-            <w:color w:val="0000EE"/>
-            <w:u w:val="single"/>
-          </w:rPr>
-          <w:t>1:1</w:t>
-        </w:r>
-      </w:hyperlink>
+      <w:r>
+        <w:rPr>
+          <w:lang w:val="zh_TW" w:bidi="zh_TW"/>
+        </w:rPr>
+        <w:t>1:1</w:t>
+      </w:r>
       <w:r>
         <w:rPr>
           <w:lang w:val="zh_TW" w:bidi="zh_TW"/>
         </w:rPr>
         <w:t>）所寫。許多學者認為這個稱呼指的是猶大（希臘文「猶大」），即耶穌的兄弟，他的兄弟雅各成為耶路撒冷教會的領袖。但其他學者認為，也許是另一位猶大寫的，或者是某位後來的作者以他所崇敬的領袖的精神所寫的。另一個猶大寫這封信的假設似乎不太可能，因為使徒猶大（</w:t>
       </w:r>
-      <w:hyperlink r:id="rId44">
-        <w:r>
-          <w:rPr>
-            <w:lang w:val="zh_TW" w:bidi="zh_TW"/>
-          </w:rPr>
-          <w:rPr>
-            <w:color w:val="0000EE"/>
-            <w:u w:val="single"/>
-          </w:rPr>
-          <w:t>路6:16</w:t>
-        </w:r>
-      </w:hyperlink>
+      <w:r>
+        <w:rPr>
+          <w:lang w:val="zh_TW" w:bidi="zh_TW"/>
+        </w:rPr>
+        <w:t>路6:16</w:t>
+      </w:r>
       <w:r>
         <w:rPr>
           <w:lang w:val="zh_TW" w:bidi="zh_TW"/>
         </w:rPr>
         <w:t>；</w:t>
       </w:r>
-      <w:hyperlink r:id="rId60">
-        <w:r>
-          <w:rPr>
-            <w:lang w:val="zh_TW" w:bidi="zh_TW"/>
-          </w:rPr>
-          <w:rPr>
-            <w:color w:val="0000EE"/>
-            <w:u w:val="single"/>
-          </w:rPr>
-          <w:t>徒1:13</w:t>
-        </w:r>
-      </w:hyperlink>
+      <w:r>
+        <w:rPr>
+          <w:lang w:val="zh_TW" w:bidi="zh_TW"/>
+        </w:rPr>
+        <w:t>徒1:13</w:t>
+      </w:r>
       <w:r>
         <w:rPr>
           <w:lang w:val="zh_TW" w:bidi="zh_TW"/>
         </w:rPr>
         <w:t>）是某個雅各的兒子，而不是雅各的兄弟；此外，</w:t>
       </w:r>
-      <w:hyperlink r:id="rId99">
-        <w:r>
-          <w:rPr>
-            <w:lang w:val="zh_TW" w:bidi="zh_TW"/>
-          </w:rPr>
-          <w:rPr>
-            <w:color w:val="0000EE"/>
-            <w:u w:val="single"/>
-          </w:rPr>
-          <w:t>猶大書一章17節</w:t>
-        </w:r>
-      </w:hyperlink>
+      <w:r>
+        <w:rPr>
+          <w:lang w:val="zh_TW" w:bidi="zh_TW"/>
+        </w:rPr>
+        <w:t>猶大書一章17節</w:t>
+      </w:r>
       <w:r>
         <w:rPr>
           <w:lang w:val="zh_TW" w:bidi="zh_TW"/>
@@ -3460,36 +2896,24 @@
         </w:rPr>
         <w:t>關於寫作日期、起源和收信人，這封信沒有直接說明。由於信仰的內容已經明確固定（</w:t>
       </w:r>
-      <w:hyperlink r:id="rId100">
-        <w:r>
-          <w:rPr>
-            <w:lang w:val="zh_TW" w:bidi="zh_TW"/>
-          </w:rPr>
-          <w:rPr>
-            <w:color w:val="0000EE"/>
-            <w:u w:val="single"/>
-          </w:rPr>
-          <w:t>猶1:3</w:t>
-        </w:r>
-      </w:hyperlink>
+      <w:r>
+        <w:rPr>
+          <w:lang w:val="zh_TW" w:bidi="zh_TW"/>
+        </w:rPr>
+        <w:t>猶1:3</w:t>
+      </w:r>
       <w:r>
         <w:rPr>
           <w:lang w:val="zh_TW" w:bidi="zh_TW"/>
         </w:rPr>
         <w:t>），而收信人可能親自聽過使徒的教導（他們可能已經去世，見</w:t>
       </w:r>
-      <w:hyperlink r:id="rId99">
-        <w:r>
-          <w:rPr>
-            <w:lang w:val="zh_TW" w:bidi="zh_TW"/>
-          </w:rPr>
-          <w:rPr>
-            <w:color w:val="0000EE"/>
-            <w:u w:val="single"/>
-          </w:rPr>
-          <w:t>17</w:t>
-        </w:r>
-      </w:hyperlink>
+      <w:r>
+        <w:rPr>
+          <w:lang w:val="zh_TW" w:bidi="zh_TW"/>
+        </w:rPr>
+        <w:t>17</w:t>
+      </w:r>
       <w:r>
         <w:rPr>
           <w:lang w:val="zh_TW" w:bidi="zh_TW"/>
@@ -3510,18 +2934,12 @@
         </w:rPr>
         <w:t>據推測，猶大與他的妻子和家人一起旅行以宣揚信仰（</w:t>
       </w:r>
-      <w:hyperlink r:id="rId101">
-        <w:r>
-          <w:rPr>
-            <w:lang w:val="zh_TW" w:bidi="zh_TW"/>
-          </w:rPr>
-          <w:rPr>
-            <w:color w:val="0000EE"/>
-            <w:u w:val="single"/>
-          </w:rPr>
-          <w:t>林前9:5</w:t>
-        </w:r>
-      </w:hyperlink>
+      <w:r>
+        <w:rPr>
+          <w:lang w:val="zh_TW" w:bidi="zh_TW"/>
+        </w:rPr>
+        <w:t>林前9:5</w:t>
+      </w:r>
       <w:r>
         <w:rPr>
           <w:lang w:val="zh_TW" w:bidi="zh_TW"/>
@@ -3567,90 +2985,60 @@
         </w:rPr>
         <w:t>對於猶大書的背景，有三個因素使其難以重建。首先，很難確定它在對抗的是哪種類型的異端。一些學者認為這是早期的諾斯底主義，另一些學者則認為這只是滲入了倫理錯誤的教導。如果異端是諾斯底主義者，他們相信天使或半神的等級制度。在這種情況下，他們可能將耶穌視為通往救恩的一個較低階的存在。他們可能認為神是較低等的創造者（造物主〔demiurge〕），並談論希望事奉真正的神（</w:t>
       </w:r>
-      <w:hyperlink r:id="rId102">
-        <w:r>
-          <w:rPr>
-            <w:lang w:val="zh_TW" w:bidi="zh_TW"/>
-          </w:rPr>
-          <w:rPr>
-            <w:color w:val="0000EE"/>
-            <w:u w:val="single"/>
-          </w:rPr>
-          <w:t>猶1:4</w:t>
-        </w:r>
-      </w:hyperlink>
+      <w:r>
+        <w:rPr>
+          <w:lang w:val="zh_TW" w:bidi="zh_TW"/>
+        </w:rPr>
+        <w:t>猶1:4</w:t>
+      </w:r>
       <w:r>
         <w:rPr>
           <w:lang w:val="zh_TW" w:bidi="zh_TW"/>
         </w:rPr>
         <w:t>）。這可能解釋了猶大書中對天使和惡魔的關注（見</w:t>
       </w:r>
-      <w:hyperlink r:id="rId103">
-        <w:r>
-          <w:rPr>
-            <w:lang w:val="zh_TW" w:bidi="zh_TW"/>
-          </w:rPr>
-          <w:rPr>
-            <w:color w:val="0000EE"/>
-            <w:u w:val="single"/>
-          </w:rPr>
-          <w:t>8</w:t>
-        </w:r>
-      </w:hyperlink>
+      <w:r>
+        <w:rPr>
+          <w:lang w:val="zh_TW" w:bidi="zh_TW"/>
+        </w:rPr>
+        <w:t>8</w:t>
+      </w:r>
       <w:r>
         <w:rPr>
           <w:lang w:val="zh_TW" w:bidi="zh_TW"/>
         </w:rPr>
         <w:t>節）以及對神合一的強調（見</w:t>
       </w:r>
-      <w:hyperlink r:id="rId104">
-        <w:r>
-          <w:rPr>
-            <w:lang w:val="zh_TW" w:bidi="zh_TW"/>
-          </w:rPr>
-          <w:rPr>
-            <w:color w:val="0000EE"/>
-            <w:u w:val="single"/>
-          </w:rPr>
-          <w:t>25</w:t>
-        </w:r>
-      </w:hyperlink>
+      <w:r>
+        <w:rPr>
+          <w:lang w:val="zh_TW" w:bidi="zh_TW"/>
+        </w:rPr>
+        <w:t>25</w:t>
+      </w:r>
       <w:r>
         <w:rPr>
           <w:lang w:val="zh_TW" w:bidi="zh_TW"/>
         </w:rPr>
         <w:t>節）。然而，更可能的是，這些人只是找到了一種合理化不道德行為的方法，並輕率地嘲弄邪惡的力量。沒有明確證據顯示他們是諾斯底主義者，但卻有大量證據顯示，有些人將福音的自由變成犯罪的藉口（例如，</w:t>
       </w:r>
-      <w:hyperlink r:id="rId105">
-        <w:r>
-          <w:rPr>
-            <w:lang w:val="zh_TW" w:bidi="zh_TW"/>
-          </w:rPr>
-          <w:rPr>
-            <w:color w:val="0000EE"/>
-            <w:u w:val="single"/>
-          </w:rPr>
-          <w:t>羅6章</w:t>
-        </w:r>
-      </w:hyperlink>
+      <w:r>
+        <w:rPr>
+          <w:lang w:val="zh_TW" w:bidi="zh_TW"/>
+        </w:rPr>
+        <w:t>羅6章</w:t>
+      </w:r>
       <w:r>
         <w:rPr>
           <w:lang w:val="zh_TW" w:bidi="zh_TW"/>
         </w:rPr>
         <w:t>；</w:t>
       </w:r>
-      <w:hyperlink r:id="rId106">
-        <w:r>
-          <w:rPr>
-            <w:lang w:val="zh_TW" w:bidi="zh_TW"/>
-          </w:rPr>
-          <w:rPr>
-            <w:color w:val="0000EE"/>
-            <w:u w:val="single"/>
-          </w:rPr>
-          <w:t>林前5–6章</w:t>
-        </w:r>
-      </w:hyperlink>
+      <w:r>
+        <w:rPr>
+          <w:lang w:val="zh_TW" w:bidi="zh_TW"/>
+        </w:rPr>
+        <w:t>林前5–6章</w:t>
+      </w:r>
       <w:r>
         <w:rPr>
           <w:lang w:val="zh_TW" w:bidi="zh_TW"/>
@@ -3671,36 +3059,24 @@
         </w:rPr>
         <w:t>其次，猶大讓我們驚訝的是，他引用了兩卷次經，包括摩西升天記（the Assumption of Moses，</w:t>
       </w:r>
-      <w:hyperlink r:id="rId102">
-        <w:r>
-          <w:rPr>
-            <w:lang w:val="zh_TW" w:bidi="zh_TW"/>
-          </w:rPr>
-          <w:rPr>
-            <w:color w:val="0000EE"/>
-            <w:u w:val="single"/>
-          </w:rPr>
-          <w:t>猶1:4</w:t>
-        </w:r>
-      </w:hyperlink>
+      <w:r>
+        <w:rPr>
+          <w:lang w:val="zh_TW" w:bidi="zh_TW"/>
+        </w:rPr>
+        <w:t>猶1:4</w:t>
+      </w:r>
       <w:r>
         <w:rPr>
           <w:lang w:val="zh_TW" w:bidi="zh_TW"/>
         </w:rPr>
         <w:t>）和以諾一書（</w:t>
       </w:r>
-      <w:hyperlink r:id="rId107">
-        <w:r>
-          <w:rPr>
-            <w:lang w:val="zh_TW" w:bidi="zh_TW"/>
-          </w:rPr>
-          <w:rPr>
-            <w:color w:val="0000EE"/>
-            <w:u w:val="single"/>
-          </w:rPr>
-          <w:t>猶1:14–15</w:t>
-        </w:r>
-      </w:hyperlink>
+      <w:r>
+        <w:rPr>
+          <w:lang w:val="zh_TW" w:bidi="zh_TW"/>
+        </w:rPr>
+        <w:t>猶1:14–15</w:t>
+      </w:r>
       <w:r>
         <w:rPr>
           <w:lang w:val="zh_TW" w:bidi="zh_TW"/>
@@ -3721,90 +3097,60 @@
         </w:rPr>
         <w:t>需要注意的是，雖然猶大可能相信這些引文的歷史性，但這封信的教導並不依賴於這些歷史性。猶大書並非在討論摩西或以諾，而是關於如何對待權威（</w:t>
       </w:r>
-      <w:hyperlink r:id="rId103">
-        <w:r>
-          <w:rPr>
-            <w:lang w:val="zh_TW" w:bidi="zh_TW"/>
-          </w:rPr>
-          <w:rPr>
-            <w:color w:val="0000EE"/>
-            <w:u w:val="single"/>
-          </w:rPr>
-          <w:t>猶1:8</w:t>
-        </w:r>
-      </w:hyperlink>
+      <w:r>
+        <w:rPr>
+          <w:lang w:val="zh_TW" w:bidi="zh_TW"/>
+        </w:rPr>
+        <w:t>猶1:8</w:t>
+      </w:r>
       <w:r>
         <w:rPr>
           <w:lang w:val="zh_TW" w:bidi="zh_TW"/>
         </w:rPr>
         <w:t>），以及神將如何對待不敬虔的人（</w:t>
       </w:r>
-      <w:hyperlink r:id="rId108">
-        <w:r>
-          <w:rPr>
-            <w:lang w:val="zh_TW" w:bidi="zh_TW"/>
-          </w:rPr>
-          <w:rPr>
-            <w:color w:val="0000EE"/>
-            <w:u w:val="single"/>
-          </w:rPr>
-          <w:t>13</w:t>
-        </w:r>
-      </w:hyperlink>
+      <w:r>
+        <w:rPr>
+          <w:lang w:val="zh_TW" w:bidi="zh_TW"/>
+        </w:rPr>
+        <w:t>13</w:t>
+      </w:r>
       <w:r>
         <w:rPr>
           <w:lang w:val="zh_TW" w:bidi="zh_TW"/>
         </w:rPr>
         <w:t>節）。這些引文說明了猶大的教導，並且可能對他的初期讀者有影響，但它們是次經這一事實，不應該比保羅引用異教作家或希伯來書作者提及馬加比二書更讓我們困擾（</w:t>
       </w:r>
-      <w:hyperlink r:id="rId109">
-        <w:r>
-          <w:rPr>
-            <w:lang w:val="zh_TW" w:bidi="zh_TW"/>
-          </w:rPr>
-          <w:rPr>
-            <w:color w:val="0000EE"/>
-            <w:u w:val="single"/>
-          </w:rPr>
-          <w:t>徒17</w:t>
-        </w:r>
-      </w:hyperlink>
+      <w:r>
+        <w:rPr>
+          <w:lang w:val="zh_TW" w:bidi="zh_TW"/>
+        </w:rPr>
+        <w:t>徒17</w:t>
+      </w:r>
       <w:r>
         <w:rPr>
           <w:lang w:val="zh_TW" w:bidi="zh_TW"/>
         </w:rPr>
         <w:t>；</w:t>
       </w:r>
-      <w:hyperlink r:id="rId110">
-        <w:r>
-          <w:rPr>
-            <w:lang w:val="zh_TW" w:bidi="zh_TW"/>
-          </w:rPr>
-          <w:rPr>
-            <w:color w:val="0000EE"/>
-            <w:u w:val="single"/>
-          </w:rPr>
-          <w:t>多1:12</w:t>
-        </w:r>
-      </w:hyperlink>
+      <w:r>
+        <w:rPr>
+          <w:lang w:val="zh_TW" w:bidi="zh_TW"/>
+        </w:rPr>
+        <w:t>多1:12</w:t>
+      </w:r>
       <w:r>
         <w:rPr>
           <w:lang w:val="zh_TW" w:bidi="zh_TW"/>
         </w:rPr>
         <w:t>；</w:t>
       </w:r>
-      <w:hyperlink r:id="rId111">
-        <w:r>
-          <w:rPr>
-            <w:lang w:val="zh_TW" w:bidi="zh_TW"/>
-          </w:rPr>
-          <w:rPr>
-            <w:color w:val="0000EE"/>
-            <w:u w:val="single"/>
-          </w:rPr>
-          <w:t>來11:35</w:t>
-        </w:r>
-      </w:hyperlink>
+      <w:r>
+        <w:rPr>
+          <w:lang w:val="zh_TW" w:bidi="zh_TW"/>
+        </w:rPr>
+        <w:t>來11:35</w:t>
+      </w:r>
       <w:r>
         <w:rPr>
           <w:lang w:val="zh_TW" w:bidi="zh_TW"/>
@@ -3825,54 +3171,36 @@
         </w:rPr>
         <w:t>第三，猶大書與</w:t>
       </w:r>
-      <w:hyperlink r:id="rId112">
-        <w:r>
-          <w:rPr>
-            <w:lang w:val="zh_TW" w:bidi="zh_TW"/>
-          </w:rPr>
-          <w:rPr>
-            <w:color w:val="0000EE"/>
-            <w:u w:val="single"/>
-          </w:rPr>
-          <w:t>彼得後書第二章</w:t>
-        </w:r>
-      </w:hyperlink>
+      <w:r>
+        <w:rPr>
+          <w:lang w:val="zh_TW" w:bidi="zh_TW"/>
+        </w:rPr>
+        <w:t>彼得後書第二章</w:t>
+      </w:r>
       <w:r>
         <w:rPr>
           <w:lang w:val="zh_TW" w:bidi="zh_TW"/>
         </w:rPr>
         <w:t>有著密切的關係，以至於猶大書要麼是彼得後書第二章的擴展，要麼彼得後書第二章是猶大書的簡縮版。兩卷書中使用的詞語、短語和比喻幾乎完全相同。雖然很難確定誰借用了誰的內容，但彼得後書的作者可能已經將猶大書中的強烈譴責改編為他作品中更具指導性的語氣。如果彼得後書已經存在，則很難想像有人會再寫猶大書。基督徒不應對這種借用感到困惑，因為沒有任何聖經作者認為自己必須完全原創，他們可以從其他經文、讚美詩或非正典文學中借用材料。對神而言，啟示一段引文或改編自其他著作的話語，與啟示一段全新創作的話語並無不同。事實上，聖經中的某些經文完全是對其他經文的重複（例如，</w:t>
       </w:r>
-      <w:hyperlink r:id="rId113">
-        <w:r>
-          <w:rPr>
-            <w:lang w:val="zh_TW" w:bidi="zh_TW"/>
-          </w:rPr>
-          <w:rPr>
-            <w:color w:val="0000EE"/>
-            <w:u w:val="single"/>
-          </w:rPr>
-          <w:t>詩18篇</w:t>
-        </w:r>
-      </w:hyperlink>
+      <w:r>
+        <w:rPr>
+          <w:lang w:val="zh_TW" w:bidi="zh_TW"/>
+        </w:rPr>
+        <w:t>詩18篇</w:t>
+      </w:r>
       <w:r>
         <w:rPr>
           <w:lang w:val="zh_TW" w:bidi="zh_TW"/>
         </w:rPr>
         <w:t>和</w:t>
       </w:r>
-      <w:hyperlink r:id="rId114">
-        <w:r>
-          <w:rPr>
-            <w:lang w:val="zh_TW" w:bidi="zh_TW"/>
-          </w:rPr>
-          <w:rPr>
-            <w:color w:val="0000EE"/>
-            <w:u w:val="single"/>
-          </w:rPr>
-          <w:t>撒下22章</w:t>
-        </w:r>
-      </w:hyperlink>
+      <w:r>
+        <w:rPr>
+          <w:lang w:val="zh_TW" w:bidi="zh_TW"/>
+        </w:rPr>
+        <w:t>撒下22章</w:t>
+      </w:r>
       <w:r>
         <w:rPr>
           <w:lang w:val="zh_TW" w:bidi="zh_TW"/>
@@ -3904,54 +3232,36 @@
         </w:rPr>
         <w:t>猶大將他的工作描述為勸勉或鼓勵（</w:t>
       </w:r>
-      <w:hyperlink r:id="rId100">
-        <w:r>
-          <w:rPr>
-            <w:lang w:val="zh_TW" w:bidi="zh_TW"/>
-          </w:rPr>
-          <w:rPr>
-            <w:color w:val="0000EE"/>
-            <w:u w:val="single"/>
-          </w:rPr>
-          <w:t>猶1:3</w:t>
-        </w:r>
-      </w:hyperlink>
+      <w:r>
+        <w:rPr>
+          <w:lang w:val="zh_TW" w:bidi="zh_TW"/>
+        </w:rPr>
+        <w:t>猶1:3</w:t>
+      </w:r>
       <w:r>
         <w:rPr>
           <w:lang w:val="zh_TW" w:bidi="zh_TW"/>
         </w:rPr>
         <w:t>）。顯然，他希望堅固教會以對抗那些歪曲福音的假教師。因此，他一再敦促信徒堅守或保守他們的純潔和福音（</w:t>
       </w:r>
-      <w:hyperlink r:id="rId100">
-        <w:r>
-          <w:rPr>
-            <w:lang w:val="zh_TW" w:bidi="zh_TW"/>
-          </w:rPr>
-          <w:rPr>
-            <w:color w:val="0000EE"/>
-            <w:u w:val="single"/>
-          </w:rPr>
-          <w:t>3、20–21、24</w:t>
-        </w:r>
-      </w:hyperlink>
+      <w:r>
+        <w:rPr>
+          <w:lang w:val="zh_TW" w:bidi="zh_TW"/>
+        </w:rPr>
+        <w:t>3、20–21、24</w:t>
+      </w:r>
       <w:r>
         <w:rPr>
           <w:lang w:val="zh_TW" w:bidi="zh_TW"/>
         </w:rPr>
         <w:t>節）。然而，他並不希望只是把這些假教師趕走，因為他希望信徒能夠從這些危險中拯救一些人，雖然這拯救本身會是危險的工作（見</w:t>
       </w:r>
-      <w:hyperlink r:id="rId115">
-        <w:r>
-          <w:rPr>
-            <w:lang w:val="zh_TW" w:bidi="zh_TW"/>
-          </w:rPr>
-          <w:rPr>
-            <w:color w:val="0000EE"/>
-            <w:u w:val="single"/>
-          </w:rPr>
-          <w:t>23</w:t>
-        </w:r>
-      </w:hyperlink>
+      <w:r>
+        <w:rPr>
+          <w:lang w:val="zh_TW" w:bidi="zh_TW"/>
+        </w:rPr>
+        <w:t>23</w:t>
+      </w:r>
       <w:r>
         <w:rPr>
           <w:lang w:val="zh_TW" w:bidi="zh_TW"/>
@@ -3972,90 +3282,60 @@
         </w:rPr>
         <w:t>在這些勸勉中，猶大並沒有提出任何新的教義；更確切的說，他重申了一些舊的教導：（1）他強調福音的倫理性質，以及在生活和言語中保持純潔的必要性。（2）他對基督的救恩表現出高度重視，並且堅信獨一的神。（3）他要求尊重權威，包括世俗和屬靈的權威（</w:t>
       </w:r>
-      <w:hyperlink r:id="rId116">
-        <w:r>
-          <w:rPr>
-            <w:lang w:val="zh_TW" w:bidi="zh_TW"/>
-          </w:rPr>
-          <w:rPr>
-            <w:color w:val="0000EE"/>
-            <w:u w:val="single"/>
-          </w:rPr>
-          <w:t>8–11</w:t>
-        </w:r>
-      </w:hyperlink>
+      <w:r>
+        <w:rPr>
+          <w:lang w:val="zh_TW" w:bidi="zh_TW"/>
+        </w:rPr>
+        <w:t>8–11</w:t>
+      </w:r>
       <w:r>
         <w:rPr>
           <w:lang w:val="zh_TW" w:bidi="zh_TW"/>
         </w:rPr>
         <w:t>節）。（4）他明確持有末世論的信仰，強調即將來臨的最後審判（第</w:t>
       </w:r>
-      <w:hyperlink r:id="rId107">
-        <w:r>
-          <w:rPr>
-            <w:lang w:val="zh_TW" w:bidi="zh_TW"/>
-          </w:rPr>
-          <w:rPr>
-            <w:color w:val="0000EE"/>
-            <w:u w:val="single"/>
-          </w:rPr>
-          <w:t>14–15</w:t>
-        </w:r>
-      </w:hyperlink>
+      <w:r>
+        <w:rPr>
+          <w:lang w:val="zh_TW" w:bidi="zh_TW"/>
+        </w:rPr>
+        <w:t>14–15</w:t>
+      </w:r>
       <w:r>
         <w:rPr>
           <w:lang w:val="zh_TW" w:bidi="zh_TW"/>
         </w:rPr>
         <w:t>節），並確認末世已經來臨（</w:t>
       </w:r>
-      <w:hyperlink r:id="rId117">
-        <w:r>
-          <w:rPr>
-            <w:lang w:val="zh_TW" w:bidi="zh_TW"/>
-          </w:rPr>
-          <w:rPr>
-            <w:color w:val="0000EE"/>
-            <w:u w:val="single"/>
-          </w:rPr>
-          <w:t>18</w:t>
-        </w:r>
-      </w:hyperlink>
+      <w:r>
+        <w:rPr>
+          <w:lang w:val="zh_TW" w:bidi="zh_TW"/>
+        </w:rPr>
+        <w:t>18</w:t>
+      </w:r>
       <w:r>
         <w:rPr>
           <w:lang w:val="zh_TW" w:bidi="zh_TW"/>
         </w:rPr>
         <w:t>節）。（5） 他警告說在信仰上無論是教義上還是倫理上都必須堅持到底（</w:t>
       </w:r>
-      <w:hyperlink r:id="rId118">
-        <w:r>
-          <w:rPr>
-            <w:lang w:val="zh_TW" w:bidi="zh_TW"/>
-          </w:rPr>
-          <w:rPr>
-            <w:color w:val="0000EE"/>
-            <w:u w:val="single"/>
-          </w:rPr>
-          <w:t>19–21</w:t>
-        </w:r>
-      </w:hyperlink>
+      <w:r>
+        <w:rPr>
+          <w:lang w:val="zh_TW" w:bidi="zh_TW"/>
+        </w:rPr>
+        <w:t>19–21</w:t>
+      </w:r>
       <w:r>
         <w:rPr>
           <w:lang w:val="zh_TW" w:bidi="zh_TW"/>
         </w:rPr>
         <w:t>節）。（6）他表現出熱忱，試圖挽回那些偏離正道的人，因為他們已經遠離了神的恩典（</w:t>
       </w:r>
-      <w:hyperlink r:id="rId115">
-        <w:r>
-          <w:rPr>
-            <w:lang w:val="zh_TW" w:bidi="zh_TW"/>
-          </w:rPr>
-          <w:rPr>
-            <w:color w:val="0000EE"/>
-            <w:u w:val="single"/>
-          </w:rPr>
-          <w:t>23</w:t>
-        </w:r>
-      </w:hyperlink>
+      <w:r>
+        <w:rPr>
+          <w:lang w:val="zh_TW" w:bidi="zh_TW"/>
+        </w:rPr>
+        <w:t>23</w:t>
+      </w:r>
       <w:r>
         <w:rPr>
           <w:lang w:val="zh_TW" w:bidi="zh_TW"/>
@@ -4084,18 +3364,12 @@
         </w:rPr>
         <w:t>問候（</w:t>
       </w:r>
-      <w:hyperlink r:id="rId119">
-        <w:r>
-          <w:rPr>
-            <w:lang w:val="zh_TW" w:bidi="zh_TW"/>
-          </w:rPr>
-          <w:rPr>
-            <w:color w:val="0000EE"/>
-            <w:u w:val="single"/>
-          </w:rPr>
-          <w:t>1:1–2</w:t>
-        </w:r>
-      </w:hyperlink>
+      <w:r>
+        <w:rPr>
+          <w:lang w:val="zh_TW" w:bidi="zh_TW"/>
+        </w:rPr>
+        <w:t>1:1–2</w:t>
+      </w:r>
       <w:r>
         <w:rPr>
           <w:lang w:val="zh_TW" w:bidi="zh_TW"/>
@@ -4127,18 +3401,12 @@
         </w:rPr>
         <w:t>勸勉持守信仰（</w:t>
       </w:r>
-      <w:hyperlink r:id="rId120">
-        <w:r>
-          <w:rPr>
-            <w:lang w:val="zh_TW" w:bidi="zh_TW"/>
-          </w:rPr>
-          <w:rPr>
-            <w:color w:val="0000EE"/>
-            <w:u w:val="single"/>
-          </w:rPr>
-          <w:t>1:3–4</w:t>
-        </w:r>
-      </w:hyperlink>
+      <w:r>
+        <w:rPr>
+          <w:lang w:val="zh_TW" w:bidi="zh_TW"/>
+        </w:rPr>
+        <w:t>1:3–4</w:t>
+      </w:r>
       <w:r>
         <w:rPr>
           <w:lang w:val="zh_TW" w:bidi="zh_TW"/>
@@ -4159,54 +3427,36 @@
         </w:rPr>
         <w:t>猶大原本計劃寫信給這些基督徒，討論「我們同得救恩」（</w:t>
       </w:r>
-      <w:hyperlink r:id="rId100">
-        <w:r>
-          <w:rPr>
-            <w:lang w:val="zh_TW" w:bidi="zh_TW"/>
-          </w:rPr>
-          <w:rPr>
-            <w:color w:val="0000EE"/>
-            <w:u w:val="single"/>
-          </w:rPr>
-          <w:t>3</w:t>
-        </w:r>
-      </w:hyperlink>
+      <w:r>
+        <w:rPr>
+          <w:lang w:val="zh_TW" w:bidi="zh_TW"/>
+        </w:rPr>
+        <w:t>3</w:t>
+      </w:r>
       <w:r>
         <w:rPr>
           <w:lang w:val="zh_TW" w:bidi="zh_TW"/>
         </w:rPr>
         <w:t>節）。然而，我們永遠無法知道他原先打算給予的教導內容，因為在他準備期間，他聽到了一些消息，迫使他改變了計劃。相反，他寫了一封為「信仰」辯護的書信——也就是所有真正信徒所接受的關於耶穌基督的真正使徒教導。有些人加入教會，可能帶著別有用心的動機，對教會構成威脅。基督徒必須努力保持他們從猶大和使徒那裡所接受的教義（包括倫理和神學）的純潔。猶大對這些假信徒提出兩項指控：（1）他們將神的恩典歪曲成放縱情慾的藉口，可能公開炫耀性罪作為他們在基督裡擁有自由的象徵（參</w:t>
       </w:r>
-      <w:hyperlink r:id="rId105">
-        <w:r>
-          <w:rPr>
-            <w:lang w:val="zh_TW" w:bidi="zh_TW"/>
-          </w:rPr>
-          <w:rPr>
-            <w:color w:val="0000EE"/>
-            <w:u w:val="single"/>
-          </w:rPr>
-          <w:t>羅6章</w:t>
-        </w:r>
-      </w:hyperlink>
+      <w:r>
+        <w:rPr>
+          <w:lang w:val="zh_TW" w:bidi="zh_TW"/>
+        </w:rPr>
+        <w:t>羅6章</w:t>
+      </w:r>
       <w:r>
         <w:rPr>
           <w:lang w:val="zh_TW" w:bidi="zh_TW"/>
         </w:rPr>
         <w:t>；</w:t>
       </w:r>
-      <w:hyperlink r:id="rId106">
-        <w:r>
-          <w:rPr>
-            <w:lang w:val="zh_TW" w:bidi="zh_TW"/>
-          </w:rPr>
-          <w:rPr>
-            <w:color w:val="0000EE"/>
-            <w:u w:val="single"/>
-          </w:rPr>
-          <w:t>林前5–6章</w:t>
-        </w:r>
-      </w:hyperlink>
+      <w:r>
+        <w:rPr>
+          <w:lang w:val="zh_TW" w:bidi="zh_TW"/>
+        </w:rPr>
+        <w:t>林前5–6章</w:t>
+      </w:r>
       <w:r>
         <w:rPr>
           <w:lang w:val="zh_TW" w:bidi="zh_TW"/>
@@ -4224,18 +3474,12 @@
         </w:rPr>
         <w:t>提醒神的審判（</w:t>
       </w:r>
-      <w:hyperlink r:id="rId121">
-        <w:r>
-          <w:rPr>
-            <w:lang w:val="zh_TW" w:bidi="zh_TW"/>
-          </w:rPr>
-          <w:rPr>
-            <w:color w:val="0000EE"/>
-            <w:u w:val="single"/>
-          </w:rPr>
-          <w:t>1:5–7</w:t>
-        </w:r>
-      </w:hyperlink>
+      <w:r>
+        <w:rPr>
+          <w:lang w:val="zh_TW" w:bidi="zh_TW"/>
+        </w:rPr>
+        <w:t>1:5–7</w:t>
+      </w:r>
       <w:r>
         <w:rPr>
           <w:lang w:val="zh_TW" w:bidi="zh_TW"/>
@@ -4256,108 +3500,72 @@
         </w:rPr>
         <w:t>由於收信人可能是猶太基督徒，他們對舊約和猶太傳統應該相當熟悉。因此，作者選擇了三個例子來說明背道的後果：（1）審判可以臨到那些曾被視為神子民的人（就像那些從埃及「得救」的人一樣，</w:t>
       </w:r>
-      <w:hyperlink r:id="rId122">
-        <w:r>
-          <w:rPr>
-            <w:lang w:val="zh_TW" w:bidi="zh_TW"/>
-          </w:rPr>
-          <w:rPr>
-            <w:color w:val="0000EE"/>
-            <w:u w:val="single"/>
-          </w:rPr>
-          <w:t>出32:28</w:t>
-        </w:r>
-      </w:hyperlink>
+      <w:r>
+        <w:rPr>
+          <w:lang w:val="zh_TW" w:bidi="zh_TW"/>
+        </w:rPr>
+        <w:t>出32:28</w:t>
+      </w:r>
       <w:r>
         <w:rPr>
           <w:lang w:val="zh_TW" w:bidi="zh_TW"/>
         </w:rPr>
         <w:t>；</w:t>
       </w:r>
-      <w:hyperlink r:id="rId123">
-        <w:r>
-          <w:rPr>
-            <w:lang w:val="zh_TW" w:bidi="zh_TW"/>
-          </w:rPr>
-          <w:rPr>
-            <w:color w:val="0000EE"/>
-            <w:u w:val="single"/>
-          </w:rPr>
-          <w:t>民11:33–34</w:t>
-        </w:r>
-      </w:hyperlink>
+      <w:r>
+        <w:rPr>
+          <w:lang w:val="zh_TW" w:bidi="zh_TW"/>
+        </w:rPr>
+        <w:t>民11:33–34</w:t>
+      </w:r>
       <w:r>
         <w:rPr>
           <w:lang w:val="zh_TW" w:bidi="zh_TW"/>
         </w:rPr>
         <w:t>，</w:t>
       </w:r>
-      <w:hyperlink r:id="rId124">
-        <w:r>
-          <w:rPr>
-            <w:lang w:val="zh_TW" w:bidi="zh_TW"/>
-          </w:rPr>
-          <w:rPr>
-            <w:color w:val="0000EE"/>
-            <w:u w:val="single"/>
-          </w:rPr>
-          <w:t>14:29–35</w:t>
-        </w:r>
-      </w:hyperlink>
+      <w:r>
+        <w:rPr>
+          <w:lang w:val="zh_TW" w:bidi="zh_TW"/>
+        </w:rPr>
+        <w:t>14:29–35</w:t>
+      </w:r>
       <w:r>
         <w:rPr>
           <w:lang w:val="zh_TW" w:bidi="zh_TW"/>
         </w:rPr>
         <w:t>）。（2）背道的後果是永遠的定罪（如同以諾一書6–16章中墮落天使的情況——這些觀念也出現在其他猶太傳統中）。（3）道德腐敗實際上是一種背道，因此應該受到定罪（如所多瑪的情況——</w:t>
       </w:r>
-      <w:hyperlink r:id="rId125">
-        <w:r>
-          <w:rPr>
-            <w:lang w:val="zh_TW" w:bidi="zh_TW"/>
-          </w:rPr>
-          <w:rPr>
-            <w:color w:val="0000EE"/>
-            <w:u w:val="single"/>
-          </w:rPr>
-          <w:t>創19章</w:t>
-        </w:r>
-      </w:hyperlink>
+      <w:r>
+        <w:rPr>
+          <w:lang w:val="zh_TW" w:bidi="zh_TW"/>
+        </w:rPr>
+        <w:t>創19章</w:t>
+      </w:r>
       <w:r>
         <w:rPr>
           <w:lang w:val="zh_TW" w:bidi="zh_TW"/>
         </w:rPr>
         <w:t>；</w:t>
       </w:r>
-      <w:hyperlink r:id="rId126">
-        <w:r>
-          <w:rPr>
-            <w:lang w:val="zh_TW" w:bidi="zh_TW"/>
-          </w:rPr>
-          <w:rPr>
-            <w:color w:val="0000EE"/>
-            <w:u w:val="single"/>
-          </w:rPr>
-          <w:t>彼後2:4–6</w:t>
-        </w:r>
-      </w:hyperlink>
+      <w:r>
+        <w:rPr>
+          <w:lang w:val="zh_TW" w:bidi="zh_TW"/>
+        </w:rPr>
+        <w:t>彼後2:4–6</w:t>
+      </w:r>
       <w:r>
         <w:rPr>
           <w:lang w:val="zh_TW" w:bidi="zh_TW"/>
         </w:rPr>
         <w:t>）。作者強調所多瑪的同性戀罪，而不是</w:t>
       </w:r>
-      <w:hyperlink r:id="rId127">
-        <w:r>
-          <w:rPr>
-            <w:lang w:val="zh_TW" w:bidi="zh_TW"/>
-          </w:rPr>
-          <w:rPr>
-            <w:color w:val="0000EE"/>
-            <w:u w:val="single"/>
-          </w:rPr>
-          <w:t>以西結書十六章49節</w:t>
-        </w:r>
-      </w:hyperlink>
+      <w:r>
+        <w:rPr>
+          <w:lang w:val="zh_TW" w:bidi="zh_TW"/>
+        </w:rPr>
+        <w:t>以西結書十六章49節</w:t>
+      </w:r>
       <w:r>
         <w:rPr>
           <w:lang w:val="zh_TW" w:bidi="zh_TW"/>
@@ -4375,36 +3583,24 @@
         </w:rPr>
         <w:t>譴責假教師（</w:t>
       </w:r>
-      <w:hyperlink r:id="rId128">
-        <w:r>
-          <w:rPr>
-            <w:lang w:val="zh_TW" w:bidi="zh_TW"/>
-          </w:rPr>
-          <w:rPr>
-            <w:color w:val="0000EE"/>
-            <w:u w:val="single"/>
-          </w:rPr>
-          <w:t>1:8–16</w:t>
-        </w:r>
-      </w:hyperlink>
+      <w:r>
+        <w:rPr>
+          <w:lang w:val="zh_TW" w:bidi="zh_TW"/>
+        </w:rPr>
+        <w:t>1:8–16</w:t>
+      </w:r>
       <w:r>
         <w:rPr>
           <w:lang w:val="zh_TW" w:bidi="zh_TW"/>
         </w:rPr>
         <w:t>；參</w:t>
       </w:r>
-      <w:hyperlink r:id="rId129">
-        <w:r>
-          <w:rPr>
-            <w:lang w:val="zh_TW" w:bidi="zh_TW"/>
-          </w:rPr>
-          <w:rPr>
-            <w:color w:val="0000EE"/>
-            <w:u w:val="single"/>
-          </w:rPr>
-          <w:t>彼後2:10–17</w:t>
-        </w:r>
-      </w:hyperlink>
+      <w:r>
+        <w:rPr>
+          <w:lang w:val="zh_TW" w:bidi="zh_TW"/>
+        </w:rPr>
+        <w:t>彼後2:10–17</w:t>
+      </w:r>
       <w:r>
         <w:rPr>
           <w:lang w:val="zh_TW" w:bidi="zh_TW"/>
@@ -4425,18 +3621,12 @@
         </w:rPr>
         <w:t>假教師聲稱在夢中得到啟示，並以此作為他們邪惡行為的依據。他們的罪包括（1）性不純潔（包括但不限於同性戀）；（2）拒絕基督的權威（體現在他的倫理教導中）；以及（3）對天使的惡言（無論是善良的天使，這可能是情況，還是邪惡的天使）。這種行為在摩西升天記中被證明是罪，因為即使是叱責魔鬼的天使長，也不會用這些教師對天使所用的語言。但由於這些人是不屬靈的，他們對自己所侮辱的事一無所知（參</w:t>
       </w:r>
-      <w:hyperlink r:id="rId130">
-        <w:r>
-          <w:rPr>
-            <w:lang w:val="zh_TW" w:bidi="zh_TW"/>
-          </w:rPr>
-          <w:rPr>
-            <w:color w:val="0000EE"/>
-            <w:u w:val="single"/>
-          </w:rPr>
-          <w:t>林前2:7–16</w:t>
-        </w:r>
-      </w:hyperlink>
+      <w:r>
+        <w:rPr>
+          <w:lang w:val="zh_TW" w:bidi="zh_TW"/>
+        </w:rPr>
+        <w:t>林前2:7–16</w:t>
+      </w:r>
       <w:r>
         <w:rPr>
           <w:lang w:val="zh_TW" w:bidi="zh_TW"/>
@@ -4457,90 +3647,60 @@
         </w:rPr>
         <w:t>因此，這些教師就像該隱（在猶太傳統中象徵暴力、情慾、貪婪和反叛神），巴蘭（試圖通過引導人們犯罪來謀財——</w:t>
       </w:r>
-      <w:hyperlink r:id="rId131">
-        <w:r>
-          <w:rPr>
-            <w:lang w:val="zh_TW" w:bidi="zh_TW"/>
-          </w:rPr>
-          <w:rPr>
-            <w:color w:val="0000EE"/>
-            <w:u w:val="single"/>
-          </w:rPr>
-          <w:t>民31:16</w:t>
-        </w:r>
-      </w:hyperlink>
+      <w:r>
+        <w:rPr>
+          <w:lang w:val="zh_TW" w:bidi="zh_TW"/>
+        </w:rPr>
+        <w:t>民31:16</w:t>
+      </w:r>
       <w:r>
         <w:rPr>
           <w:lang w:val="zh_TW" w:bidi="zh_TW"/>
         </w:rPr>
         <w:t>；</w:t>
       </w:r>
-      <w:hyperlink r:id="rId132">
-        <w:r>
-          <w:rPr>
-            <w:lang w:val="zh_TW" w:bidi="zh_TW"/>
-          </w:rPr>
-          <w:rPr>
-            <w:color w:val="0000EE"/>
-            <w:u w:val="single"/>
-          </w:rPr>
-          <w:t>申23:4</w:t>
-        </w:r>
-      </w:hyperlink>
+      <w:r>
+        <w:rPr>
+          <w:lang w:val="zh_TW" w:bidi="zh_TW"/>
+        </w:rPr>
+        <w:t>申23:4</w:t>
+      </w:r>
       <w:r>
         <w:rPr>
           <w:lang w:val="zh_TW" w:bidi="zh_TW"/>
         </w:rPr>
         <w:t>），和可拉（在摩西時期反叛神的權柄——</w:t>
       </w:r>
-      <w:hyperlink r:id="rId133">
-        <w:r>
-          <w:rPr>
-            <w:lang w:val="zh_TW" w:bidi="zh_TW"/>
-          </w:rPr>
-          <w:rPr>
-            <w:color w:val="0000EE"/>
-            <w:u w:val="single"/>
-          </w:rPr>
-          <w:t>民16章</w:t>
-        </w:r>
-      </w:hyperlink>
+      <w:r>
+        <w:rPr>
+          <w:lang w:val="zh_TW" w:bidi="zh_TW"/>
+        </w:rPr>
+        <w:t>民16章</w:t>
+      </w:r>
       <w:r>
         <w:rPr>
           <w:lang w:val="zh_TW" w:bidi="zh_TW"/>
         </w:rPr>
         <w:t>）。他們對信徒來說也是危險的，因為他們把愛筵和主的餐（聖餐）的一部分變成了淫亂的聚會（參</w:t>
       </w:r>
-      <w:hyperlink r:id="rId134">
-        <w:r>
-          <w:rPr>
-            <w:lang w:val="zh_TW" w:bidi="zh_TW"/>
-          </w:rPr>
-          <w:rPr>
-            <w:color w:val="0000EE"/>
-            <w:u w:val="single"/>
-          </w:rPr>
-          <w:t>林前11:20–22</w:t>
-        </w:r>
-      </w:hyperlink>
+      <w:r>
+        <w:rPr>
+          <w:lang w:val="zh_TW" w:bidi="zh_TW"/>
+        </w:rPr>
+        <w:t>林前11:20–22</w:t>
+      </w:r>
       <w:r>
         <w:rPr>
           <w:lang w:val="zh_TW" w:bidi="zh_TW"/>
         </w:rPr>
         <w:t>），從而玷污了教會的其他人。他們只關心自己，完全缺乏從神而來的真正屬靈恩賜（如沒有雨的雲彩或秋天沒有果子的樹，參</w:t>
       </w:r>
-      <w:hyperlink r:id="rId135">
-        <w:r>
-          <w:rPr>
-            <w:lang w:val="zh_TW" w:bidi="zh_TW"/>
-          </w:rPr>
-          <w:rPr>
-            <w:color w:val="0000EE"/>
-            <w:u w:val="single"/>
-          </w:rPr>
-          <w:t>路13:6–9</w:t>
-        </w:r>
-      </w:hyperlink>
+      <w:r>
+        <w:rPr>
+          <w:lang w:val="zh_TW" w:bidi="zh_TW"/>
+        </w:rPr>
+        <w:t>路13:6–9</w:t>
+      </w:r>
       <w:r>
         <w:rPr>
           <w:lang w:val="zh_TW" w:bidi="zh_TW"/>
@@ -4561,54 +3721,36 @@
         </w:rPr>
         <w:t>以諾一書一章9節預言顯示了他們毀滅的確定性。最初，這個預言講的是神來施行審判，但猶大使其指向基督，對基督徒來說，祂是即將來臨的審判者（</w:t>
       </w:r>
-      <w:hyperlink r:id="rId136">
-        <w:r>
-          <w:rPr>
-            <w:lang w:val="zh_TW" w:bidi="zh_TW"/>
-          </w:rPr>
-          <w:rPr>
-            <w:color w:val="0000EE"/>
-            <w:u w:val="single"/>
-          </w:rPr>
-          <w:t>太25:31</w:t>
-        </w:r>
-      </w:hyperlink>
+      <w:r>
+        <w:rPr>
+          <w:lang w:val="zh_TW" w:bidi="zh_TW"/>
+        </w:rPr>
+        <w:t>太25:31</w:t>
+      </w:r>
       <w:r>
         <w:rPr>
           <w:lang w:val="zh_TW" w:bidi="zh_TW"/>
         </w:rPr>
         <w:t>）。基督將與天使軍隊一起來臨，因著罪人的罪（包括邪惡的行為和邪惡的言語）施行正義。這個預言適用於那些像以色列一樣抱怨或指責神的人（</w:t>
       </w:r>
-      <w:hyperlink r:id="rId137">
-        <w:r>
-          <w:rPr>
-            <w:lang w:val="zh_TW" w:bidi="zh_TW"/>
-          </w:rPr>
-          <w:rPr>
-            <w:color w:val="0000EE"/>
-            <w:u w:val="single"/>
-          </w:rPr>
-          <w:t>出16:7–12</w:t>
-        </w:r>
-      </w:hyperlink>
+      <w:r>
+        <w:rPr>
+          <w:lang w:val="zh_TW" w:bidi="zh_TW"/>
+        </w:rPr>
+        <w:t>出16:7–12</w:t>
+      </w:r>
       <w:r>
         <w:rPr>
           <w:lang w:val="zh_TW" w:bidi="zh_TW"/>
         </w:rPr>
         <w:t>，</w:t>
       </w:r>
-      <w:hyperlink r:id="rId138">
-        <w:r>
-          <w:rPr>
-            <w:lang w:val="zh_TW" w:bidi="zh_TW"/>
-          </w:rPr>
-          <w:rPr>
-            <w:color w:val="0000EE"/>
-            <w:u w:val="single"/>
-          </w:rPr>
-          <w:t>17:3</w:t>
-        </w:r>
-      </w:hyperlink>
+      <w:r>
+        <w:rPr>
+          <w:lang w:val="zh_TW" w:bidi="zh_TW"/>
+        </w:rPr>
+        <w:t>17:3</w:t>
+      </w:r>
       <w:r>
         <w:rPr>
           <w:lang w:val="zh_TW" w:bidi="zh_TW"/>
@@ -4626,18 +3768,12 @@
         </w:rPr>
         <w:t>對信徒的指示（</w:t>
       </w:r>
-      <w:hyperlink r:id="rId139">
-        <w:r>
-          <w:rPr>
-            <w:lang w:val="zh_TW" w:bidi="zh_TW"/>
-          </w:rPr>
-          <w:rPr>
-            <w:color w:val="0000EE"/>
-            <w:u w:val="single"/>
-          </w:rPr>
-          <w:t>1:17–23</w:t>
-        </w:r>
-      </w:hyperlink>
+      <w:r>
+        <w:rPr>
+          <w:lang w:val="zh_TW" w:bidi="zh_TW"/>
+        </w:rPr>
+        <w:t>1:17–23</w:t>
+      </w:r>
       <w:r>
         <w:rPr>
           <w:lang w:val="zh_TW" w:bidi="zh_TW"/>
@@ -4658,36 +3794,24 @@
         </w:rPr>
         <w:t>忠心的基督徒必須記住，使徒們（這裡指的是十二使徒，而不是包括保羅、巴拿巴等在內的更廣泛的使徒圈子）在世時曾預言過這樣的情況：在末後的日子，會有好譏誚的人，他們會做任何他們想做的不敬虔的事（</w:t>
       </w:r>
-      <w:hyperlink r:id="rId140">
-        <w:r>
-          <w:rPr>
-            <w:lang w:val="zh_TW" w:bidi="zh_TW"/>
-          </w:rPr>
-          <w:rPr>
-            <w:color w:val="0000EE"/>
-            <w:u w:val="single"/>
-          </w:rPr>
-          <w:t>彼後3:3</w:t>
-        </w:r>
-      </w:hyperlink>
+      <w:r>
+        <w:rPr>
+          <w:lang w:val="zh_TW" w:bidi="zh_TW"/>
+        </w:rPr>
+        <w:t>彼後3:3</w:t>
+      </w:r>
       <w:r>
         <w:rPr>
           <w:lang w:val="zh_TW" w:bidi="zh_TW"/>
         </w:rPr>
         <w:t>）。這些假教師就是這樣的人。他們分裂教會，儘管他們自稱屬靈並從夢中得到啟示，但他們完全是屬世的，因為他們沒有聖靈。忠心的信徒必須小心，保持在神的愛中，不要像這些異端一樣陷入叛逆之中。這可以通過以下方式實現：（1）在信仰、使徒教導和榜樣的基礎上建立自己（而不是引起分裂）；（2）在聖靈裡禱告（</w:t>
       </w:r>
-      <w:hyperlink r:id="rId141">
-        <w:r>
-          <w:rPr>
-            <w:lang w:val="zh_TW" w:bidi="zh_TW"/>
-          </w:rPr>
-          <w:rPr>
-            <w:color w:val="0000EE"/>
-            <w:u w:val="single"/>
-          </w:rPr>
-          <w:t>弗6:18</w:t>
-        </w:r>
-      </w:hyperlink>
+      <w:r>
+        <w:rPr>
+          <w:lang w:val="zh_TW" w:bidi="zh_TW"/>
+        </w:rPr>
+        <w:t>弗6:18</w:t>
+      </w:r>
       <w:r>
         <w:rPr>
           <w:lang w:val="zh_TW" w:bidi="zh_TW"/>
@@ -4719,18 +3843,12 @@
         </w:rPr>
         <w:t>祝禱（</w:t>
       </w:r>
-      <w:hyperlink r:id="rId142">
-        <w:r>
-          <w:rPr>
-            <w:lang w:val="zh_TW" w:bidi="zh_TW"/>
-          </w:rPr>
-          <w:rPr>
-            <w:color w:val="0000EE"/>
-            <w:u w:val="single"/>
-          </w:rPr>
-          <w:t>1:24–25</w:t>
-        </w:r>
-      </w:hyperlink>
+      <w:r>
+        <w:rPr>
+          <w:lang w:val="zh_TW" w:bidi="zh_TW"/>
+        </w:rPr>
+        <w:t>1:24–25</w:t>
+      </w:r>
       <w:r>
         <w:rPr>
           <w:lang w:val="zh_TW" w:bidi="zh_TW"/>
@@ -4751,18 +3869,12 @@
         </w:rPr>
         <w:t>猶大以一段非常類似於</w:t>
       </w:r>
-      <w:hyperlink r:id="rId143">
-        <w:r>
-          <w:rPr>
-            <w:lang w:val="zh_TW" w:bidi="zh_TW"/>
-          </w:rPr>
-          <w:rPr>
-            <w:color w:val="0000EE"/>
-            <w:u w:val="single"/>
-          </w:rPr>
-          <w:t>羅馬書十六章25至27節</w:t>
-        </w:r>
-      </w:hyperlink>
+      <w:r>
+        <w:rPr>
+          <w:lang w:val="zh_TW" w:bidi="zh_TW"/>
+        </w:rPr>
+        <w:t>羅馬書十六章25至27節</w:t>
+      </w:r>
       <w:r>
         <w:rPr>
           <w:lang w:val="zh_TW" w:bidi="zh_TW"/>
@@ -4881,36 +3993,24 @@
           <w:lang w:val="zh_TW" w:bidi="zh_TW"/>
         </w:rPr>
       </w:r>
-      <w:hyperlink r:id="rId144">
-        <w:r>
-          <w:rPr>
-            <w:lang w:val="zh_TW" w:bidi="zh_TW"/>
-          </w:rPr>
-          <w:rPr>
-            <w:color w:val="0000EE"/>
-            <w:u w:val="single"/>
-          </w:rPr>
-          <w:t>約書亞記十五章</w:t>
-        </w:r>
-      </w:hyperlink>
+      <w:r>
+        <w:rPr>
+          <w:lang w:val="zh_TW" w:bidi="zh_TW"/>
+        </w:rPr>
+        <w:t>約書亞記十五章</w:t>
+      </w:r>
       <w:r>
         <w:rPr>
           <w:lang w:val="zh_TW" w:bidi="zh_TW"/>
         </w:rPr>
         <w:t>清楚記載猶大支派在征服迦南後所得的地業及其疆界。</w:t>
       </w:r>
-      <w:hyperlink r:id="rId145">
-        <w:r>
-          <w:rPr>
-            <w:lang w:val="zh_TW" w:bidi="zh_TW"/>
-          </w:rPr>
-          <w:rPr>
-            <w:color w:val="0000EE"/>
-            <w:u w:val="single"/>
-          </w:rPr>
-          <w:t>列王紀下二十三章8節</w:t>
-        </w:r>
-      </w:hyperlink>
+      <w:r>
+        <w:rPr>
+          <w:lang w:val="zh_TW" w:bidi="zh_TW"/>
+        </w:rPr>
+        <w:t>列王紀下二十三章8節</w:t>
+      </w:r>
       <w:r>
         <w:rPr>
           <w:lang w:val="zh_TW" w:bidi="zh_TW"/>
@@ -4931,18 +4031,12 @@
         </w:rPr>
         <w:t>猶大本土（耶路撒冷是後來才納入的）遠離各地，並有群山作為屏障，因此容易防守。它真正的中心和京城是海拔3,500英尺（1,067公尺）的希伯崙。只有北面容易受到沿著山脊道路南下的軍兵攻擊。然而，有三條主要山谷從西面的低地通往山區，分別是亞雅崙谷（valley of Ajalon）、梭烈谷（valley of Sorek）和以拉谷（valley of Elah）。從約書亞時代直到大衛時代（甚至更晚），爭戰都不斷在這些山谷中爆發。通往東面的道路不多（其中最著名的是耶路撒冷通往耶利哥的道路），因此較不那麼重要；不過，約書亞正是經由這道「後門」進入山區（</w:t>
       </w:r>
-      <w:hyperlink r:id="rId146">
-        <w:r>
-          <w:rPr>
-            <w:lang w:val="zh_TW" w:bidi="zh_TW"/>
-          </w:rPr>
-          <w:rPr>
-            <w:color w:val="0000EE"/>
-            <w:u w:val="single"/>
-          </w:rPr>
-          <w:t>書10:9</w:t>
-        </w:r>
-      </w:hyperlink>
+      <w:r>
+        <w:rPr>
+          <w:lang w:val="zh_TW" w:bidi="zh_TW"/>
+        </w:rPr>
+        <w:t>書10:9</w:t>
+      </w:r>
       <w:r>
         <w:rPr>
           <w:lang w:val="zh_TW" w:bidi="zh_TW"/>
@@ -4988,72 +4082,48 @@
         </w:rPr>
         <w:t>對以色列人來說，巴勒斯坦是流奶與蜜之地（</w:t>
       </w:r>
-      <w:hyperlink r:id="rId147">
-        <w:r>
-          <w:rPr>
-            <w:lang w:val="zh_TW" w:bidi="zh_TW"/>
-          </w:rPr>
-          <w:rPr>
-            <w:color w:val="0000EE"/>
-            <w:u w:val="single"/>
-          </w:rPr>
-          <w:t>民13:27</w:t>
-        </w:r>
-      </w:hyperlink>
+      <w:r>
+        <w:rPr>
+          <w:lang w:val="zh_TW" w:bidi="zh_TW"/>
+        </w:rPr>
+        <w:t>民13:27</w:t>
+      </w:r>
       <w:r>
         <w:rPr>
           <w:lang w:val="zh_TW" w:bidi="zh_TW"/>
         </w:rPr>
         <w:t>）。猶大雖然有一半是曠野，其餘地區卻擁有相當肥沃的土壤，西部山坡的雨量通常也很充足。小麥、大麥、橄欖、無花果，尤其是葡萄，都盛產於此。土地雖然多石，但人們可以把石頭收集起來，用來建造房屋和圍牆。猶大雖然不像耶斯列等北方大平原那樣富饒，卻仍然適合發展農牧混合經濟，只是人們必須辛勤耕作。羊和山羊數量眾多，因此盛產羊毛和乳製品；牛隻則可能較少，因為猶大不像巴珊那樣適合牧養牛群（</w:t>
       </w:r>
-      <w:hyperlink r:id="rId148">
-        <w:r>
-          <w:rPr>
-            <w:lang w:val="zh_TW" w:bidi="zh_TW"/>
-          </w:rPr>
-          <w:rPr>
-            <w:color w:val="0000EE"/>
-            <w:u w:val="single"/>
-          </w:rPr>
-          <w:t>民32:1</w:t>
-        </w:r>
-      </w:hyperlink>
+      <w:r>
+        <w:rPr>
+          <w:lang w:val="zh_TW" w:bidi="zh_TW"/>
+        </w:rPr>
+        <w:t>民32:1</w:t>
+      </w:r>
       <w:r>
         <w:rPr>
           <w:lang w:val="zh_TW" w:bidi="zh_TW"/>
         </w:rPr>
         <w:t>）。羊毛可織成布料，獸皮可製成皮革。當時山區有許多森林，因此可提供燃料和建築材料；製作陶器所需的陶土也十分充足，可用來製造各種日常器皿。南面的以東出產銅，西面的非利士出產鐵，人們可以用農產品交換這些金屬。神賜給猶大人足夠的資源，無論他們是否察覺。然而，當地氣候相當嚴峻：冬季寒冷多雨，有時還會下雪和降冰雹；夏季漫長乾燥，幾乎沒有降雨，濕度低，夜晚涼爽。因此，東部山坡常有大量露水（</w:t>
       </w:r>
-      <w:hyperlink r:id="rId149">
-        <w:r>
-          <w:rPr>
-            <w:lang w:val="zh_TW" w:bidi="zh_TW"/>
-          </w:rPr>
-          <w:rPr>
-            <w:color w:val="0000EE"/>
-            <w:u w:val="single"/>
-          </w:rPr>
-          <w:t>士6:38</w:t>
-        </w:r>
-      </w:hyperlink>
+      <w:r>
+        <w:rPr>
+          <w:lang w:val="zh_TW" w:bidi="zh_TW"/>
+        </w:rPr>
+        <w:t>士6:38</w:t>
+      </w:r>
       <w:r>
         <w:rPr>
           <w:lang w:val="zh_TW" w:bidi="zh_TW"/>
         </w:rPr>
         <w:t>），人們也把寶貴的雨水儲存在鑿於磐石的水池裡（</w:t>
       </w:r>
-      <w:hyperlink r:id="rId150">
-        <w:r>
-          <w:rPr>
-            <w:lang w:val="zh_TW" w:bidi="zh_TW"/>
-          </w:rPr>
-          <w:rPr>
-            <w:color w:val="0000EE"/>
-            <w:u w:val="single"/>
-          </w:rPr>
-          <w:t>耶2:13</w:t>
-        </w:r>
-      </w:hyperlink>
+      <w:r>
+        <w:rPr>
+          <w:lang w:val="zh_TW" w:bidi="zh_TW"/>
+        </w:rPr>
+        <w:t>耶2:13</w:t>
+      </w:r>
       <w:r>
         <w:rPr>
           <w:lang w:val="zh_TW" w:bidi="zh_TW"/>
@@ -5085,102 +4155,66 @@
         </w:rPr>
         <w:t>有關猶大的最早祝福記載於</w:t>
       </w:r>
-      <w:hyperlink r:id="rId86">
-        <w:r>
-          <w:rPr>
-            <w:lang w:val="zh_TW" w:bidi="zh_TW"/>
-          </w:rPr>
-          <w:rPr>
-            <w:color w:val="0000EE"/>
-            <w:u w:val="single"/>
-          </w:rPr>
-          <w:t>創世記四十九章8至12節</w:t>
-        </w:r>
-      </w:hyperlink>
+      <w:r>
+        <w:rPr>
+          <w:lang w:val="zh_TW" w:bidi="zh_TW"/>
+        </w:rPr>
+        <w:t>創世記四十九章8至12節</w:t>
+      </w:r>
       <w:r>
         <w:rPr>
           <w:lang w:val="zh_TW" w:bidi="zh_TW"/>
         </w:rPr>
         <w:t>和</w:t>
       </w:r>
-      <w:hyperlink r:id="rId151">
-        <w:r>
-          <w:rPr>
-            <w:lang w:val="zh_TW" w:bidi="zh_TW"/>
-          </w:rPr>
-          <w:rPr>
-            <w:color w:val="0000EE"/>
-            <w:u w:val="single"/>
-          </w:rPr>
-          <w:t>申命記三十三章7節</w:t>
-        </w:r>
-      </w:hyperlink>
+      <w:r>
+        <w:rPr>
+          <w:lang w:val="zh_TW" w:bidi="zh_TW"/>
+        </w:rPr>
+        <w:t>申命記三十三章7節</w:t>
+      </w:r>
       <w:r>
         <w:rPr>
           <w:lang w:val="zh_TW" w:bidi="zh_TW"/>
         </w:rPr>
         <w:t>。以色列人出埃及後，猶大支派在曠野安營時位居首位（</w:t>
       </w:r>
-      <w:hyperlink r:id="rId152">
-        <w:r>
-          <w:rPr>
-            <w:lang w:val="zh_TW" w:bidi="zh_TW"/>
-          </w:rPr>
-          <w:rPr>
-            <w:color w:val="0000EE"/>
-            <w:u w:val="single"/>
-          </w:rPr>
-          <w:t>民2:3</w:t>
-        </w:r>
-      </w:hyperlink>
+      <w:r>
+        <w:rPr>
+          <w:lang w:val="zh_TW" w:bidi="zh_TW"/>
+        </w:rPr>
+        <w:t>民2:3</w:t>
+      </w:r>
       <w:r>
         <w:rPr>
           <w:lang w:val="zh_TW" w:bidi="zh_TW"/>
         </w:rPr>
         <w:t>）。猶大支派的首領迦勒，是十二位探子中忠心的兩位之一（</w:t>
       </w:r>
-      <w:hyperlink r:id="rId153">
-        <w:r>
-          <w:rPr>
-            <w:lang w:val="zh_TW" w:bidi="zh_TW"/>
-          </w:rPr>
-          <w:rPr>
-            <w:color w:val="0000EE"/>
-            <w:u w:val="single"/>
-          </w:rPr>
-          <w:t>13:6</w:t>
-        </w:r>
-      </w:hyperlink>
+      <w:r>
+        <w:rPr>
+          <w:lang w:val="zh_TW" w:bidi="zh_TW"/>
+        </w:rPr>
+        <w:t>13:6</w:t>
+      </w:r>
       <w:r>
         <w:rPr>
           <w:lang w:val="zh_TW" w:bidi="zh_TW"/>
         </w:rPr>
         <w:t>）。約書亞率領以色列人進入巴勒斯坦時，在耶利哥和艾城爭戰後（</w:t>
       </w:r>
-      <w:hyperlink r:id="rId154">
-        <w:r>
-          <w:rPr>
-            <w:lang w:val="zh_TW" w:bidi="zh_TW"/>
-          </w:rPr>
-          <w:rPr>
-            <w:color w:val="0000EE"/>
-            <w:u w:val="single"/>
-          </w:rPr>
-          <w:t>書6，</w:t>
-        </w:r>
-      </w:hyperlink>
-      <w:hyperlink r:id="rId155">
-        <w:r>
-          <w:rPr>
-            <w:lang w:val="zh_TW" w:bidi="zh_TW"/>
-          </w:rPr>
-          <w:rPr>
-            <w:color w:val="0000EE"/>
-            <w:u w:val="single"/>
-          </w:rPr>
-          <w:t>8章</w:t>
-        </w:r>
-      </w:hyperlink>
+      <w:r>
+        <w:rPr>
+          <w:lang w:val="zh_TW" w:bidi="zh_TW"/>
+        </w:rPr>
+        <w:t>書6，</w:t>
+      </w:r>
+      <w:r>
+        <w:rPr>
+          <w:lang w:val="zh_TW" w:bidi="zh_TW"/>
+        </w:rPr>
+        <w:t>8章</w:t>
+      </w:r>
       <w:r>
         <w:rPr>
           <w:lang w:val="zh_TW" w:bidi="zh_TW"/>
@@ -5201,144 +4235,96 @@
         </w:rPr>
         <w:t>約書亞去世後，西緬和猶大繼續與迦南人爭戰，並在迦勒和俄陀聶的帶領下，一同攻打南方山區。神賜給猶大的地業原本向西一直延伸到海邊，但猶大除了山區以外，並未奪取其它地方。平原有配備鐵戰車的軍隊和堅固的城邑防守。耶路撒冷的王雖然被殺，耶路撒冷也遭焚毀（</w:t>
       </w:r>
-      <w:hyperlink r:id="rId156">
-        <w:r>
-          <w:rPr>
-            <w:lang w:val="zh_TW" w:bidi="zh_TW"/>
-          </w:rPr>
-          <w:rPr>
-            <w:color w:val="0000EE"/>
-            <w:u w:val="single"/>
-          </w:rPr>
-          <w:t>士1:8</w:t>
-        </w:r>
-      </w:hyperlink>
+      <w:r>
+        <w:rPr>
+          <w:lang w:val="zh_TW" w:bidi="zh_TW"/>
+        </w:rPr>
+        <w:t>士1:8</w:t>
+      </w:r>
       <w:r>
         <w:rPr>
           <w:lang w:val="zh_TW" w:bidi="zh_TW"/>
         </w:rPr>
         <w:t>），但耶布斯人仍一直住在那裡，直到大衛時代（</w:t>
       </w:r>
-      <w:hyperlink r:id="rId157">
-        <w:r>
-          <w:rPr>
-            <w:lang w:val="zh_TW" w:bidi="zh_TW"/>
-          </w:rPr>
-          <w:rPr>
-            <w:color w:val="0000EE"/>
-            <w:u w:val="single"/>
-          </w:rPr>
-          <w:t>21節</w:t>
-        </w:r>
-      </w:hyperlink>
+      <w:r>
+        <w:rPr>
+          <w:lang w:val="zh_TW" w:bidi="zh_TW"/>
+        </w:rPr>
+        <w:t>21節</w:t>
+      </w:r>
       <w:r>
         <w:rPr>
           <w:lang w:val="zh_TW" w:bidi="zh_TW"/>
         </w:rPr>
         <w:t>）。猶大人和其它以色列人一樣，攻下迦南人的城邑後，可能會將城焚毀，卻通常不會在那座城居住。在士師時代，猶大支派仍然相當孤立，雖然俄陀聶本身就是猶大人（</w:t>
       </w:r>
-      <w:hyperlink r:id="rId158">
-        <w:r>
-          <w:rPr>
-            <w:lang w:val="zh_TW" w:bidi="zh_TW"/>
-          </w:rPr>
-          <w:rPr>
-            <w:color w:val="0000EE"/>
-            <w:u w:val="single"/>
-          </w:rPr>
-          <w:t>3章</w:t>
-        </w:r>
-      </w:hyperlink>
+      <w:r>
+        <w:rPr>
+          <w:lang w:val="zh_TW" w:bidi="zh_TW"/>
+        </w:rPr>
+        <w:t>3章</w:t>
+      </w:r>
       <w:r>
         <w:rPr>
           <w:lang w:val="zh_TW" w:bidi="zh_TW"/>
         </w:rPr>
         <w:t>）。在與西西拉的大戰中，甚至沒有提到猶大支派（</w:t>
       </w:r>
-      <w:hyperlink r:id="rId159">
-        <w:r>
-          <w:rPr>
-            <w:lang w:val="zh_TW" w:bidi="zh_TW"/>
-          </w:rPr>
-          <w:rPr>
-            <w:color w:val="0000EE"/>
-            <w:u w:val="single"/>
-          </w:rPr>
-          <w:t>5章</w:t>
-        </w:r>
-      </w:hyperlink>
+      <w:r>
+        <w:rPr>
+          <w:lang w:val="zh_TW" w:bidi="zh_TW"/>
+        </w:rPr>
+        <w:t>5章</w:t>
+      </w:r>
       <w:r>
         <w:rPr>
           <w:lang w:val="zh_TW" w:bidi="zh_TW"/>
         </w:rPr>
         <w:t>）。不過，這種孤立的情況不久便改變了，起初是因非利士人從西方入侵，後來則因大衛攻取耶路撒冷，並將全國的政治和宗教中心設立在耶路撒冷。</w:t>
       </w:r>
-      <w:hyperlink r:id="rId160">
-        <w:r>
-          <w:rPr>
-            <w:lang w:val="zh_TW" w:bidi="zh_TW"/>
-          </w:rPr>
-          <w:rPr>
-            <w:color w:val="0000EE"/>
-            <w:u w:val="single"/>
-          </w:rPr>
-          <w:t>士師記十五章11節</w:t>
-        </w:r>
-      </w:hyperlink>
+      <w:r>
+        <w:rPr>
+          <w:lang w:val="zh_TW" w:bidi="zh_TW"/>
+        </w:rPr>
+        <w:t>士師記十五章11節</w:t>
+      </w:r>
       <w:r>
         <w:rPr>
           <w:lang w:val="zh_TW" w:bidi="zh_TW"/>
         </w:rPr>
         <w:t>記載，猶大人甚至準備把參孫交給非利士人；然而，到了撒母耳作士師的時代，一切都改變了。以色列人迎回約櫃（</w:t>
       </w:r>
-      <w:hyperlink r:id="rId161">
-        <w:r>
-          <w:rPr>
-            <w:lang w:val="zh_TW" w:bidi="zh_TW"/>
-          </w:rPr>
-          <w:rPr>
-            <w:color w:val="0000EE"/>
-            <w:u w:val="single"/>
-          </w:rPr>
-          <w:t>撒上7:1</w:t>
-        </w:r>
-      </w:hyperlink>
+      <w:r>
+        <w:rPr>
+          <w:lang w:val="zh_TW" w:bidi="zh_TW"/>
+        </w:rPr>
+        <w:t>撒上7:1</w:t>
+      </w:r>
       <w:r>
         <w:rPr>
           <w:lang w:val="zh_TW" w:bidi="zh_TW"/>
         </w:rPr>
         <w:t>），也重新收復失去的土地（</w:t>
       </w:r>
-      <w:hyperlink r:id="rId162">
-        <w:r>
-          <w:rPr>
-            <w:lang w:val="zh_TW" w:bidi="zh_TW"/>
-          </w:rPr>
-          <w:rPr>
-            <w:color w:val="0000EE"/>
-            <w:u w:val="single"/>
-          </w:rPr>
-          <w:t>14節</w:t>
-        </w:r>
-      </w:hyperlink>
+      <w:r>
+        <w:rPr>
+          <w:lang w:val="zh_TW" w:bidi="zh_TW"/>
+        </w:rPr>
+        <w:t>14節</w:t>
+      </w:r>
       <w:r>
         <w:rPr>
           <w:lang w:val="zh_TW" w:bidi="zh_TW"/>
         </w:rPr>
         <w:t>）。撒母耳的兒子雖然腐敗，仍在別是巴作士師（</w:t>
       </w:r>
-      <w:hyperlink r:id="rId163">
-        <w:r>
-          <w:rPr>
-            <w:lang w:val="zh_TW" w:bidi="zh_TW"/>
-          </w:rPr>
-          <w:rPr>
-            <w:color w:val="0000EE"/>
-            <w:u w:val="single"/>
-          </w:rPr>
-          <w:t>8:2</w:t>
-        </w:r>
-      </w:hyperlink>
+      <w:r>
+        <w:rPr>
+          <w:lang w:val="zh_TW" w:bidi="zh_TW"/>
+        </w:rPr>
+        <w:t>8:2</w:t>
+      </w:r>
       <w:r>
         <w:rPr>
           <w:lang w:val="zh_TW" w:bidi="zh_TW"/>
@@ -5359,90 +4345,60 @@
         </w:rPr>
         <w:t>大衛接連得勝，最終擊敗非利士人，並首先在猶大的主要城邑希伯崙作王（</w:t>
       </w:r>
-      <w:hyperlink r:id="rId164">
-        <w:r>
-          <w:rPr>
-            <w:lang w:val="zh_TW" w:bidi="zh_TW"/>
-          </w:rPr>
-          <w:rPr>
-            <w:color w:val="0000EE"/>
-            <w:u w:val="single"/>
-          </w:rPr>
-          <w:t>撒下2:1–4</w:t>
-        </w:r>
-      </w:hyperlink>
+      <w:r>
+        <w:rPr>
+          <w:lang w:val="zh_TW" w:bidi="zh_TW"/>
+        </w:rPr>
+        <w:t>撒下2:1–4</w:t>
+      </w:r>
       <w:r>
         <w:rPr>
           <w:lang w:val="zh_TW" w:bidi="zh_TW"/>
         </w:rPr>
         <w:t>）。後來，他受膏作全以色列的王，就把京城遷到新近攻取、位於猶大支派北界的耶路撒冷（</w:t>
       </w:r>
-      <w:hyperlink r:id="rId165">
-        <w:r>
-          <w:rPr>
-            <w:lang w:val="zh_TW" w:bidi="zh_TW"/>
-          </w:rPr>
-          <w:rPr>
-            <w:color w:val="0000EE"/>
-            <w:u w:val="single"/>
-          </w:rPr>
-          <w:t>5:6–10</w:t>
-        </w:r>
-      </w:hyperlink>
+      <w:r>
+        <w:rPr>
+          <w:lang w:val="zh_TW" w:bidi="zh_TW"/>
+        </w:rPr>
+        <w:t>5:6–10</w:t>
+      </w:r>
       <w:r>
         <w:rPr>
           <w:lang w:val="zh_TW" w:bidi="zh_TW"/>
         </w:rPr>
         <w:t>）。大衛把約櫃運到那裡（</w:t>
       </w:r>
-      <w:hyperlink r:id="rId166">
-        <w:r>
-          <w:rPr>
-            <w:lang w:val="zh_TW" w:bidi="zh_TW"/>
-          </w:rPr>
-          <w:rPr>
-            <w:color w:val="0000EE"/>
-            <w:u w:val="single"/>
-          </w:rPr>
-          <w:t>6章</w:t>
-        </w:r>
-      </w:hyperlink>
+      <w:r>
+        <w:rPr>
+          <w:lang w:val="zh_TW" w:bidi="zh_TW"/>
+        </w:rPr>
+        <w:t>6章</w:t>
+      </w:r>
       <w:r>
         <w:rPr>
           <w:lang w:val="zh_TW" w:bidi="zh_TW"/>
         </w:rPr>
         <w:t>），所羅門也在那裡建造聖殿 （</w:t>
       </w:r>
-      <w:hyperlink r:id="rId167">
-        <w:r>
-          <w:rPr>
-            <w:lang w:val="zh_TW" w:bidi="zh_TW"/>
-          </w:rPr>
-          <w:rPr>
-            <w:color w:val="0000EE"/>
-            <w:u w:val="single"/>
-          </w:rPr>
-          <w:t>7:13</w:t>
-        </w:r>
-      </w:hyperlink>
+      <w:r>
+        <w:rPr>
+          <w:lang w:val="zh_TW" w:bidi="zh_TW"/>
+        </w:rPr>
+        <w:t>7:13</w:t>
+      </w:r>
       <w:r>
         <w:rPr>
           <w:lang w:val="zh_TW" w:bidi="zh_TW"/>
         </w:rPr>
         <w:t>）。從此，神的一切應許都集中在耶路撒冷、聖殿和大衛的家系上。而最重要的是，彌賽亞將出自猶大（</w:t>
       </w:r>
-      <w:hyperlink r:id="rId168">
-        <w:r>
-          <w:rPr>
-            <w:lang w:val="zh_TW" w:bidi="zh_TW"/>
-          </w:rPr>
-          <w:rPr>
-            <w:color w:val="0000EE"/>
-            <w:u w:val="single"/>
-          </w:rPr>
-          <w:t>創49:10</w:t>
-        </w:r>
-      </w:hyperlink>
+      <w:r>
+        <w:rPr>
+          <w:lang w:val="zh_TW" w:bidi="zh_TW"/>
+        </w:rPr>
+        <w:t>創49:10</w:t>
+      </w:r>
       <w:r>
         <w:rPr>
           <w:lang w:val="zh_TW" w:bidi="zh_TW"/>
@@ -5463,144 +4419,96 @@
         </w:rPr>
         <w:t>在大衛晚年押沙龍叛亂之後，北方和南方支派之間的分裂便已開始（</w:t>
       </w:r>
-      <w:hyperlink r:id="rId169">
-        <w:r>
-          <w:rPr>
-            <w:lang w:val="zh_TW" w:bidi="zh_TW"/>
-          </w:rPr>
-          <w:rPr>
-            <w:color w:val="0000EE"/>
-            <w:u w:val="single"/>
-          </w:rPr>
-          <w:t>撒下20:1</w:t>
-        </w:r>
-      </w:hyperlink>
+      <w:r>
+        <w:rPr>
+          <w:lang w:val="zh_TW" w:bidi="zh_TW"/>
+        </w:rPr>
+        <w:t>撒下20:1</w:t>
+      </w:r>
       <w:r>
         <w:rPr>
           <w:lang w:val="zh_TW" w:bidi="zh_TW"/>
         </w:rPr>
         <w:t>）；所羅門去世後，雙方更徹底決裂（</w:t>
       </w:r>
-      <w:hyperlink r:id="rId170">
-        <w:r>
-          <w:rPr>
-            <w:lang w:val="zh_TW" w:bidi="zh_TW"/>
-          </w:rPr>
-          <w:rPr>
-            <w:color w:val="0000EE"/>
-            <w:u w:val="single"/>
-          </w:rPr>
-          <w:t>王上12:16</w:t>
-        </w:r>
-      </w:hyperlink>
+      <w:r>
+        <w:rPr>
+          <w:lang w:val="zh_TW" w:bidi="zh_TW"/>
+        </w:rPr>
+        <w:t>王上12:16</w:t>
+      </w:r>
       <w:r>
         <w:rPr>
           <w:lang w:val="zh_TW" w:bidi="zh_TW"/>
         </w:rPr>
         <w:t>）。從此直到公元前722年北國滅亡為止，兩個小王國彼此並存約200年：北面和東面較大的王國稱為以色列（</w:t>
       </w:r>
-      <w:hyperlink r:id="rId171">
-        <w:r>
-          <w:rPr>
-            <w:lang w:val="zh_TW" w:bidi="zh_TW"/>
-          </w:rPr>
-          <w:rPr>
-            <w:color w:val="0000EE"/>
-            <w:u w:val="single"/>
-          </w:rPr>
-          <w:t>王上11:35</w:t>
-        </w:r>
-      </w:hyperlink>
+      <w:r>
+        <w:rPr>
+          <w:lang w:val="zh_TW" w:bidi="zh_TW"/>
+        </w:rPr>
+        <w:t>王上11:35</w:t>
+      </w:r>
       <w:r>
         <w:rPr>
           <w:lang w:val="zh_TW" w:bidi="zh_TW"/>
         </w:rPr>
         <w:t>所說的「十個支派」），南面較小的王國稱為猶大。到了這個時候，猶大作為支派的歷史幾乎結束了。這個王國雖然仍沿用「猶大」這個支派名稱，實際上已成為一個「大猶大」。它不但包括原來猶大支派的領土，也包括新征服的耶布斯人耶路撒冷地區、部分原屬非利士人的土地，以及便雅憫和西緬兩個支派，還有許多利未人（</w:t>
       </w:r>
-      <w:hyperlink r:id="rId172">
-        <w:r>
-          <w:rPr>
-            <w:lang w:val="zh_TW" w:bidi="zh_TW"/>
-          </w:rPr>
-          <w:rPr>
-            <w:color w:val="0000EE"/>
-            <w:u w:val="single"/>
-          </w:rPr>
-          <w:t>代下11:14</w:t>
-        </w:r>
-      </w:hyperlink>
+      <w:r>
+        <w:rPr>
+          <w:lang w:val="zh_TW" w:bidi="zh_TW"/>
+        </w:rPr>
+        <w:t>代下11:14</w:t>
+      </w:r>
       <w:r>
         <w:rPr>
           <w:lang w:val="zh_TW" w:bidi="zh_TW"/>
         </w:rPr>
         <w:t>）和從北方遷來、忠於大衛家的人民。從這時起，「支派」的重要性已遠不如從前；一個人住在哪裡，比他屬於哪個支派更重要，雖然各家族仍記得自己的支派淵源。此後約250年間，猶大王國一直獨自延續。即使被擄歸回之後，尼希米重建的仍是猶大這個小省（</w:t>
       </w:r>
-      <w:hyperlink r:id="rId173">
-        <w:r>
-          <w:rPr>
-            <w:lang w:val="zh_TW" w:bidi="zh_TW"/>
-          </w:rPr>
-          <w:rPr>
-            <w:color w:val="0000EE"/>
-            <w:u w:val="single"/>
-          </w:rPr>
-          <w:t>尼1:2–3</w:t>
-        </w:r>
-      </w:hyperlink>
+      <w:r>
+        <w:rPr>
+          <w:lang w:val="zh_TW" w:bidi="zh_TW"/>
+        </w:rPr>
+        <w:t>尼1:2–3</w:t>
+      </w:r>
       <w:r>
         <w:rPr>
           <w:lang w:val="zh_TW" w:bidi="zh_TW"/>
         </w:rPr>
         <w:t>）；到了新約聖經時代，猶太地仍是一個行政區（</w:t>
       </w:r>
-      <w:hyperlink r:id="rId174">
-        <w:r>
-          <w:rPr>
-            <w:lang w:val="zh_TW" w:bidi="zh_TW"/>
-          </w:rPr>
-          <w:rPr>
-            <w:color w:val="0000EE"/>
-            <w:u w:val="single"/>
-          </w:rPr>
-          <w:t>路3:1</w:t>
-        </w:r>
-      </w:hyperlink>
+      <w:r>
+        <w:rPr>
+          <w:lang w:val="zh_TW" w:bidi="zh_TW"/>
+        </w:rPr>
+        <w:t>路3:1</w:t>
+      </w:r>
       <w:r>
         <w:rPr>
           <w:lang w:val="zh_TW" w:bidi="zh_TW"/>
         </w:rPr>
         <w:t>）。事實上，後來絕大多數猶太人都屬於猶大支派，「猶太人」這個名稱本身就說明了這一點。然而，猶大支派最大的榮耀始終是大衛家出自這個支派。耶穌基督降生時，也是大衛的後裔，屬於猶大支派。因此，</w:t>
       </w:r>
-      <w:hyperlink r:id="rId73">
-        <w:r>
-          <w:rPr>
-            <w:lang w:val="zh_TW" w:bidi="zh_TW"/>
-          </w:rPr>
-          <w:rPr>
-            <w:color w:val="0000EE"/>
-            <w:u w:val="single"/>
-          </w:rPr>
-          <w:t>啟示錄七章5節</w:t>
-        </w:r>
-      </w:hyperlink>
+      <w:r>
+        <w:rPr>
+          <w:lang w:val="zh_TW" w:bidi="zh_TW"/>
+        </w:rPr>
+        <w:t>啟示錄七章5節</w:t>
+      </w:r>
       <w:r>
         <w:rPr>
           <w:lang w:val="zh_TW" w:bidi="zh_TW"/>
         </w:rPr>
         <w:t>列出各支派各有12,000人受印時，猶大支派名列首位，正如很久以前民數記（</w:t>
       </w:r>
-      <w:hyperlink r:id="rId152">
-        <w:r>
-          <w:rPr>
-            <w:lang w:val="zh_TW" w:bidi="zh_TW"/>
-          </w:rPr>
-          <w:rPr>
-            <w:color w:val="0000EE"/>
-            <w:u w:val="single"/>
-          </w:rPr>
-          <w:t>民2:3</w:t>
-        </w:r>
-      </w:hyperlink>
+      <w:r>
+        <w:rPr>
+          <w:lang w:val="zh_TW" w:bidi="zh_TW"/>
+        </w:rPr>
+        <w:t>民2:3</w:t>
+      </w:r>
       <w:r>
         <w:rPr>
           <w:lang w:val="zh_TW" w:bidi="zh_TW"/>
@@ -5688,36 +4596,24 @@
         </w:rPr>
         <w:t>彌賽亞（神所揀選的領袖）的稱號，只出現在</w:t>
       </w:r>
-      <w:hyperlink r:id="rId72">
-        <w:r>
-          <w:rPr>
-            <w:lang w:val="zh_TW" w:bidi="zh_TW"/>
-          </w:rPr>
-          <w:rPr>
-            <w:color w:val="0000EE"/>
-            <w:u w:val="single"/>
-          </w:rPr>
-          <w:t>啟示錄五章5節</w:t>
-        </w:r>
-      </w:hyperlink>
+      <w:r>
+        <w:rPr>
+          <w:lang w:val="zh_TW" w:bidi="zh_TW"/>
+        </w:rPr>
+        <w:t>啟示錄五章5節</w:t>
+      </w:r>
       <w:r>
         <w:rPr>
           <w:lang w:val="zh_TW" w:bidi="zh_TW"/>
         </w:rPr>
         <w:t>：「猶大支派中的獅子， 大衛的根，他已得勝。」這是指</w:t>
       </w:r>
-      <w:hyperlink r:id="rId175">
-        <w:r>
-          <w:rPr>
-            <w:lang w:val="zh_TW" w:bidi="zh_TW"/>
-          </w:rPr>
-          <w:rPr>
-            <w:color w:val="0000EE"/>
-            <w:u w:val="single"/>
-          </w:rPr>
-          <w:t>創世記四十九章9至10節</w:t>
-        </w:r>
-      </w:hyperlink>
+      <w:r>
+        <w:rPr>
+          <w:lang w:val="zh_TW" w:bidi="zh_TW"/>
+        </w:rPr>
+        <w:t>創世記四十九章9至10節</w:t>
+      </w:r>
       <w:r>
         <w:rPr>
           <w:lang w:val="zh_TW" w:bidi="zh_TW"/>
@@ -5736,104 +4632,50 @@
         <w:rPr>
           <w:lang w:val="zh_TW" w:bidi="zh_TW"/>
         </w:rPr>
-        <w:t>這個表達概括了舊約聖經中的盼望，就是彌賽亞會得勝，並拯救祂的百姓脫離各種屬靈、政治和社會上的邪惡（參</w:t>
-      </w:r>
-      <w:hyperlink r:id="rId176">
-        <w:r>
-          <w:rPr>
-            <w:lang w:val="zh_TW" w:bidi="zh_TW"/>
-          </w:rPr>
-          <w:rPr>
-            <w:color w:val="0000EE"/>
-            <w:u w:val="single"/>
-          </w:rPr>
-          <w:t>以斯拉二書11:37，</w:t>
-        </w:r>
-      </w:hyperlink>
-      <w:hyperlink r:id="rId177">
-        <w:r>
-          <w:rPr>
-            <w:lang w:val="zh_TW" w:bidi="zh_TW"/>
-          </w:rPr>
-          <w:rPr>
-            <w:color w:val="0000EE"/>
-            <w:u w:val="single"/>
-          </w:rPr>
-          <w:t>12:31</w:t>
-        </w:r>
-      </w:hyperlink>
-      <w:r>
-        <w:rPr>
-          <w:lang w:val="zh_TW" w:bidi="zh_TW"/>
-        </w:rPr>
-        <w:t>）。舊約聖經常用獅子象徵大能，以及擊敗仇敵的能力（</w:t>
-      </w:r>
-      <w:hyperlink r:id="rId178">
-        <w:r>
-          <w:rPr>
-            <w:lang w:val="zh_TW" w:bidi="zh_TW"/>
-          </w:rPr>
-          <w:rPr>
-            <w:color w:val="0000EE"/>
-            <w:u w:val="single"/>
-          </w:rPr>
-          <w:t>伯10:16</w:t>
-        </w:r>
-      </w:hyperlink>
+        <w:t>這個表達概括了舊約聖經中的盼望，就是彌賽亞會得勝，並拯救祂的百姓脫離各種屬靈、政治和社會上的邪惡（參以斯拉二書11:37，12:31）。舊約聖經常用獅子象徵大能，以及擊敗仇敵的能力（</w:t>
+      </w:r>
+      <w:r>
+        <w:rPr>
+          <w:lang w:val="zh_TW" w:bidi="zh_TW"/>
+        </w:rPr>
+        <w:t>伯10:16</w:t>
+      </w:r>
       <w:r>
         <w:rPr>
           <w:lang w:val="zh_TW" w:bidi="zh_TW"/>
         </w:rPr>
         <w:t>；</w:t>
       </w:r>
-      <w:hyperlink r:id="rId179">
-        <w:r>
-          <w:rPr>
-            <w:lang w:val="zh_TW" w:bidi="zh_TW"/>
-          </w:rPr>
-          <w:rPr>
-            <w:color w:val="0000EE"/>
-            <w:u w:val="single"/>
-          </w:rPr>
-          <w:t>詩10:9</w:t>
-        </w:r>
-      </w:hyperlink>
+      <w:r>
+        <w:rPr>
+          <w:lang w:val="zh_TW" w:bidi="zh_TW"/>
+        </w:rPr>
+        <w:t>詩10:9</w:t>
+      </w:r>
       <w:r>
         <w:rPr>
           <w:lang w:val="zh_TW" w:bidi="zh_TW"/>
         </w:rPr>
         <w:t>；</w:t>
       </w:r>
-      <w:hyperlink r:id="rId180">
-        <w:r>
-          <w:rPr>
-            <w:lang w:val="zh_TW" w:bidi="zh_TW"/>
-          </w:rPr>
-          <w:rPr>
-            <w:color w:val="0000EE"/>
-            <w:u w:val="single"/>
-          </w:rPr>
-          <w:t>結1:10</w:t>
-        </w:r>
-      </w:hyperlink>
+      <w:r>
+        <w:rPr>
+          <w:lang w:val="zh_TW" w:bidi="zh_TW"/>
+        </w:rPr>
+        <w:t>結1:10</w:t>
+      </w:r>
       <w:r>
         <w:rPr>
           <w:lang w:val="zh_TW" w:bidi="zh_TW"/>
         </w:rPr>
         <w:t>；</w:t>
       </w:r>
-      <w:hyperlink r:id="rId181">
-        <w:r>
-          <w:rPr>
-            <w:lang w:val="zh_TW" w:bidi="zh_TW"/>
-          </w:rPr>
-          <w:rPr>
-            <w:color w:val="0000EE"/>
-            <w:u w:val="single"/>
-          </w:rPr>
-          <w:t>但7:1–4</w:t>
-        </w:r>
-      </w:hyperlink>
+      <w:r>
+        <w:rPr>
+          <w:lang w:val="zh_TW" w:bidi="zh_TW"/>
+        </w:rPr>
+        <w:t>但7:1–4</w:t>
+      </w:r>
       <w:r>
         <w:rPr>
           <w:lang w:val="zh_TW" w:bidi="zh_TW"/>
@@ -5854,18 +4696,12 @@
         </w:rPr>
         <w:t>啟示錄的作者說，所有基督徒都相信基督會勝過一切邪惡的權勢。然而，基督並不是按舊約聖經的盼望，以軍事大能、得勝獅子的身分來臨，而是作為羔羊來臨，為祂百姓的罪受苦、被獻為祭（</w:t>
       </w:r>
-      <w:hyperlink r:id="rId182">
-        <w:r>
-          <w:rPr>
-            <w:lang w:val="zh_TW" w:bidi="zh_TW"/>
-          </w:rPr>
-          <w:rPr>
-            <w:color w:val="0000EE"/>
-            <w:u w:val="single"/>
-          </w:rPr>
-          <w:t>啟5:6</w:t>
-        </w:r>
-      </w:hyperlink>
+      <w:r>
+        <w:rPr>
+          <w:lang w:val="zh_TW" w:bidi="zh_TW"/>
+        </w:rPr>
+        <w:t>啟5:6</w:t>
+      </w:r>
       <w:r>
         <w:rPr>
           <w:lang w:val="zh_TW" w:bidi="zh_TW"/>
@@ -5928,36 +4764,24 @@
         </w:rPr>
         <w:t>赫人比利的女兒，也是以掃的妻子之一（</w:t>
       </w:r>
-      <w:hyperlink r:id="rId183">
-        <w:r>
-          <w:rPr>
-            <w:lang w:val="zh_TW" w:bidi="zh_TW"/>
-          </w:rPr>
-          <w:rPr>
-            <w:color w:val="0000EE"/>
-            <w:u w:val="single"/>
-          </w:rPr>
-          <w:t>創26:34</w:t>
-        </w:r>
-      </w:hyperlink>
+      <w:r>
+        <w:rPr>
+          <w:lang w:val="zh_TW" w:bidi="zh_TW"/>
+        </w:rPr>
+        <w:t>創26:34</w:t>
+      </w:r>
       <w:r>
         <w:rPr>
           <w:lang w:val="zh_TW" w:bidi="zh_TW"/>
         </w:rPr>
         <w:t>）。</w:t>
       </w:r>
-      <w:hyperlink r:id="rId184">
-        <w:r>
-          <w:rPr>
-            <w:lang w:val="zh_TW" w:bidi="zh_TW"/>
-          </w:rPr>
-          <w:rPr>
-            <w:color w:val="0000EE"/>
-            <w:u w:val="single"/>
-          </w:rPr>
-          <w:t>創世記三十六章2節</w:t>
-        </w:r>
-      </w:hyperlink>
+      <w:r>
+        <w:rPr>
+          <w:lang w:val="zh_TW" w:bidi="zh_TW"/>
+        </w:rPr>
+        <w:t>創世記三十六章2節</w:t>
+      </w:r>
       <w:r>
         <w:rPr>
           <w:lang w:val="zh_TW" w:bidi="zh_TW"/>
@@ -6579,18 +5403,12 @@
         </w:rPr>
         <w:t>許多基督教作家後來採用斐洛關於道的一些思想。約翰福音的作者在這方面特別重要。在福音書的開頭，約翰稱Logos為「道」，並說神藉著它創造了世界（見</w:t>
       </w:r>
-      <w:hyperlink r:id="rId185">
-        <w:r>
-          <w:rPr>
-            <w:lang w:val="zh_TW" w:bidi="zh_TW"/>
-          </w:rPr>
-          <w:rPr>
-            <w:color w:val="0000EE"/>
-            <w:u w:val="single"/>
-          </w:rPr>
-          <w:t>約1:1–4</w:t>
-        </w:r>
-      </w:hyperlink>
+      <w:r>
+        <w:rPr>
+          <w:lang w:val="zh_TW" w:bidi="zh_TW"/>
+        </w:rPr>
+        <w:t>約1:1–4</w:t>
+      </w:r>
       <w:r>
         <w:rPr>
           <w:lang w:val="zh_TW" w:bidi="zh_TW"/>
@@ -6650,18 +5468,12 @@
         </w:rPr>
         <w:t>斐洛相信，凡是美好的事物都是神親自創造的。但由於人類能行善也能作惡，他認為人必定是由地位較低的神性存在，協助神去創造的。這也是為什麼摩西記載神說：「我們要……造人」（</w:t>
       </w:r>
-      <w:hyperlink r:id="rId186">
-        <w:r>
-          <w:rPr>
-            <w:lang w:val="zh_TW" w:bidi="zh_TW"/>
-          </w:rPr>
-          <w:rPr>
-            <w:color w:val="0000EE"/>
-            <w:u w:val="single"/>
-          </w:rPr>
-          <w:t>創1:26</w:t>
-        </w:r>
-      </w:hyperlink>
+      <w:r>
+        <w:rPr>
+          <w:lang w:val="zh_TW" w:bidi="zh_TW"/>
+        </w:rPr>
+        <w:t>創1:26</w:t>
+      </w:r>
       <w:r>
         <w:rPr>
           <w:lang w:val="zh_TW" w:bidi="zh_TW"/>
@@ -6682,36 +5494,24 @@
         </w:rPr>
         <w:t>斐洛認為神用兩個不同的步驟造人。第一步，神先造出一個人應當是怎樣的理念或藍本。這藍本不是物質的，沒有身體，也不是男或女，並且不會敗壞或毀滅（</w:t>
       </w:r>
-      <w:hyperlink r:id="rId186">
-        <w:r>
-          <w:rPr>
-            <w:lang w:val="zh_TW" w:bidi="zh_TW"/>
-          </w:rPr>
-          <w:rPr>
-            <w:color w:val="0000EE"/>
-            <w:u w:val="single"/>
-          </w:rPr>
-          <w:t>創1:26</w:t>
-        </w:r>
-      </w:hyperlink>
+      <w:r>
+        <w:rPr>
+          <w:lang w:val="zh_TW" w:bidi="zh_TW"/>
+        </w:rPr>
+        <w:t>創1:26</w:t>
+      </w:r>
       <w:r>
         <w:rPr>
           <w:lang w:val="zh_TW" w:bidi="zh_TW"/>
         </w:rPr>
         <w:t>）。第二步，如</w:t>
       </w:r>
-      <w:hyperlink r:id="rId187">
-        <w:r>
-          <w:rPr>
-            <w:lang w:val="zh_TW" w:bidi="zh_TW"/>
-          </w:rPr>
-          <w:rPr>
-            <w:color w:val="0000EE"/>
-            <w:u w:val="single"/>
-          </w:rPr>
-          <w:t>創世記二章7節</w:t>
-        </w:r>
-      </w:hyperlink>
+      <w:r>
+        <w:rPr>
+          <w:lang w:val="zh_TW" w:bidi="zh_TW"/>
+        </w:rPr>
+        <w:t>創世記二章7節</w:t>
+      </w:r>
       <w:r>
         <w:rPr>
           <w:lang w:val="zh_TW" w:bidi="zh_TW"/>
@@ -6986,18 +5786,12 @@
         </w:rPr>
         <w:t>掃羅、大衛和所羅門統治下的以色列統一王國，在所羅門去世後不久便結束了。所羅門的兒子羅波安在約公元前930年，因徵收過高的稅而引發了十個北方支派的叛亂（</w:t>
       </w:r>
-      <w:hyperlink r:id="rId188">
-        <w:r>
-          <w:rPr>
-            <w:lang w:val="zh_TW" w:bidi="zh_TW"/>
-          </w:rPr>
-          <w:rPr>
-            <w:color w:val="0000EE"/>
-            <w:u w:val="single"/>
-          </w:rPr>
-          <w:t>王上十二章</w:t>
-        </w:r>
-      </w:hyperlink>
+      <w:r>
+        <w:rPr>
+          <w:lang w:val="zh_TW" w:bidi="zh_TW"/>
+        </w:rPr>
+        <w:t>王上十二章</w:t>
+      </w:r>
       <w:r>
         <w:rPr>
           <w:lang w:val="zh_TW" w:bidi="zh_TW"/>
@@ -7016,54 +5810,36 @@
         </w:rPr>
         <w:t>擊敗，次年波斯王頒布了一項法令，准許所有被擄的人民返回他們的原籍地（</w:t>
       </w:r>
-      <w:hyperlink r:id="rId189">
-        <w:r>
-          <w:rPr>
-            <w:lang w:val="zh_TW" w:bidi="zh_TW"/>
-          </w:rPr>
-          <w:rPr>
-            <w:color w:val="0000EE"/>
-            <w:u w:val="single"/>
-          </w:rPr>
-          <w:t>代下36:22–23</w:t>
-        </w:r>
-      </w:hyperlink>
+      <w:r>
+        <w:rPr>
+          <w:lang w:val="zh_TW" w:bidi="zh_TW"/>
+        </w:rPr>
+        <w:t>代下36:22–23</w:t>
+      </w:r>
       <w:r>
         <w:rPr>
           <w:lang w:val="zh_TW" w:bidi="zh_TW"/>
         </w:rPr>
         <w:t>；</w:t>
       </w:r>
-      <w:hyperlink r:id="rId190">
-        <w:r>
-          <w:rPr>
-            <w:lang w:val="zh_TW" w:bidi="zh_TW"/>
-          </w:rPr>
-          <w:rPr>
-            <w:color w:val="0000EE"/>
-            <w:u w:val="single"/>
-          </w:rPr>
-          <w:t>拉1</w:t>
-        </w:r>
-      </w:hyperlink>
+      <w:r>
+        <w:rPr>
+          <w:lang w:val="zh_TW" w:bidi="zh_TW"/>
+        </w:rPr>
+        <w:t>拉1</w:t>
+      </w:r>
       <w:r>
         <w:rPr>
           <w:lang w:val="zh_TW" w:bidi="zh_TW"/>
         </w:rPr>
         <w:t>）。塞魯士法令頒布後的一個世紀內，至少有四波猶太被擄者在設巴薩、所羅巴伯、以斯拉和尼希米等領袖的帶領下，從美索不達米亞回到猶大。然而，許多猶太人還是選擇留在他們的第二個家—美索不達米亞。公元前515年春季第二聖殿的奉獻禮，標著著長達70年的被擄時期正式結束（</w:t>
       </w:r>
-      <w:hyperlink r:id="rId191">
-        <w:r>
-          <w:rPr>
-            <w:lang w:val="zh_TW" w:bidi="zh_TW"/>
-          </w:rPr>
-          <w:rPr>
-            <w:color w:val="0000EE"/>
-            <w:u w:val="single"/>
-          </w:rPr>
-          <w:t>耶29:10</w:t>
-        </w:r>
-      </w:hyperlink>
+      <w:r>
+        <w:rPr>
+          <w:lang w:val="zh_TW" w:bidi="zh_TW"/>
+        </w:rPr>
+        <w:t>耶29:10</w:t>
+      </w:r>
       <w:r>
         <w:rPr>
           <w:lang w:val="zh_TW" w:bidi="zh_TW"/>
@@ -7084,54 +5860,36 @@
         </w:rPr>
         <w:t>在猶大地，猶太人由總督統治，總督則是在波斯王的意願下任職。所羅巴伯是早期的總督之一（</w:t>
       </w:r>
-      <w:hyperlink r:id="rId192">
-        <w:r>
-          <w:rPr>
-            <w:lang w:val="zh_TW" w:bidi="zh_TW"/>
-          </w:rPr>
-          <w:rPr>
-            <w:color w:val="0000EE"/>
-            <w:u w:val="single"/>
-          </w:rPr>
-          <w:t>該1:1</w:t>
-        </w:r>
-      </w:hyperlink>
+      <w:r>
+        <w:rPr>
+          <w:lang w:val="zh_TW" w:bidi="zh_TW"/>
+        </w:rPr>
+        <w:t>該1:1</w:t>
+      </w:r>
       <w:r>
         <w:rPr>
           <w:lang w:val="zh_TW" w:bidi="zh_TW"/>
         </w:rPr>
         <w:t>，</w:t>
       </w:r>
-      <w:hyperlink r:id="rId193">
-        <w:r>
-          <w:rPr>
-            <w:lang w:val="zh_TW" w:bidi="zh_TW"/>
-          </w:rPr>
-          <w:rPr>
-            <w:color w:val="0000EE"/>
-            <w:u w:val="single"/>
-          </w:rPr>
-          <w:t>2:1–2</w:t>
-        </w:r>
-      </w:hyperlink>
+      <w:r>
+        <w:rPr>
+          <w:lang w:val="zh_TW" w:bidi="zh_TW"/>
+        </w:rPr>
+        <w:t>2:1–2</w:t>
+      </w:r>
       <w:r>
         <w:rPr>
           <w:lang w:val="zh_TW" w:bidi="zh_TW"/>
         </w:rPr>
         <w:t>），他是大衛的後裔（</w:t>
       </w:r>
-      <w:hyperlink r:id="rId194">
-        <w:r>
-          <w:rPr>
-            <w:lang w:val="zh_TW" w:bidi="zh_TW"/>
-          </w:rPr>
-          <w:rPr>
-            <w:color w:val="0000EE"/>
-            <w:u w:val="single"/>
-          </w:rPr>
-          <w:t>代上3:10–19</w:t>
-        </w:r>
-      </w:hyperlink>
+      <w:r>
+        <w:rPr>
+          <w:lang w:val="zh_TW" w:bidi="zh_TW"/>
+        </w:rPr>
+        <w:t>代上3:10–19</w:t>
+      </w:r>
       <w:r>
         <w:rPr>
           <w:lang w:val="zh_TW" w:bidi="zh_TW"/>
@@ -7264,18 +6022,12 @@
         </w:rPr>
         <w:t>和希律分別是耶路撒冷和加利利的總督。公元前43年安提帕特被暗殺後，因希律的羅馬人脈，希律（後來被稱為大希律）被羅馬元老院任命為猶大地的王；從公元前37年統治到公元前4年。希律去世後，巴勒斯坦被奧古斯都皇帝（公元前27年–公元14年）分割，並由希律的三個兒子治理：希律·亞基老（Herod Archelaus，公元前4年到公元6年擔任猶太、以土買和撒馬利亞的提督）、希律·安提帕（Herod Antipas，公元前4年到公元39年擔任加利利和比利亞的分封王）和希律·腓力（Herod Philip，公元前4年到公元34年擔任巴坦尼亞、特拉可尼和其它小地的分封王）。希律的眾子去世或被罷免後，這些地區通常由羅馬巡撫管理。在短期內（公元41年–44年），大希律的孫子希律·亞基帕一世統治了幾乎與他祖父相同的領土。當他去世後（記載於</w:t>
       </w:r>
-      <w:hyperlink r:id="rId195">
-        <w:r>
-          <w:rPr>
-            <w:lang w:val="zh_TW" w:bidi="zh_TW"/>
-          </w:rPr>
-          <w:rPr>
-            <w:color w:val="0000EE"/>
-            <w:u w:val="single"/>
-          </w:rPr>
-          <w:t>徒12:20–23</w:t>
-        </w:r>
-      </w:hyperlink>
+      <w:r>
+        <w:rPr>
+          <w:lang w:val="zh_TW" w:bidi="zh_TW"/>
+        </w:rPr>
+        <w:t>徒12:20–23</w:t>
+      </w:r>
       <w:r>
         <w:rPr>
           <w:lang w:val="zh_TW" w:bidi="zh_TW"/>
@@ -7321,36 +6073,24 @@
         </w:rPr>
         <w:t>在被擄期間和被擄後早期，猶太人獨特的會堂制度（希臘語意為「聚會所」）開始經歷演變。猶太會堂成為在巴勒斯坦以外猶太社區廣受歡迎且有用途的場所，以至於會堂在第二聖殿修殿後的幾個世紀裡在整個巴勒斯坦地區湧現，甚至出現在耶路撒冷。到了第二聖殿時期結束時，會堂在猶太人的生活中扮演了三個重要功能：它作為禱告的殿、學習的地方和聚會的場地。公元第一世紀的會堂崇拜在</w:t>
       </w:r>
-      <w:hyperlink r:id="rId196">
-        <w:r>
-          <w:rPr>
-            <w:lang w:val="zh_TW" w:bidi="zh_TW"/>
-          </w:rPr>
-          <w:rPr>
-            <w:color w:val="0000EE"/>
-            <w:u w:val="single"/>
-          </w:rPr>
-          <w:t>路4:16–30</w:t>
-        </w:r>
-      </w:hyperlink>
+      <w:r>
+        <w:rPr>
+          <w:lang w:val="zh_TW" w:bidi="zh_TW"/>
+        </w:rPr>
+        <w:t>路4:16–30</w:t>
+      </w:r>
       <w:r>
         <w:rPr>
           <w:lang w:val="zh_TW" w:bidi="zh_TW"/>
         </w:rPr>
         <w:t>和</w:t>
       </w:r>
-      <w:hyperlink r:id="rId197">
-        <w:r>
-          <w:rPr>
-            <w:lang w:val="zh_TW" w:bidi="zh_TW"/>
-          </w:rPr>
-          <w:rPr>
-            <w:color w:val="0000EE"/>
-            <w:u w:val="single"/>
-          </w:rPr>
-          <w:t>徒13:13–42</w:t>
-        </w:r>
-      </w:hyperlink>
+      <w:r>
+        <w:rPr>
+          <w:lang w:val="zh_TW" w:bidi="zh_TW"/>
+        </w:rPr>
+        <w:t>徒13:13–42</w:t>
+      </w:r>
       <w:r>
         <w:rPr>
           <w:lang w:val="zh_TW" w:bidi="zh_TW"/>
@@ -7369,108 +6109,72 @@
         </w:rPr>
         <w:t>（Haphtorah，先知書）。誦讀之後有釋經講道。公元第一世紀會堂崇拜的其它元素包括誦讀示瑪（「以色列啊，你要聽」），這是一組包括</w:t>
       </w:r>
-      <w:hyperlink r:id="rId198">
-        <w:r>
-          <w:rPr>
-            <w:lang w:val="zh_TW" w:bidi="zh_TW"/>
-          </w:rPr>
-          <w:rPr>
-            <w:color w:val="0000EE"/>
-            <w:u w:val="single"/>
-          </w:rPr>
-          <w:t>申6:4–9</w:t>
-        </w:r>
-      </w:hyperlink>
+      <w:r>
+        <w:rPr>
+          <w:lang w:val="zh_TW" w:bidi="zh_TW"/>
+        </w:rPr>
+        <w:t>申6:4–9</w:t>
+      </w:r>
       <w:r>
         <w:rPr>
           <w:lang w:val="zh_TW" w:bidi="zh_TW"/>
         </w:rPr>
         <w:t>，</w:t>
       </w:r>
-      <w:hyperlink r:id="rId199">
-        <w:r>
-          <w:rPr>
-            <w:lang w:val="zh_TW" w:bidi="zh_TW"/>
-          </w:rPr>
-          <w:rPr>
-            <w:color w:val="0000EE"/>
-            <w:u w:val="single"/>
-          </w:rPr>
-          <w:t>11:13–21</w:t>
-        </w:r>
-      </w:hyperlink>
+      <w:r>
+        <w:rPr>
+          <w:lang w:val="zh_TW" w:bidi="zh_TW"/>
+        </w:rPr>
+        <w:t>11:13–21</w:t>
+      </w:r>
       <w:r>
         <w:rPr>
           <w:lang w:val="zh_TW" w:bidi="zh_TW"/>
         </w:rPr>
         <w:t>和</w:t>
       </w:r>
-      <w:hyperlink r:id="rId200">
-        <w:r>
-          <w:rPr>
-            <w:lang w:val="zh_TW" w:bidi="zh_TW"/>
-          </w:rPr>
-          <w:rPr>
-            <w:color w:val="0000EE"/>
-            <w:u w:val="single"/>
-          </w:rPr>
-          <w:t>民15:37–41</w:t>
-        </w:r>
-      </w:hyperlink>
+      <w:r>
+        <w:rPr>
+          <w:lang w:val="zh_TW" w:bidi="zh_TW"/>
+        </w:rPr>
+        <w:t>民15:37–41</w:t>
+      </w:r>
       <w:r>
         <w:rPr>
           <w:lang w:val="zh_TW" w:bidi="zh_TW"/>
         </w:rPr>
         <w:t>的聖經段落，以及十八首祝福辭（Shemoneh Esreh），稱為阿米達（「站立」），因為它是在站立時誦讀的。猶太人還在衣服上佩戴繸子，以遵守</w:t>
       </w:r>
-      <w:hyperlink r:id="rId201">
-        <w:r>
-          <w:rPr>
-            <w:lang w:val="zh_TW" w:bidi="zh_TW"/>
-          </w:rPr>
-          <w:rPr>
-            <w:color w:val="0000EE"/>
-            <w:u w:val="single"/>
-          </w:rPr>
-          <w:t>民15:38–39</w:t>
-        </w:r>
-      </w:hyperlink>
+      <w:r>
+        <w:rPr>
+          <w:lang w:val="zh_TW" w:bidi="zh_TW"/>
+        </w:rPr>
+        <w:t>民15:38–39</w:t>
+      </w:r>
       <w:r>
         <w:rPr>
           <w:lang w:val="zh_TW" w:bidi="zh_TW"/>
         </w:rPr>
         <w:t>（</w:t>
       </w:r>
-      <w:hyperlink r:id="rId202">
-        <w:r>
-          <w:rPr>
-            <w:lang w:val="zh_TW" w:bidi="zh_TW"/>
-          </w:rPr>
-          <w:rPr>
-            <w:color w:val="0000EE"/>
-            <w:u w:val="single"/>
-          </w:rPr>
-          <w:t>太23:5</w:t>
-        </w:r>
-      </w:hyperlink>
+      <w:r>
+        <w:rPr>
+          <w:lang w:val="zh_TW" w:bidi="zh_TW"/>
+        </w:rPr>
+        <w:t>太23:5</w:t>
+      </w:r>
       <w:r>
         <w:rPr>
           <w:lang w:val="zh_TW" w:bidi="zh_TW"/>
         </w:rPr>
         <w:t>），並在額頭和左臂上佩戴經文匣。經文匣是個小盒子，內含示瑪禱文裡誦讀的部分經文；為了遵守</w:t>
       </w:r>
-      <w:hyperlink r:id="rId203">
-        <w:r>
-          <w:rPr>
-            <w:lang w:val="zh_TW" w:bidi="zh_TW"/>
-          </w:rPr>
-          <w:rPr>
-            <w:color w:val="0000EE"/>
-            <w:u w:val="single"/>
-          </w:rPr>
-          <w:t>申6:8</w:t>
-        </w:r>
-      </w:hyperlink>
+      <w:r>
+        <w:rPr>
+          <w:lang w:val="zh_TW" w:bidi="zh_TW"/>
+        </w:rPr>
+        <w:t>申6:8</w:t>
+      </w:r>
       <w:r>
         <w:rPr>
           <w:lang w:val="zh_TW" w:bidi="zh_TW"/>
@@ -7541,648 +6245,1511 @@
         <w:rPr>
           <w:lang w:val="zh_TW" w:bidi="zh_TW"/>
         </w:rPr>
-        <w:t>（「虔誠者」）是起初協助哈斯蒙尼人在起義中對抗西流古王朝的宗教團體成員（</w:t>
-      </w:r>
-      <w:hyperlink r:id="rId204">
-        <w:r>
-          <w:rPr>
-            <w:lang w:val="zh_TW" w:bidi="zh_TW"/>
-          </w:rPr>
-          <w:rPr>
-            <w:color w:val="0000EE"/>
-            <w:u w:val="single"/>
-          </w:rPr>
-          <w:t>馬加比一書2:42</w:t>
-        </w:r>
-      </w:hyperlink>
+        <w:t>（「虔誠者」）是起初協助哈斯蒙尼人在起義中對抗西流古王朝的宗教團體成員（馬加比一書2:42，7:13），但後來當他們聲稱獨享祭司職位時反招來哈西典的反對。法利賽派和愛色尼派可能起源於這個教派。撒都該人可能與大衛任命的大祭司撒督有關。撒督的後裔被視為唯一合法的祭司血脈；他們在</w:t>
+      </w:r>
+      <w:r>
+        <w:rPr>
+          <w:lang w:val="zh_TW" w:bidi="zh_TW"/>
+        </w:rPr>
+        <w:t>以西結書四十至四十八章</w:t>
+      </w:r>
+      <w:r>
+        <w:rPr>
+          <w:lang w:val="zh_TW" w:bidi="zh_TW"/>
+        </w:rPr>
+        <w:t>中被提升至利未人之上。撒都該人是富裕的貴族階級，壟斷了大祭司職位。他們不相信天使、靈魂、死後的生命或復活（</w:t>
+      </w:r>
+      <w:r>
+        <w:rPr>
+          <w:lang w:val="zh_TW" w:bidi="zh_TW"/>
+        </w:rPr>
+        <w:t>徒23:8</w:t>
+      </w:r>
+      <w:r>
+        <w:rPr>
+          <w:lang w:val="zh_TW" w:bidi="zh_TW"/>
+        </w:rPr>
+        <w:t>），也不接受法利賽人發展的口述律法。他們沒有留下任何著作，並在公元70年聖殿被毀時消聲匿跡。</w:t>
+      </w:r>
+    </w:p>
+    <w:p>
+      <w:pPr/>
+      <w:r>
+        <w:rPr>
+          <w:lang w:val="zh_TW" w:bidi="zh_TW"/>
+        </w:rPr>
+      </w:r>
+      <w:r>
+        <w:rPr>
+          <w:lang w:val="zh_TW" w:bidi="zh_TW"/>
+        </w:rPr>
+        <w:t>法利賽人（「分別出來者」）在公元前第二世紀末期首次出現在我們資料中，主要參與政治事務。他們代表平民百姓反對哈斯蒙尼王亞歷山大·詹納烏斯（公元前103–76年）的暴虐，後者為了報復而處決了數百名法利賽人。到公元第一世紀，法利賽人似乎完全專注於宗教事務，以恪守傳統解釋的摩西律法而聞名。為了保持儀式上的潔淨，他們將自己與其他不那麼嚴謹且可能使他們污穢的猶太人分開。法利賽人以稱為哈博鄰（Haberim）（「同伴」）的團體形式出現，確保他們與宗教鬆懈之士隔絕。為了保持對摩西律法的忠誠，法利賽人發展出一套口述律法（後來被誤認為是出自摩西），作為對律法的防護欄。這套口述律法是對摩西律法中613條誡命的解釋和擴充，最後在公元第二世紀末被編輯成書寫形式，稱為米示拿（「教導」）。保羅（</w:t>
+      </w:r>
+      <w:r>
+        <w:rPr>
+          <w:lang w:val="zh_TW" w:bidi="zh_TW"/>
+        </w:rPr>
+        <w:t>徒22:3</w:t>
+      </w:r>
       <w:r>
         <w:rPr>
           <w:lang w:val="zh_TW" w:bidi="zh_TW"/>
         </w:rPr>
         <w:t>，</w:t>
       </w:r>
-      <w:hyperlink r:id="rId205">
-        <w:r>
-          <w:rPr>
-            <w:lang w:val="zh_TW" w:bidi="zh_TW"/>
-          </w:rPr>
-          <w:rPr>
-            <w:color w:val="0000EE"/>
-            <w:u w:val="single"/>
-          </w:rPr>
-          <w:t>7:13</w:t>
-        </w:r>
-      </w:hyperlink>
-      <w:r>
-        <w:rPr>
-          <w:lang w:val="zh_TW" w:bidi="zh_TW"/>
-        </w:rPr>
-        <w:t>），但後來當他們聲稱獨享祭司職位時反招來哈西典的反對。法利賽派和愛色尼派可能起源於這個教派。撒都該人可能與大衛任命的大祭司撒督有關。撒督的後裔被視為唯一合法的祭司血脈；他們在</w:t>
-      </w:r>
-      <w:hyperlink r:id="rId206">
-        <w:r>
-          <w:rPr>
-            <w:lang w:val="zh_TW" w:bidi="zh_TW"/>
-          </w:rPr>
-          <w:rPr>
-            <w:color w:val="0000EE"/>
-            <w:u w:val="single"/>
-          </w:rPr>
-          <w:t>以西結書四十至四十八章</w:t>
-        </w:r>
-      </w:hyperlink>
-      <w:r>
-        <w:rPr>
-          <w:lang w:val="zh_TW" w:bidi="zh_TW"/>
-        </w:rPr>
-        <w:t>中被提升至利未人之上。撒都該人是富裕的貴族階級，壟斷了大祭司職位。他們不相信天使、靈魂、死後的生命或復活（</w:t>
-      </w:r>
-      <w:hyperlink r:id="rId207">
-        <w:r>
-          <w:rPr>
-            <w:lang w:val="zh_TW" w:bidi="zh_TW"/>
-          </w:rPr>
-          <w:rPr>
-            <w:color w:val="0000EE"/>
-            <w:u w:val="single"/>
-          </w:rPr>
-          <w:t>徒23:8</w:t>
-        </w:r>
-      </w:hyperlink>
-      <w:r>
-        <w:rPr>
-          <w:lang w:val="zh_TW" w:bidi="zh_TW"/>
-        </w:rPr>
-        <w:t>），也不接受法利賽人發展的口述律法。他們沒有留下任何著作，並在公元70年聖殿被毀時消聲匿跡。</w:t>
-      </w:r>
-    </w:p>
-    <w:p>
-      <w:pPr/>
-      <w:r>
-        <w:rPr>
-          <w:lang w:val="zh_TW" w:bidi="zh_TW"/>
-        </w:rPr>
-      </w:r>
-      <w:r>
-        <w:rPr>
-          <w:lang w:val="zh_TW" w:bidi="zh_TW"/>
-        </w:rPr>
-        <w:t>法利賽人（「分別出來者」）在公元前第二世紀末期首次出現在我們資料中，主要參與政治事務。他們代表平民百姓反對哈斯蒙尼王亞歷山大·詹納烏斯（公元前103–76年）的暴虐，後者為了報復而處決了數百名法利賽人。到公元第一世紀，法利賽人似乎完全專注於宗教事務，以恪守傳統解釋的摩西律法而聞名。為了保持儀式上的潔淨，他們將自己與其他不那麼嚴謹且可能使他們污穢的猶太人分開。法利賽人以稱為哈博鄰（Haberim）（「同伴」）的團體形式出現，確保他們與宗教鬆懈之士隔絕。為了保持對摩西律法的忠誠，法利賽人發展出一套口述律法（後來被誤認為是出自摩西），作為對律法的防護欄。這套口述律法是對摩西律法中613條誡命的解釋和擴充，最後在公元第二世紀末被編輯成書寫形式，稱為米示拿（「教導」）。保羅（</w:t>
-      </w:r>
-      <w:hyperlink r:id="rId208">
-        <w:r>
-          <w:rPr>
-            <w:lang w:val="zh_TW" w:bidi="zh_TW"/>
-          </w:rPr>
-          <w:rPr>
-            <w:color w:val="0000EE"/>
-            <w:u w:val="single"/>
-          </w:rPr>
-          <w:t>徒22:3</w:t>
-        </w:r>
-      </w:hyperlink>
+      <w:r>
+        <w:rPr>
+          <w:lang w:val="zh_TW" w:bidi="zh_TW"/>
+        </w:rPr>
+        <w:t>23:6</w:t>
+      </w:r>
       <w:r>
         <w:rPr>
           <w:lang w:val="zh_TW" w:bidi="zh_TW"/>
         </w:rPr>
         <w:t>，</w:t>
       </w:r>
-      <w:hyperlink r:id="rId209">
-        <w:r>
-          <w:rPr>
-            <w:lang w:val="zh_TW" w:bidi="zh_TW"/>
-          </w:rPr>
-          <w:rPr>
-            <w:color w:val="0000EE"/>
-            <w:u w:val="single"/>
-          </w:rPr>
-          <w:t>23:6</w:t>
-        </w:r>
-      </w:hyperlink>
+      <w:r>
+        <w:rPr>
+          <w:lang w:val="zh_TW" w:bidi="zh_TW"/>
+        </w:rPr>
+        <w:t>26:5</w:t>
+      </w:r>
+      <w:r>
+        <w:rPr>
+          <w:lang w:val="zh_TW" w:bidi="zh_TW"/>
+        </w:rPr>
+        <w:t>；</w:t>
+      </w:r>
+      <w:r>
+        <w:rPr>
+          <w:lang w:val="zh_TW" w:bidi="zh_TW"/>
+        </w:rPr>
+        <w:t>腓3:5</w:t>
+      </w:r>
+      <w:r>
+        <w:rPr>
+          <w:lang w:val="zh_TW" w:bidi="zh_TW"/>
+        </w:rPr>
+        <w:t xml:space="preserve"> ）和許多其他早期基督徒都是從法利賽教門出來的（</w:t>
+      </w:r>
+      <w:r>
+        <w:rPr>
+          <w:lang w:val="zh_TW" w:bidi="zh_TW"/>
+        </w:rPr>
+        <w:t>徒15:5</w:t>
+      </w:r>
+      <w:r>
+        <w:rPr>
+          <w:lang w:val="zh_TW" w:bidi="zh_TW"/>
+        </w:rPr>
+        <w:t>）。法利賽猶太教在公元70年耶路撒冷被毀後倖存下來，形成了公元二世紀到現代主導猶太宗教生活的拉比猶太教。</w:t>
+      </w:r>
+    </w:p>
+    <w:p>
+      <w:pPr/>
+      <w:r>
+        <w:rPr>
+          <w:lang w:val="zh_TW" w:bidi="zh_TW"/>
+        </w:rPr>
+      </w:r>
+      <w:r>
+        <w:rPr>
+          <w:lang w:val="zh_TW" w:bidi="zh_TW"/>
+        </w:rPr>
+        <w:t>愛色尼派是猶太教內的另一個宗教派別，其起源可追溯到公元前第二世紀。與法利賽人一樣，愛色尼派主要想要遵守摩西律法以維護禮儀上的純潔。愛色尼派生活並工作於猶太社會中；他們試圖通過所遵循的簡樸和無私的生活方式來影響人們。一些愛色尼人也生活在自己的社群中，每天工作後回到這些社群。猶太教內有許多宗教派系，其中一個可能與愛色尼派只有模糊關聯的團體在死海西岸建立了一個社群。這個團體將自己視為真以色列，並在曠野中通過保持自身遠離一切污穢來準備迎接神的最終眷顧。許多由這個派別成員撰寫的文件在死海附近的洞穴中被發現，都是在羅馬人摧毀該定居點前被隱藏起來的。這些文件，即死海古卷，提供了關於這個宗教派別及其信仰的詳細信息。</w:t>
+      </w:r>
+    </w:p>
+    <w:p>
+      <w:pPr/>
+      <w:r>
+        <w:rPr>
+          <w:lang w:val="zh_TW" w:bidi="zh_TW"/>
+        </w:rPr>
+      </w:r>
+      <w:r>
+        <w:rPr>
+          <w:lang w:val="zh_TW" w:bidi="zh_TW"/>
+        </w:rPr>
+        <w:t>奮銳黨是另一個猶太教派，可能與西卡里黨（「匕首人」）有關。這群政治行動主義者在公元6至66年間興盛。他們只承認神是他們的君主，並試圖通過暴力手段推翻羅馬人和其合作者，包括施行暗殺。他們協助煽動了公元66至73年的猶太起義，並在公元70年與耶路撒冷一起滅亡。</w:t>
+      </w:r>
+    </w:p>
+    <w:p>
+      <w:pPr/>
+      <w:r>
+        <w:rPr>
+          <w:lang w:val="zh_TW" w:bidi="zh_TW"/>
+        </w:rPr>
+      </w:r>
+      <w:r>
+        <w:rPr>
+          <w:lang w:val="zh_TW" w:bidi="zh_TW"/>
+        </w:rPr>
+        <w:t>在公元一世紀的巴勒斯坦，社會階級和地位是根據禮儀的純潔度來決定的。上層階級由宗教機構人士組成，如撒都該人、文士、法利賽人和耶路撒冷的祭司。公會是由這些團體成員組成的審議組織。實際上，中產階級並不存在。下層階級主要由Am Ha Arez（「聖地之民」）組成——這些猶太人因缺乏教育而不通律法，並且對他們所熟悉的誡命也沒有嚴格遵守。法利賽人對聖地之民的普遍仇視態度在</w:t>
+      </w:r>
+      <w:r>
+        <w:rPr>
+          <w:lang w:val="zh_TW" w:bidi="zh_TW"/>
+        </w:rPr>
+        <w:t>約7:49</w:t>
+      </w:r>
+      <w:r>
+        <w:rPr>
+          <w:lang w:val="zh_TW" w:bidi="zh_TW"/>
+        </w:rPr>
+        <w:t>中顯而易見：「</w:t>
+      </w:r>
+      <w:r>
+        <w:rPr>
+          <w:lang w:val="zh_TW" w:bidi="zh_TW"/>
+        </w:rPr>
+        <w:t>但這些不明白律法的百姓是被咒詛的</w:t>
+      </w:r>
+      <w:r>
+        <w:rPr>
+          <w:lang w:val="zh_TW" w:bidi="zh_TW"/>
+        </w:rPr>
+        <w:t>」（《和合本》）。第一世紀的巴勒斯坦還有另一個社會階級，被稱為「不可接觸者」。這些人由撒馬利亞人、稅吏、妓女、牧羊人、痲瘋病人、外邦人，以及或許最糟糕的是成了外邦人的猶太人（例如，</w:t>
+      </w:r>
+      <w:r>
+        <w:rPr>
+          <w:lang w:val="zh_TW" w:bidi="zh_TW"/>
+        </w:rPr>
+        <w:t>路15:11–32</w:t>
+      </w:r>
+      <w:r>
+        <w:rPr>
+          <w:lang w:val="zh_TW" w:bidi="zh_TW"/>
+        </w:rPr>
+        <w:t>中的浪子）所組成。一般遵循的禮儀純潔規則阻隔了上層階級與不可接觸者之間任何形式的社交接觸，更是極其迴避與聖地之民的接觸。在這種背景下，法利賽人對耶穌與稅吏和罪人來往的恐懼，是完全可以理解的（</w:t>
+      </w:r>
+      <w:r>
+        <w:rPr>
+          <w:lang w:val="zh_TW" w:bidi="zh_TW"/>
+        </w:rPr>
+        <w:t>可2:15–17</w:t>
+      </w:r>
+      <w:r>
+        <w:rPr>
+          <w:lang w:val="zh_TW" w:bidi="zh_TW"/>
+        </w:rPr>
+        <w:t>）。</w:t>
+      </w:r>
+    </w:p>
+    <w:p>
+      <w:pPr/>
+      <w:r>
+        <w:rPr>
+          <w:lang w:val="zh_TW" w:bidi="zh_TW"/>
+        </w:rPr>
+      </w:r>
+      <w:r>
+        <w:rPr>
+          <w:lang w:val="zh_TW" w:bidi="zh_TW"/>
+        </w:rPr>
+        <w:t>在第二聖殿時期的最後兩個世紀裡，這種以宗教標準來決定社會階級和地位的結果，使耶路撒冷與巴勒斯坦農村一帶之間造成了不安的緊張關係，特別是在加利利。耶路撒冷的人認為加利利是一個對律法無知的地方（</w:t>
+      </w:r>
+      <w:r>
+        <w:rPr>
+          <w:lang w:val="zh_TW" w:bidi="zh_TW"/>
+        </w:rPr>
+        <w:t>約1:46</w:t>
+      </w:r>
+      <w:r>
+        <w:rPr>
+          <w:lang w:val="zh_TW" w:bidi="zh_TW"/>
+        </w:rPr>
+        <w:t>）。耶路撒冷主要是一個宗教中心，主要以聖殿崇拜為業。公元第一世紀耶路撒冷的總人口估計介於25,000到40,000之間。其中大多數是致力於建造和裝潢聖殿的師傅和工匠（在被摧毀之前聖殿仍未竣工；見</w:t>
+      </w:r>
+      <w:r>
+        <w:rPr>
+          <w:lang w:val="zh_TW" w:bidi="zh_TW"/>
+        </w:rPr>
+        <w:t>約2:20</w:t>
+      </w:r>
+      <w:r>
+        <w:rPr>
+          <w:lang w:val="zh_TW" w:bidi="zh_TW"/>
+        </w:rPr>
+        <w:t>），或參與聖殿許多禮儀活動的祭司和利未人。雖然猶太人理當每年在三個朝聖節期前往耶路撒冷，但這一要求對於巴勒斯坦鄉間的農民來說是困難的。</w:t>
+      </w:r>
+    </w:p>
+    <w:p>
+      <w:pPr/>
+      <w:r>
+        <w:rPr>
+          <w:lang w:val="zh_TW" w:bidi="zh_TW"/>
+        </w:rPr>
+      </w:r>
+      <w:r>
+        <w:rPr>
+          <w:lang w:val="zh_TW" w:bidi="zh_TW"/>
+        </w:rPr>
+        <w:t>此外，摩西律法要求的十一奉獻僅限於田產，不包括工資或以物易物。因此，鄉村的農民肩負著這種稅收的重擔，自然對城內的工匠、商人和免於納十一的祭司特權感到不滿。不納田產的十一奉獻其誘惑極大，許多農民屈服於此。他們的田產如果不納十一就不算為可食（kosher），諸如法利賽人謹守教規的人會避免使用這些農產品。除了要求農民納第一和第二次十一（第二次十一必須在耶路撒冷附近使用）之外，羅馬的稅收據估計相當於個人收入的10%到15%。聖殿稅加上羅馬稅，使稅收負擔達到25%到30%的壓力。猶太人在公元66年最終反抗羅馬壓迫者的事實並不難理解。事實上，整個公元第一世紀，巴勒斯坦經常發生小規模的叛亂。許多叛亂發生在耶路撒冷的三個年度朝聖節期間，當時正常人口從25,000到40,000激增至500,000或更多。這些節期為起義製造了理想機會，羅馬人特別警惕這種情況。耶穌被處決時也是在一次這樣的逾越節期間，因為祂被懷疑要鬧政治革命（</w:t>
+      </w:r>
+      <w:r>
+        <w:rPr>
+          <w:lang w:val="zh_TW" w:bidi="zh_TW"/>
+        </w:rPr>
+        <w:t>可15:26</w:t>
+      </w:r>
+      <w:r>
+        <w:rPr>
+          <w:lang w:val="zh_TW" w:bidi="zh_TW"/>
+        </w:rPr>
+        <w:t>）。</w:t>
+      </w:r>
+    </w:p>
+    <w:p>
+      <w:pPr/>
+      <w:r>
+        <w:rPr>
+          <w:lang w:val="zh_TW" w:bidi="zh_TW"/>
+        </w:rPr>
+      </w:r>
+      <w:r>
+        <w:rPr>
+          <w:lang w:val="zh_TW" w:bidi="zh_TW"/>
+        </w:rPr>
+        <w:t>第二聖殿時期，就是出現在猶太教裡天啓主義興衰的背景。天啟主義（來自希臘文「啟示」一詞）是一種末世論（「最終事件的記述」），其假設是除非神首先以決定性的方式介入摧毀邪惡（特別是外邦壓迫者）並為義人（以色列）伸冤，否則世上無法恢復理想的狀況。心懷天啟主義的人士撰寫了許多文獻，稱為天啟文學，試圖解讀時代的徵兆並預測神眷顧的到來。由於普遍意識到預言時代已經結束，這些天啟主義者不以本名寫作，而是仿用古代以色列偉人的名字寫作，如摩西、亞伯拉罕、以諾和以斯拉。在猶太天啟主義裡更重要的盼望包括（1）彌賽亞的到來；（2）大災難的來臨，有時稱為彌賽亞之禍；（3）義人的復活；（4）惡人的審判和義人的賞賜。天啟主義或多或少醞釀了猶太人反抗羅馬人的起義。</w:t>
+      </w:r>
+    </w:p>
+    <w:p>
+      <w:pPr/>
+      <w:r>
+        <w:rPr>
+          <w:lang w:val="zh_TW" w:bidi="zh_TW"/>
+        </w:rPr>
+      </w:r>
+      <w:r>
+        <w:rPr>
+          <w:lang w:val="zh_TW" w:bidi="zh_TW"/>
+        </w:rPr>
+        <w:t>在第二聖殿時期開始時，希伯來聖經的一些部分經卷仍在編寫過程中。最後三卷先知書——哈該書、撒迦利亞書和瑪拉基書——寫於公元前第六世紀末至五世紀中葉。後來的拉比們表示，當這些先知停止工作時，神的靈已經從以色列收回。歷代志作者以塞魯士的詔令（公元前538年）結束他的作品，而以斯拉記-尼希米記和以斯帖記似乎是在公元前第五世紀寫成的。</w:t>
+      </w:r>
+    </w:p>
+    <w:p>
+      <w:pPr/>
+      <w:r>
+        <w:rPr>
+          <w:lang w:val="zh_TW" w:bidi="zh_TW"/>
+        </w:rPr>
+      </w:r>
+      <w:r>
+        <w:rPr>
+          <w:lang w:val="zh_TW" w:bidi="zh_TW"/>
+        </w:rPr>
+        <w:t>第二聖殿時期不僅見證了那些後來在猶太教中被視為啟示和權威的著作的完成，也見證了所有 24 卷經卷的全部被承認。在公元前586年耶路撒冷被毀之前，摩西律法並未得到一致的遵行（根據</w:t>
+      </w:r>
+      <w:r>
+        <w:rPr>
+          <w:lang w:val="zh_TW" w:bidi="zh_TW"/>
+        </w:rPr>
+        <w:t>王下二十二章</w:t>
+      </w:r>
+      <w:r>
+        <w:rPr>
+          <w:lang w:val="zh_TW" w:bidi="zh_TW"/>
+        </w:rPr>
+        <w:t>，它曾在一段不明時間內遺失了），古典先知也並不總是能夠得到適當的認可。但在公元前586年之後，妥拉在猶太民族的生活和思想上佔據了無可置疑的神聖地位，甚至在公元70年最終解體之前在許多方面取代了聖殿崇拜。</w:t>
+      </w:r>
+    </w:p>
+    <w:p>
+      <w:pPr/>
+      <w:r>
+        <w:rPr>
+          <w:lang w:val="zh_TW" w:bidi="zh_TW"/>
+        </w:rPr>
+      </w:r>
+      <w:r>
+        <w:rPr>
+          <w:lang w:val="zh_TW" w:bidi="zh_TW"/>
+        </w:rPr>
+        <w:t>猶太聖經分為三個部分，猶太人用首字母縮略詞「塔納赫（Tanak）」來表示：（1）Torah（「律法」或「啟示」），（2）Nebi’im（「先知書」），以及（3）Kethubim（「聖卷」）。一般認為律法和先知書在公元前第二世紀前已享有正典地位，但聖卷最終是在</w:t>
+      </w:r>
+      <w:r>
+        <w:rPr>
+          <w:lang w:val="zh_TW" w:bidi="zh_TW"/>
+        </w:rPr>
+        <w:t>雅麥尼亞（</w:t>
+      </w:r>
+      <w:r>
+        <w:rPr>
+          <w:lang w:val="zh_TW" w:bidi="zh_TW"/>
+        </w:rPr>
+        <w:t>Jamnia</w:t>
+      </w:r>
+      <w:r>
+        <w:rPr>
+          <w:lang w:val="zh_TW" w:bidi="zh_TW"/>
+        </w:rPr>
+        <w:t>）的</w:t>
+      </w:r>
+      <w:r>
+        <w:rPr>
+          <w:lang w:val="zh_TW" w:bidi="zh_TW"/>
+        </w:rPr>
+        <w:t>拉比大會（約公元90年）上被宣布為正典，然而這一歷史性事件的真實性深具爭議。據認為，拉比們討論了某些聖經書卷是否應繼續成為聖經的一部分。實際上，猶太聖經的正典早在公元前第一世紀已由傳統使用完全確定。律法由五卷書組成：創世記、出埃及記、利未記、民數記和申命記。先知書分為兩部分，前先知書（約書亞記、士師記、撒母耳記和列王紀）和後先知書（以賽亞書、耶利米書、以西結書和十二小先知書）。聖卷包括歷代志、以斯拉記-尼希米記、以斯帖記、約伯記、詩篇、箴言、傳道書、雅歌、耶利米哀歌、路得記和但以理書。正典的書卷總數為24卷，與新教正典的39卷書相同，因為撒母耳記、列王紀、歷代志、以斯拉記-尼希米記和十二小先知書各自只算作一卷書。希臘化猶太教的亞歷山大正典更為廣泛，額外的書籍（新教徒稱為次經〔Apocrypha〕）都收錄在羅馬天主教舊約正典的46卷書中。</w:t>
+      </w:r>
+    </w:p>
+    <w:p>
+      <w:pPr>
+        <w:pStyle w:val="Heading3"/>
+      </w:pPr>
+      <w:r>
+        <w:rPr>
+          <w:lang w:val="zh_TW" w:bidi="zh_TW"/>
+        </w:rPr>
+        <w:t>塔木德時期（公元73–425年）</w:t>
+      </w:r>
+    </w:p>
+    <w:p>
+      <w:pPr>
+        <w:pStyle w:val="Heading4"/>
+      </w:pPr>
+      <w:r>
+        <w:rPr>
+          <w:lang w:val="zh_TW" w:bidi="zh_TW"/>
+        </w:rPr>
+        <w:t>歷史概覽</w:t>
+      </w:r>
+    </w:p>
+    <w:p>
+      <w:pPr/>
+      <w:r>
+        <w:rPr>
+          <w:lang w:val="zh_TW" w:bidi="zh_TW"/>
+        </w:rPr>
+      </w:r>
+      <w:r>
+        <w:rPr>
+          <w:lang w:val="zh_TW" w:bidi="zh_TW"/>
+        </w:rPr>
+        <w:t>據猶太傳說，當羅馬人在公元66至73年起義中即將征服耶路撒冷時，一位著名的法利賽人，拉比約哈難·便撒該（Johanan ben Zakkai）裝死，門徒們獲准將他裝在棺材裡抬出被圍困的城市。更可能的情況是，他獲得了羅馬人的許可，將他的學校從耶路撒冷遷至巴勒斯坦海岸的雅麥尼亞。聖殿崇拜和祭司制度久已消失，像拉比約哈難這樣的拉比學校承擔了重建猶太教的重任。古舊的公會被重新設立為伯丁（Beth Din，「法庭」），希列的孫子迦瑪列二世成為其領袖，沿用納西（Nasi，「王子」）或族長的頭銜。族長制持續到公元425年，當時皇帝狄奧多西二世（Theodosius II）在最後一位族長迦瑪列六世去世後廢除了這一職份。在美索不達米亞，巴比倫猶太教經歷了一次復興，持續到公元五世紀末。這一時期被稱為加昂（Gaonim）時期（「超群派」），以蘇拉（Sura）和龐本地他（Pumpeditha）兩大拉比學校的領袖命名。正是在那裡，偉大的巴比倫塔木德在公元五世紀編纂完成。</w:t>
+      </w:r>
+    </w:p>
+    <w:p>
+      <w:pPr/>
+      <w:r>
+        <w:rPr>
+          <w:lang w:val="zh_TW" w:bidi="zh_TW"/>
+        </w:rPr>
+      </w:r>
+      <w:r>
+        <w:rPr>
+          <w:lang w:val="zh_TW" w:bidi="zh_TW"/>
+        </w:rPr>
+        <w:t>公元115年，地中海東部的各猶太社區，包括埃及、塞浦路斯和古利奈，都起義反抗羅馬皇帝圖拉真（Trajan）。這些反抗無一例外地被羅馬軍團鎮壓。最後，當皇帝哈德良（Hadrian）即將在舊耶路撒冷的遺址上建立新城市</w:t>
+      </w:r>
+      <w:r>
+        <w:rPr>
+          <w:lang w:val="zh_TW" w:bidi="zh_TW"/>
+        </w:rPr>
+        <w:t>艾莉亞·卡皮托林納（</w:t>
+      </w:r>
+      <w:r>
+        <w:rPr>
+          <w:lang w:val="zh_TW" w:bidi="zh_TW"/>
+        </w:rPr>
+        <w:t>Aelia Capitolina</w:t>
+      </w:r>
+      <w:r>
+        <w:rPr>
+          <w:lang w:val="zh_TW" w:bidi="zh_TW"/>
+        </w:rPr>
+        <w:t>）</w:t>
+      </w:r>
+      <w:r>
+        <w:rPr>
+          <w:lang w:val="zh_TW" w:bidi="zh_TW"/>
+        </w:rPr>
+        <w:t>時，猶太人在公元132年再次起義，由自稱為彌賽亞的西門·巴科西巴（Simeon Bar Koziba）領導，他的跟從者稱他為巴柯巴（Bar-Kochba，「星之子」），以此暗指在</w:t>
+      </w:r>
+      <w:r>
+        <w:rPr>
+          <w:lang w:val="zh_TW" w:bidi="zh_TW"/>
+        </w:rPr>
+        <w:t>民數記24:17</w:t>
+      </w:r>
+      <w:r>
+        <w:rPr>
+          <w:lang w:val="zh_TW" w:bidi="zh_TW"/>
+        </w:rPr>
+        <w:t>中的彌賽亞經文。巴柯巴得到了著名的拉比學者阿奇巴的幫助。這次反抗雖然初嚐成功，但在135年被猶流·塞維魯斯（Julius Severus ）率領的羅馬人鎮壓。此後不久，哈德良頒布了一項法令，禁止所有猶太人進入新城艾莉亞·卡皮托林納。</w:t>
+      </w:r>
+    </w:p>
+    <w:p>
+      <w:pPr>
+        <w:pStyle w:val="Heading4"/>
+      </w:pPr>
+      <w:r>
+        <w:rPr>
+          <w:lang w:val="zh_TW" w:bidi="zh_TW"/>
+        </w:rPr>
+        <w:t>社會與宗教的發展</w:t>
+      </w:r>
+    </w:p>
+    <w:p>
+      <w:pPr/>
+      <w:r>
+        <w:rPr>
+          <w:lang w:val="zh_TW" w:bidi="zh_TW"/>
+        </w:rPr>
+      </w:r>
+      <w:r>
+        <w:rPr>
+          <w:lang w:val="zh_TW" w:bidi="zh_TW"/>
+        </w:rPr>
+        <w:t>在這段時期，經過幾代拉比學者的努力，終於隨著巴比倫和耶路撒冷塔木德的編纂成功而開花結果。拉比智者自覺地將自己視為古代以色列眾先知的繼承者，而這些先知又是摩西律法的繼承者。他們有意識地區分了自己對摩西律法的司法解釋（他們稱之為Halakah，或「行走」，即生活指南）和律法本身的命令（稱為Mitvah，或「誡命」）。經過幾代拉比討論發展的口述律法，最終在猶大哈納西（Judah ha-Nasi，約公元135–220年）的努力下於公元二世紀末被編纂成書，並被稱為《米示拿》（「教導」），這是拉比討論安息日、初熟果子、祭物和婦女等主題的專題安排。《米示拿》成為巴勒斯坦和巴比倫進一步有關拉比討論的基礎。在《米示拿》寫成後而興盛的智者之眾決定，約在公元450年在巴勒斯坦和約公元500年在巴比倫編纂。這超越《米示拿》的第二階段被稱為《革馬拉》（Gemara）（意為「完成」或「重複」）。《米示拿》和巴比倫的《革馬拉》構成了《巴比倫塔木德》，而同樣的《米示拿》與耶路撒冷或巴勒斯坦的《革馬拉》組成了《耶路撒冷塔木德》。還有另一種類型的拉比文獻是米大示（Midrashim）（「解釋」），它們或是按照某一特定聖經書卷的順序，也可能是對特定聖經書卷順序而排列的講道組成。最後，將聖經意譯成亞蘭文的他爾根（Targums）在公元第二世紀末也開始被撰寫下來。</w:t>
+      </w:r>
+    </w:p>
+    <w:p>
+      <w:pPr/>
+      <w:r>
+        <w:rPr>
+          <w:lang w:val="zh_TW" w:bidi="zh_TW"/>
+        </w:rPr>
+      </w:r>
+      <w:r>
+        <w:rPr>
+          <w:lang w:val="zh_TW" w:bidi="zh_TW"/>
+        </w:rPr>
+        <w:t>聖殿被毀後，拉比猶太教專注於妥拉的宗教意義，並將學術提升到猶太教核心角色的地位直到今日。拉比猶太教在拉比約哈難的初期領導下，逐漸對散居的猶太教產生影響，直到在第二世紀期間某種拉比正統派興起。意識形態上，基督教是拉比猶太教的主要夙敵之一。為了將猶太基督徒從他們中間清除，拉比們在會堂禮拜中一般會誦讀的</w:t>
+      </w:r>
+      <w:r>
+        <w:rPr>
+          <w:lang w:val="zh_TW" w:bidi="zh_TW"/>
+        </w:rPr>
+        <w:t>十八首祝福辭</w:t>
+      </w:r>
+      <w:r>
+        <w:rPr>
+          <w:lang w:val="zh_TW" w:bidi="zh_TW"/>
+        </w:rPr>
+        <w:t>中加入了一個額外的禱文。這第十九個禱文是對</w:t>
+      </w:r>
+      <w:r>
+        <w:rPr>
+          <w:i/>
+          <w:lang w:val="zh_TW" w:bidi="zh_TW"/>
+        </w:rPr>
+        <w:t>minim</w:t>
+      </w:r>
+      <w:r>
+        <w:rPr>
+          <w:lang w:val="zh_TW" w:bidi="zh_TW"/>
+        </w:rPr>
+        <w:t>（基督徒和其它異端）的咒詛，參加會堂禮拜的猶太基督徒就不可能誦讀了。這一機制在第一世紀末被採用，明確地劃分了猶太教和基督教之間的界線。</w:t>
+      </w:r>
+    </w:p>
+    <w:p>
+      <w:pPr/>
+      <w:r>
+        <w:rPr>
+          <w:lang w:val="zh_TW" w:bidi="zh_TW"/>
+        </w:rPr>
+      </w:r>
+      <w:r>
+        <w:rPr>
+          <w:i/>
+          <w:lang w:val="zh_TW" w:bidi="zh_TW"/>
+        </w:rPr>
+        <w:t>另見</w:t>
+      </w:r>
+      <w:r>
+        <w:rPr>
+          <w:lang w:val="zh_TW" w:bidi="zh_TW"/>
+        </w:rPr>
+        <w:t>死海古卷</w:t>
+      </w:r>
+      <w:r>
+        <w:rPr>
+          <w:lang w:val="zh_TW" w:bidi="zh_TW"/>
+        </w:rPr>
+        <w:t>；</w:t>
+      </w:r>
+      <w:r>
+        <w:rPr>
+          <w:lang w:val="zh_TW" w:bidi="zh_TW"/>
+        </w:rPr>
+        <w:t>愛色尼人</w:t>
+      </w:r>
+      <w:r>
+        <w:rPr>
+          <w:lang w:val="zh_TW" w:bidi="zh_TW"/>
+        </w:rPr>
+        <w:t>；</w:t>
+      </w:r>
+      <w:r>
+        <w:rPr>
+          <w:lang w:val="zh_TW" w:bidi="zh_TW"/>
+        </w:rPr>
+        <w:t>猶太人的散居</w:t>
+      </w:r>
+      <w:r>
+        <w:rPr>
+          <w:lang w:val="zh_TW" w:bidi="zh_TW"/>
+        </w:rPr>
+        <w:t>；</w:t>
+      </w:r>
+      <w:r>
+        <w:rPr>
+          <w:lang w:val="zh_TW" w:bidi="zh_TW"/>
+        </w:rPr>
+        <w:t>第一次猶太起義</w:t>
+      </w:r>
+      <w:r>
+        <w:rPr>
+          <w:lang w:val="zh_TW" w:bidi="zh_TW"/>
+        </w:rPr>
+        <w:t>；</w:t>
+      </w:r>
+      <w:r>
+        <w:rPr>
+          <w:lang w:val="zh_TW" w:bidi="zh_TW"/>
+        </w:rPr>
+        <w:t>以色列歷史</w:t>
+      </w:r>
+      <w:r>
+        <w:rPr>
+          <w:lang w:val="zh_TW" w:bidi="zh_TW"/>
+        </w:rPr>
+        <w:t>；</w:t>
+      </w:r>
+      <w:r>
+        <w:rPr>
+          <w:lang w:val="zh_TW" w:bidi="zh_TW"/>
+        </w:rPr>
+        <w:t>猶太人</w:t>
+      </w:r>
+      <w:r>
+        <w:rPr>
+          <w:lang w:val="zh_TW" w:bidi="zh_TW"/>
+        </w:rPr>
+        <w:t>；</w:t>
+      </w:r>
+      <w:r>
+        <w:rPr>
+          <w:lang w:val="zh_TW" w:bidi="zh_TW"/>
+        </w:rPr>
+        <w:t>猶大支派</w:t>
+      </w:r>
+      <w:r>
+        <w:rPr>
+          <w:lang w:val="zh_TW" w:bidi="zh_TW"/>
+        </w:rPr>
+        <w:t>；</w:t>
+      </w:r>
+      <w:r>
+        <w:rPr>
+          <w:lang w:val="zh_TW" w:bidi="zh_TW"/>
+        </w:rPr>
+        <w:t>法利賽人</w:t>
+      </w:r>
+      <w:r>
+        <w:rPr>
+          <w:lang w:val="zh_TW" w:bidi="zh_TW"/>
+        </w:rPr>
+        <w:t>；</w:t>
+      </w:r>
+      <w:r>
+        <w:rPr>
+          <w:lang w:val="zh_TW" w:bidi="zh_TW"/>
+        </w:rPr>
+        <w:t>猶太的斐洛</w:t>
+      </w:r>
+      <w:r>
+        <w:rPr>
+          <w:lang w:val="zh_TW" w:bidi="zh_TW"/>
+        </w:rPr>
+        <w:t>；</w:t>
+      </w:r>
+      <w:r>
+        <w:rPr>
+          <w:lang w:val="zh_TW" w:bidi="zh_TW"/>
+        </w:rPr>
+        <w:t>被擄歸回後時期</w:t>
+      </w:r>
+      <w:r>
+        <w:rPr>
+          <w:lang w:val="zh_TW" w:bidi="zh_TW"/>
+        </w:rPr>
+        <w:t>；</w:t>
+      </w:r>
+      <w:r>
+        <w:rPr>
+          <w:lang w:val="zh_TW" w:bidi="zh_TW"/>
+        </w:rPr>
+        <w:t>公會</w:t>
+      </w:r>
+      <w:r>
+        <w:rPr>
+          <w:lang w:val="zh_TW" w:bidi="zh_TW"/>
+        </w:rPr>
+        <w:t>；</w:t>
+      </w:r>
+      <w:r>
+        <w:rPr>
+          <w:lang w:val="zh_TW" w:bidi="zh_TW"/>
+        </w:rPr>
+        <w:t>塔木德</w:t>
+      </w:r>
+      <w:r>
+        <w:rPr>
+          <w:lang w:val="zh_TW" w:bidi="zh_TW"/>
+        </w:rPr>
+        <w:t>；</w:t>
+      </w:r>
+      <w:r>
+        <w:rPr>
+          <w:lang w:val="zh_TW" w:bidi="zh_TW"/>
+        </w:rPr>
+        <w:t>妥拉</w:t>
+      </w:r>
+      <w:r>
+        <w:rPr>
+          <w:lang w:val="zh_TW" w:bidi="zh_TW"/>
+        </w:rPr>
+        <w:t>；</w:t>
+      </w:r>
+      <w:r>
+        <w:rPr>
+          <w:lang w:val="zh_TW" w:bidi="zh_TW"/>
+        </w:rPr>
+        <w:t>傳統</w:t>
+      </w:r>
+      <w:r>
+        <w:rPr>
+          <w:lang w:val="zh_TW" w:bidi="zh_TW"/>
+        </w:rPr>
+        <w:t>；</w:t>
+      </w:r>
+      <w:r>
+        <w:rPr>
+          <w:lang w:val="zh_TW" w:bidi="zh_TW"/>
+        </w:rPr>
+        <w:t>口述傳統</w:t>
+      </w:r>
+      <w:r>
+        <w:rPr>
+          <w:lang w:val="zh_TW" w:bidi="zh_TW"/>
+        </w:rPr>
+        <w:t>。</w:t>
+      </w:r>
+      <w:r>
+        <w:rPr>
+          <w:lang w:val="zh_TW" w:bidi="zh_TW"/>
+        </w:rPr>
+      </w:r>
+      <w:r>
+        <w:rPr>
+          <w:lang w:val="zh_TW" w:bidi="zh_TW"/>
+        </w:rPr>
+      </w:r>
+    </w:p>
+    <w:p>
+      <w:pPr/>
+      <w:r>
+        <w:rPr>
+          <w:lang w:val="zh_TW" w:bidi="zh_TW"/>
+        </w:rPr>
+      </w:r>
+    </w:p>
+    <w:p>
+      <w:pPr>
+        <w:pStyle w:val="Heading2"/>
+      </w:pPr>
+      <w:r>
+        <w:rPr>
+          <w:lang w:val="zh_TW" w:bidi="zh_TW"/>
+        </w:rPr>
+        <w:t>猶太人</w:t>
+      </w:r>
+      <w:r>
+        <w:rPr>
+          <w:lang w:val="zh_TW" w:bidi="zh_TW"/>
+        </w:rPr>
+      </w:r>
+    </w:p>
+    <w:p>
+      <w:pPr/>
+      <w:r>
+        <w:rPr>
+          <w:lang w:val="zh_TW" w:bidi="zh_TW"/>
+        </w:rPr>
+      </w:r>
+      <w:r>
+        <w:rPr>
+          <w:lang w:val="zh_TW" w:bidi="zh_TW"/>
+        </w:rPr>
+        <w:t>猶太人，或屬於猶大國的人。這個英文單詞（Jew）源於法文。</w:t>
+      </w:r>
+    </w:p>
+    <w:p>
+      <w:pPr>
+        <w:pStyle w:val="Heading4"/>
+      </w:pPr>
+      <w:r>
+        <w:rPr>
+          <w:lang w:val="zh_TW" w:bidi="zh_TW"/>
+        </w:rPr>
+        <w:t>舊約聖經（譯註：和合本舊約聖經將英文Jew/Jewish一詞通譯為猶大）</w:t>
+      </w:r>
+    </w:p>
+    <w:p>
+      <w:pPr/>
+      <w:r>
+        <w:rPr>
+          <w:lang w:val="zh_TW" w:bidi="zh_TW"/>
+        </w:rPr>
+      </w:r>
+      <w:r>
+        <w:rPr>
+          <w:lang w:val="zh_TW" w:bidi="zh_TW"/>
+        </w:rPr>
+        <w:t>「猶大人」這個詞首次出現在</w:t>
+      </w:r>
+      <w:r>
+        <w:rPr>
+          <w:lang w:val="zh_TW" w:bidi="zh_TW"/>
+        </w:rPr>
+        <w:t>列王紀下十六章6節，</w:t>
+      </w:r>
+      <w:r>
+        <w:rPr>
+          <w:lang w:val="zh_TW" w:bidi="zh_TW"/>
+        </w:rPr>
+        <w:t>意思是「猶大的公民」。在公元前六世紀末的巴比倫被擄時代之前的耶利米時期，這個用字變得相對流行（</w:t>
+      </w:r>
+      <w:r>
+        <w:rPr>
+          <w:lang w:val="zh_TW" w:bidi="zh_TW"/>
+        </w:rPr>
+        <w:t>耶32:12</w:t>
+      </w:r>
+      <w:r>
+        <w:rPr>
+          <w:lang w:val="zh_TW" w:bidi="zh_TW"/>
+        </w:rPr>
+        <w:t>），顯示了各外國民族中，日益增強的民族和身份認同感。</w:t>
+      </w:r>
+      <w:r>
+        <w:rPr>
+          <w:lang w:val="zh_TW" w:bidi="zh_TW"/>
+        </w:rPr>
+        <w:t>耶利米書三十四章9節</w:t>
+      </w:r>
+      <w:r>
+        <w:rPr>
+          <w:lang w:val="zh_TW" w:bidi="zh_TW"/>
+        </w:rPr>
+        <w:t>在一個強調公民有權享有免於奴役的自由的聲明中，使用了「猶大弟兄」一詞。</w:t>
+      </w:r>
+      <w:r>
+        <w:rPr>
+          <w:lang w:val="zh_TW" w:bidi="zh_TW"/>
+        </w:rPr>
+        <w:t>耶利米書五十二章28節</w:t>
+      </w:r>
+      <w:r>
+        <w:rPr>
+          <w:lang w:val="zh_TW" w:bidi="zh_TW"/>
+        </w:rPr>
+        <w:t>在統計被驅逐的公民時也使用了這個詞。</w:t>
+      </w:r>
+    </w:p>
+    <w:p>
+      <w:pPr/>
+      <w:r>
+        <w:rPr>
+          <w:lang w:val="zh_TW" w:bidi="zh_TW"/>
+        </w:rPr>
+      </w:r>
+      <w:r>
+        <w:rPr>
+          <w:lang w:val="zh_TW" w:bidi="zh_TW"/>
+        </w:rPr>
+        <w:t>一旦人民被擄（進入了被擄時期），這個詞就具有了宗教意義。猶大人與周圍的民族不同，因為他們相信唯一的真神。猶大人和外邦人（或非猶大人）互不干涉。在</w:t>
+      </w:r>
+      <w:r>
+        <w:rPr>
+          <w:lang w:val="zh_TW" w:bidi="zh_TW"/>
+        </w:rPr>
+        <w:t>但以理書三章8至12節</w:t>
+      </w:r>
+      <w:r>
+        <w:rPr>
+          <w:lang w:val="zh_TW" w:bidi="zh_TW"/>
+        </w:rPr>
+        <w:t>中，一些猶大人被指控從事不當的巴比倫宗教活動。以斯帖記討論了猶大人的身份認同以及在異國生存的問題。</w:t>
+      </w:r>
+      <w:r>
+        <w:rPr>
+          <w:lang w:val="zh_TW" w:bidi="zh_TW"/>
+        </w:rPr>
+        <w:t>以斯帖記八章17節</w:t>
+      </w:r>
+      <w:r>
+        <w:rPr>
+          <w:lang w:val="zh_TW" w:bidi="zh_TW"/>
+        </w:rPr>
+        <w:t>提到外邦人歸信成為猶大人。</w:t>
+      </w:r>
+    </w:p>
+    <w:p>
+      <w:pPr/>
+      <w:r>
+        <w:rPr>
+          <w:lang w:val="zh_TW" w:bidi="zh_TW"/>
+        </w:rPr>
+      </w:r>
+      <w:r>
+        <w:rPr>
+          <w:lang w:val="zh_TW" w:bidi="zh_TW"/>
+        </w:rPr>
+        <w:t>被擄之後，</w:t>
+      </w:r>
+      <w:r>
+        <w:rPr>
+          <w:lang w:val="zh_TW" w:bidi="zh_TW"/>
+        </w:rPr>
+        <w:t>撒迦利亞書八章23節</w:t>
+      </w:r>
+      <w:r>
+        <w:rPr>
+          <w:lang w:val="zh_TW" w:bidi="zh_TW"/>
+        </w:rPr>
+        <w:t>中表達了「猶大人」的宗教意義，這段經文說到外邦人會尋求猶大人，因為神與他們同在。在</w:t>
+      </w:r>
+      <w:r>
+        <w:rPr>
+          <w:lang w:val="zh_TW" w:bidi="zh_TW"/>
+        </w:rPr>
+        <w:t>以斯拉記四章12節</w:t>
+      </w:r>
+      <w:r>
+        <w:rPr>
+          <w:lang w:val="zh_TW" w:bidi="zh_TW"/>
+        </w:rPr>
+        <w:t>中，「猶大人」這個詞用來指代歸回的被擄者。尼希米也以這種方式使用這個詞（</w:t>
+      </w:r>
+      <w:r>
+        <w:rPr>
+          <w:lang w:val="zh_TW" w:bidi="zh_TW"/>
+        </w:rPr>
+        <w:t>尼1:2，</w:t>
+      </w:r>
+      <w:r>
+        <w:rPr>
+          <w:lang w:val="zh_TW" w:bidi="zh_TW"/>
+        </w:rPr>
+        <w:t>4:2</w:t>
+      </w:r>
+      <w:r>
+        <w:rPr>
+          <w:lang w:val="zh_TW" w:bidi="zh_TW"/>
+        </w:rPr>
+        <w:t>）。</w:t>
+      </w:r>
+      <w:r>
+        <w:rPr>
+          <w:lang w:val="zh_TW" w:bidi="zh_TW"/>
+        </w:rPr>
+        <w:t>尼希米記十三章24節</w:t>
+      </w:r>
+      <w:r>
+        <w:rPr>
+          <w:lang w:val="zh_TW" w:bidi="zh_TW"/>
+        </w:rPr>
+        <w:t>強調與其它社會保持分離對猶太人的重要性。它教導猶太人不應該因為外國人的信仰而與其通婚。尼希米對這種婚姻表示強烈的反對。</w:t>
+      </w:r>
+    </w:p>
+    <w:p>
+      <w:pPr>
+        <w:pStyle w:val="Heading4"/>
+      </w:pPr>
+      <w:r>
+        <w:rPr>
+          <w:lang w:val="zh_TW" w:bidi="zh_TW"/>
+        </w:rPr>
+        <w:t>新約聖經（譯註：和合本新約聖經將英文Jew/Jewish一詞通譯為「猶太」）</w:t>
+      </w:r>
+    </w:p>
+    <w:p>
+      <w:pPr/>
+      <w:r>
+        <w:rPr>
+          <w:lang w:val="zh_TW" w:bidi="zh_TW"/>
+        </w:rPr>
+      </w:r>
+      <w:r>
+        <w:rPr>
+          <w:lang w:val="zh_TW" w:bidi="zh_TW"/>
+        </w:rPr>
+        <w:t>在新約聖經中，「猶太人」具有類似的意義。新約聖經記錄了向外邦人介紹的某些猶太習俗（</w:t>
+      </w:r>
+      <w:r>
+        <w:rPr>
+          <w:lang w:val="zh_TW" w:bidi="zh_TW"/>
+        </w:rPr>
+        <w:t>可7:3</w:t>
+      </w:r>
+      <w:r>
+        <w:rPr>
+          <w:lang w:val="zh_TW" w:bidi="zh_TW"/>
+        </w:rPr>
+        <w:t>；</w:t>
+      </w:r>
+      <w:r>
+        <w:rPr>
+          <w:lang w:val="zh_TW" w:bidi="zh_TW"/>
+        </w:rPr>
+        <w:t>約5:1</w:t>
+      </w:r>
       <w:r>
         <w:rPr>
           <w:lang w:val="zh_TW" w:bidi="zh_TW"/>
         </w:rPr>
         <w:t>，</w:t>
       </w:r>
-      <w:hyperlink r:id="rId210">
-        <w:r>
-          <w:rPr>
-            <w:lang w:val="zh_TW" w:bidi="zh_TW"/>
-          </w:rPr>
-          <w:rPr>
-            <w:color w:val="0000EE"/>
-            <w:u w:val="single"/>
-          </w:rPr>
-          <w:t>26:5</w:t>
-        </w:r>
-      </w:hyperlink>
+      <w:r>
+        <w:rPr>
+          <w:lang w:val="zh_TW" w:bidi="zh_TW"/>
+        </w:rPr>
+        <w:t>19:40</w:t>
+      </w:r>
+      <w:r>
+        <w:rPr>
+          <w:lang w:val="zh_TW" w:bidi="zh_TW"/>
+        </w:rPr>
+        <w:t>）。新約聖經將猶太人與外邦人（</w:t>
+      </w:r>
+      <w:r>
+        <w:rPr>
+          <w:lang w:val="zh_TW" w:bidi="zh_TW"/>
+        </w:rPr>
+        <w:t>徒11:19</w:t>
+      </w:r>
+      <w:r>
+        <w:rPr>
+          <w:lang w:val="zh_TW" w:bidi="zh_TW"/>
+        </w:rPr>
+        <w:t>）、撒馬利亞人（</w:t>
+      </w:r>
+      <w:r>
+        <w:rPr>
+          <w:lang w:val="zh_TW" w:bidi="zh_TW"/>
+        </w:rPr>
+        <w:t>約4:9、22</w:t>
+      </w:r>
+      <w:r>
+        <w:rPr>
+          <w:lang w:val="zh_TW" w:bidi="zh_TW"/>
+        </w:rPr>
+        <w:t>）和改信者（</w:t>
+      </w:r>
+      <w:r>
+        <w:rPr>
+          <w:lang w:val="zh_TW" w:bidi="zh_TW"/>
+        </w:rPr>
+        <w:t>徒2:10</w:t>
+      </w:r>
+      <w:r>
+        <w:rPr>
+          <w:lang w:val="zh_TW" w:bidi="zh_TW"/>
+        </w:rPr>
+        <w:t>）區分開來。雖然猶太基督徒可以被稱為「猶太人」（</w:t>
+      </w:r>
+      <w:r>
+        <w:rPr>
+          <w:lang w:val="zh_TW" w:bidi="zh_TW"/>
+        </w:rPr>
+        <w:t>加2:13</w:t>
+      </w:r>
+      <w:r>
+        <w:rPr>
+          <w:lang w:val="zh_TW" w:bidi="zh_TW"/>
+        </w:rPr>
+        <w:t>），但猶太人和基督徒之間的宗教區別則受到刻意的強調。</w:t>
+      </w:r>
+    </w:p>
+    <w:p>
+      <w:pPr/>
+      <w:r>
+        <w:rPr>
+          <w:lang w:val="zh_TW" w:bidi="zh_TW"/>
+        </w:rPr>
+      </w:r>
+      <w:r>
+        <w:rPr>
+          <w:lang w:val="zh_TW" w:bidi="zh_TW"/>
+        </w:rPr>
+        <w:t>在</w:t>
+      </w:r>
+      <w:r>
+        <w:rPr>
+          <w:lang w:val="zh_TW" w:bidi="zh_TW"/>
+        </w:rPr>
+        <w:t>羅馬書二章17至29節</w:t>
+      </w:r>
+      <w:r>
+        <w:rPr>
+          <w:lang w:val="zh_TW" w:bidi="zh_TW"/>
+        </w:rPr>
+        <w:t>中，保羅分析了「猶太人」這個詞。他強調這個詞的真正意義在於對神的內心態度，而不是在於儀式。保羅可能在反思他在轉信基督教教之前作為猶太人的失敗（參</w:t>
+      </w:r>
+      <w:r>
+        <w:rPr>
+          <w:lang w:val="zh_TW" w:bidi="zh_TW"/>
+        </w:rPr>
+        <w:t>腓3:3</w:t>
+      </w:r>
+      <w:r>
+        <w:rPr>
+          <w:lang w:val="zh_TW" w:bidi="zh_TW"/>
+        </w:rPr>
+        <w:t>–</w:t>
+      </w:r>
+      <w:r>
+        <w:rPr>
+          <w:lang w:val="zh_TW" w:bidi="zh_TW"/>
+        </w:rPr>
+        <w:t>6</w:t>
+      </w:r>
+      <w:r>
+        <w:rPr>
+          <w:lang w:val="zh_TW" w:bidi="zh_TW"/>
+        </w:rPr>
+        <w:t>）。他在</w:t>
+      </w:r>
+      <w:r>
+        <w:rPr>
+          <w:lang w:val="zh_TW" w:bidi="zh_TW"/>
+        </w:rPr>
+        <w:t>羅馬書二章29節</w:t>
+      </w:r>
+      <w:r>
+        <w:rPr>
+          <w:lang w:val="zh_TW" w:bidi="zh_TW"/>
+        </w:rPr>
+        <w:t>中提到的「稱讚」是這段經文中最重要的部份。這是一個有力的文字遊戲：在希伯來文中，猶大意為「讚美」（</w:t>
+      </w:r>
+      <w:r>
+        <w:rPr>
+          <w:lang w:val="zh_TW" w:bidi="zh_TW"/>
+        </w:rPr>
+        <w:t>創 29:35</w:t>
+      </w:r>
+      <w:r>
+        <w:rPr>
+          <w:lang w:val="zh_TW" w:bidi="zh_TW"/>
+        </w:rPr>
+        <w:t>；參</w:t>
+      </w:r>
+      <w:r>
+        <w:rPr>
+          <w:lang w:val="zh_TW" w:bidi="zh_TW"/>
+        </w:rPr>
+        <w:t>49:8</w:t>
+      </w:r>
+      <w:r>
+        <w:rPr>
+          <w:lang w:val="zh_TW" w:bidi="zh_TW"/>
+        </w:rPr>
+        <w:t>）。</w:t>
+      </w:r>
+    </w:p>
+    <w:p>
+      <w:pPr/>
+      <w:r>
+        <w:rPr>
+          <w:lang w:val="zh_TW" w:bidi="zh_TW"/>
+        </w:rPr>
+      </w:r>
+      <w:r>
+        <w:rPr>
+          <w:lang w:val="zh_TW" w:bidi="zh_TW"/>
+        </w:rPr>
+        <w:t>保羅認為基督教是舊約聖經信仰真正的繼承者。</w:t>
+      </w:r>
+      <w:r>
+        <w:rPr>
+          <w:lang w:val="zh_TW" w:bidi="zh_TW"/>
+        </w:rPr>
+        <w:t>啟示錄二章9節</w:t>
+      </w:r>
+      <w:r>
+        <w:rPr>
+          <w:lang w:val="zh_TW" w:bidi="zh_TW"/>
+        </w:rPr>
+        <w:t>和</w:t>
+      </w:r>
+      <w:r>
+        <w:rPr>
+          <w:lang w:val="zh_TW" w:bidi="zh_TW"/>
+        </w:rPr>
+        <w:t>三章9節</w:t>
+      </w:r>
+      <w:r>
+        <w:rPr>
+          <w:lang w:val="zh_TW" w:bidi="zh_TW"/>
+        </w:rPr>
+        <w:t>認同成為猶太人不僅僅是出生和遵守猶太會堂的儀式而已。這些經文指出耶穌是神所揀選的彌賽亞（比較：</w:t>
+      </w:r>
+      <w:r>
+        <w:rPr>
+          <w:lang w:val="zh_TW" w:bidi="zh_TW"/>
+        </w:rPr>
+        <w:t>羅9:3</w:t>
+      </w:r>
+      <w:r>
+        <w:rPr>
+          <w:lang w:val="zh_TW" w:bidi="zh_TW"/>
+        </w:rPr>
+        <w:t>–</w:t>
+      </w:r>
+      <w:r>
+        <w:rPr>
+          <w:lang w:val="zh_TW" w:bidi="zh_TW"/>
+        </w:rPr>
+        <w:t>5</w:t>
+      </w:r>
+      <w:r>
+        <w:rPr>
+          <w:lang w:val="zh_TW" w:bidi="zh_TW"/>
+        </w:rPr>
+        <w:t>，</w:t>
+      </w:r>
+      <w:r>
+        <w:rPr>
+          <w:lang w:val="zh_TW" w:bidi="zh_TW"/>
+        </w:rPr>
+        <w:t>10:1</w:t>
+      </w:r>
+      <w:r>
+        <w:rPr>
+          <w:lang w:val="zh_TW" w:bidi="zh_TW"/>
+        </w:rPr>
+        <w:t>–</w:t>
+      </w:r>
+      <w:r>
+        <w:rPr>
+          <w:lang w:val="zh_TW" w:bidi="zh_TW"/>
+        </w:rPr>
+        <w:t>4</w:t>
+      </w:r>
+      <w:r>
+        <w:rPr>
+          <w:lang w:val="zh_TW" w:bidi="zh_TW"/>
+        </w:rPr>
+        <w:t>）。新約聖經顯示了猶太人對基督教信息的反對。福音對猶太人來說是令人反感的（</w:t>
+      </w:r>
+      <w:r>
+        <w:rPr>
+          <w:lang w:val="zh_TW" w:bidi="zh_TW"/>
+        </w:rPr>
+        <w:t>林前1:23</w:t>
+      </w:r>
+      <w:r>
+        <w:rPr>
+          <w:lang w:val="zh_TW" w:bidi="zh_TW"/>
+        </w:rPr>
+        <w:t>）。保羅有很強的猶太背景（</w:t>
+      </w:r>
+      <w:r>
+        <w:rPr>
+          <w:lang w:val="zh_TW" w:bidi="zh_TW"/>
+        </w:rPr>
+        <w:t>徒26:4</w:t>
+      </w:r>
+      <w:r>
+        <w:rPr>
+          <w:lang w:val="zh_TW" w:bidi="zh_TW"/>
+        </w:rPr>
+        <w:t>–</w:t>
+      </w:r>
+      <w:r>
+        <w:rPr>
+          <w:lang w:val="zh_TW" w:bidi="zh_TW"/>
+        </w:rPr>
+        <w:t>7</w:t>
+      </w:r>
+      <w:r>
+        <w:rPr>
+          <w:lang w:val="zh_TW" w:bidi="zh_TW"/>
+        </w:rPr>
+        <w:t>），但仍然受到猶太人激烈的攻擊（</w:t>
+      </w:r>
+      <w:r>
+        <w:rPr>
+          <w:lang w:val="zh_TW" w:bidi="zh_TW"/>
+        </w:rPr>
+        <w:t>徒21:11</w:t>
+      </w:r>
+      <w:r>
+        <w:rPr>
+          <w:lang w:val="zh_TW" w:bidi="zh_TW"/>
+        </w:rPr>
+        <w:t>，</w:t>
+      </w:r>
+      <w:r>
+        <w:rPr>
+          <w:lang w:val="zh_TW" w:bidi="zh_TW"/>
+        </w:rPr>
+        <w:t>23:12、27</w:t>
+      </w:r>
+      <w:r>
+        <w:rPr>
+          <w:lang w:val="zh_TW" w:bidi="zh_TW"/>
+        </w:rPr>
+        <w:t>）。</w:t>
+      </w:r>
+      <w:r>
+        <w:rPr>
+          <w:lang w:val="zh_TW" w:bidi="zh_TW"/>
+        </w:rPr>
+        <w:t>啟示錄二章9節</w:t>
+      </w:r>
+      <w:r>
+        <w:rPr>
+          <w:lang w:val="zh_TW" w:bidi="zh_TW"/>
+        </w:rPr>
+        <w:t>和</w:t>
+      </w:r>
+      <w:r>
+        <w:rPr>
+          <w:lang w:val="zh_TW" w:bidi="zh_TW"/>
+        </w:rPr>
+        <w:t>三章9節</w:t>
+      </w:r>
+      <w:r>
+        <w:rPr>
+          <w:lang w:val="zh_TW" w:bidi="zh_TW"/>
+        </w:rPr>
+        <w:t>將猶太人的反對定性為屬於撒但的：他們正在執行撒但的工作。</w:t>
+      </w:r>
+    </w:p>
+    <w:p>
+      <w:pPr/>
+      <w:r>
+        <w:rPr>
+          <w:lang w:val="zh_TW" w:bidi="zh_TW"/>
+        </w:rPr>
+      </w:r>
+      <w:r>
+        <w:rPr>
+          <w:lang w:val="zh_TW" w:bidi="zh_TW"/>
+        </w:rPr>
+        <w:t>約翰福音使用「猶太人」約70次，相較於其它福音書中的5–6次明顯為多。雖然有些用法是中性的，但約翰常用「猶太人」來指宗教當局，特別是在耶路撒冷反對耶穌的這些人（</w:t>
+      </w:r>
+      <w:r>
+        <w:rPr>
+          <w:lang w:val="zh_TW" w:bidi="zh_TW"/>
+        </w:rPr>
+        <w:t>約5:18</w:t>
+      </w:r>
+      <w:r>
+        <w:rPr>
+          <w:lang w:val="zh_TW" w:bidi="zh_TW"/>
+        </w:rPr>
+        <w:t>，</w:t>
+      </w:r>
+      <w:r>
+        <w:rPr>
+          <w:lang w:val="zh_TW" w:bidi="zh_TW"/>
+        </w:rPr>
+        <w:t>9:18</w:t>
+      </w:r>
+      <w:r>
+        <w:rPr>
+          <w:lang w:val="zh_TW" w:bidi="zh_TW"/>
+        </w:rPr>
+        <w:t>，</w:t>
+      </w:r>
+      <w:r>
+        <w:rPr>
+          <w:lang w:val="zh_TW" w:bidi="zh_TW"/>
+        </w:rPr>
+        <w:t>11:8</w:t>
+      </w:r>
+      <w:r>
+        <w:rPr>
+          <w:lang w:val="zh_TW" w:bidi="zh_TW"/>
+        </w:rPr>
+        <w:t>，</w:t>
+      </w:r>
+      <w:r>
+        <w:rPr>
+          <w:lang w:val="zh_TW" w:bidi="zh_TW"/>
+        </w:rPr>
+        <w:t>18:36</w:t>
+      </w:r>
+      <w:r>
+        <w:rPr>
+          <w:lang w:val="zh_TW" w:bidi="zh_TW"/>
+        </w:rPr>
+        <w:t>）。</w:t>
+      </w:r>
+    </w:p>
+    <w:p>
+      <w:pPr/>
+      <w:r>
+        <w:rPr>
+          <w:lang w:val="zh_TW" w:bidi="zh_TW"/>
+        </w:rPr>
+      </w:r>
+      <w:r>
+        <w:rPr>
+          <w:lang w:val="zh_TW" w:bidi="zh_TW"/>
+        </w:rPr>
+        <w:t>在</w:t>
+      </w:r>
+      <w:r>
+        <w:rPr>
+          <w:lang w:val="zh_TW" w:bidi="zh_TW"/>
+        </w:rPr>
+        <w:t>約翰福音九章22節</w:t>
+      </w:r>
+      <w:r>
+        <w:rPr>
+          <w:lang w:val="zh_TW" w:bidi="zh_TW"/>
+        </w:rPr>
+        <w:t>，瞎子的猶太人父母害怕「猶太人」調查他們。在</w:t>
+      </w:r>
+      <w:r>
+        <w:rPr>
+          <w:lang w:val="zh_TW" w:bidi="zh_TW"/>
+        </w:rPr>
+        <w:t>約翰福音十八章14節</w:t>
+      </w:r>
+      <w:r>
+        <w:rPr>
+          <w:lang w:val="zh_TW" w:bidi="zh_TW"/>
+        </w:rPr>
+        <w:t>，「猶太人」用來指祭司長和法利賽人。需要注意的是，作者其實也是猶太人，他並不是在表達對所有猶太人的仇恨。他譴責的是那些反對耶穌的人，而不是整個種族。他也曾欣然提到相信耶穌的猶太人（</w:t>
+      </w:r>
+      <w:r>
+        <w:rPr>
+          <w:lang w:val="zh_TW" w:bidi="zh_TW"/>
+        </w:rPr>
+        <w:t>約8:31</w:t>
+      </w:r>
+      <w:r>
+        <w:rPr>
+          <w:lang w:val="zh_TW" w:bidi="zh_TW"/>
+        </w:rPr>
+        <w:t>，</w:t>
+      </w:r>
+      <w:r>
+        <w:rPr>
+          <w:lang w:val="zh_TW" w:bidi="zh_TW"/>
+        </w:rPr>
+        <w:t>11:45</w:t>
+      </w:r>
+      <w:r>
+        <w:rPr>
+          <w:lang w:val="zh_TW" w:bidi="zh_TW"/>
+        </w:rPr>
+        <w:t>，</w:t>
+      </w:r>
+      <w:r>
+        <w:rPr>
+          <w:lang w:val="zh_TW" w:bidi="zh_TW"/>
+        </w:rPr>
+        <w:t>12:11</w:t>
+      </w:r>
+      <w:r>
+        <w:rPr>
+          <w:lang w:val="zh_TW" w:bidi="zh_TW"/>
+        </w:rPr>
+        <w:t>）。拿但業被描繪為猶太基督徒的榜樣，一個「心裡沒有詭詐」的真以色列人（</w:t>
+      </w:r>
+      <w:r>
+        <w:rPr>
+          <w:lang w:val="zh_TW" w:bidi="zh_TW"/>
+        </w:rPr>
+        <w:t>約1:47</w:t>
+      </w:r>
+      <w:r>
+        <w:rPr>
+          <w:lang w:val="zh_TW" w:bidi="zh_TW"/>
+        </w:rPr>
+        <w:t>；比較：</w:t>
+      </w:r>
+      <w:r>
+        <w:rPr>
+          <w:lang w:val="zh_TW" w:bidi="zh_TW"/>
+        </w:rPr>
+        <w:t>1:31</w:t>
+      </w:r>
+      <w:r>
+        <w:rPr>
+          <w:lang w:val="zh_TW" w:bidi="zh_TW"/>
+        </w:rPr>
+        <w:t>；見：</w:t>
+      </w:r>
+      <w:r>
+        <w:rPr>
+          <w:lang w:val="zh_TW" w:bidi="zh_TW"/>
+        </w:rPr>
+        <w:t>創世記27:35</w:t>
+      </w:r>
+      <w:r>
+        <w:rPr>
+          <w:lang w:val="zh_TW" w:bidi="zh_TW"/>
+        </w:rPr>
+        <w:t>，</w:t>
+      </w:r>
+      <w:r>
+        <w:rPr>
+          <w:lang w:val="zh_TW" w:bidi="zh_TW"/>
+        </w:rPr>
+        <w:t>32:28</w:t>
+      </w:r>
+      <w:r>
+        <w:rPr>
+          <w:lang w:val="zh_TW" w:bidi="zh_TW"/>
+        </w:rPr>
+        <w:t>）。</w:t>
+      </w:r>
+    </w:p>
+    <w:p>
+      <w:pPr/>
+      <w:r>
+        <w:rPr>
+          <w:lang w:val="zh_TW" w:bidi="zh_TW"/>
+        </w:rPr>
+      </w:r>
+      <w:r>
+        <w:rPr>
+          <w:i/>
+          <w:lang w:val="zh_TW" w:bidi="zh_TW"/>
+        </w:rPr>
+        <w:t>另見</w:t>
+      </w:r>
+      <w:r>
+        <w:rPr>
+          <w:lang w:val="zh_TW" w:bidi="zh_TW"/>
+        </w:rPr>
+        <w:t xml:space="preserve"> </w:t>
+      </w:r>
+      <w:r>
+        <w:rPr>
+          <w:lang w:val="zh_TW" w:bidi="zh_TW"/>
+        </w:rPr>
+        <w:t>散居的猶太人</w:t>
+      </w:r>
       <w:r>
         <w:rPr>
           <w:lang w:val="zh_TW" w:bidi="zh_TW"/>
         </w:rPr>
         <w:t>；</w:t>
       </w:r>
-      <w:hyperlink r:id="rId211">
-        <w:r>
-          <w:rPr>
-            <w:lang w:val="zh_TW" w:bidi="zh_TW"/>
-          </w:rPr>
-          <w:rPr>
-            <w:color w:val="0000EE"/>
-            <w:u w:val="single"/>
-          </w:rPr>
-          <w:t>腓3:5</w:t>
-        </w:r>
-      </w:hyperlink>
-      <w:r>
-        <w:rPr>
-          <w:lang w:val="zh_TW" w:bidi="zh_TW"/>
-        </w:rPr>
-        <w:t xml:space="preserve"> ）和許多其他早期基督徒都是從法利賽教門出來的（</w:t>
-      </w:r>
-      <w:hyperlink r:id="rId212">
-        <w:r>
-          <w:rPr>
-            <w:lang w:val="zh_TW" w:bidi="zh_TW"/>
-          </w:rPr>
-          <w:rPr>
-            <w:color w:val="0000EE"/>
-            <w:u w:val="single"/>
-          </w:rPr>
-          <w:t>徒15:5</w:t>
-        </w:r>
-      </w:hyperlink>
-      <w:r>
-        <w:rPr>
-          <w:lang w:val="zh_TW" w:bidi="zh_TW"/>
-        </w:rPr>
-        <w:t>）。法利賽猶太教在公元70年耶路撒冷被毀後倖存下來，形成了公元二世紀到現代主導猶太宗教生活的拉比猶太教。</w:t>
-      </w:r>
-    </w:p>
-    <w:p>
-      <w:pPr/>
-      <w:r>
-        <w:rPr>
-          <w:lang w:val="zh_TW" w:bidi="zh_TW"/>
-        </w:rPr>
-      </w:r>
-      <w:r>
-        <w:rPr>
-          <w:lang w:val="zh_TW" w:bidi="zh_TW"/>
-        </w:rPr>
-        <w:t>愛色尼派是猶太教內的另一個宗教派別，其起源可追溯到公元前第二世紀。與法利賽人一樣，愛色尼派主要想要遵守摩西律法以維護禮儀上的純潔。愛色尼派生活並工作於猶太社會中；他們試圖通過所遵循的簡樸和無私的生活方式來影響人們。一些愛色尼人也生活在自己的社群中，每天工作後回到這些社群。猶太教內有許多宗教派系，其中一個可能與愛色尼派只有模糊關聯的團體在死海西岸建立了一個社群。這個團體將自己視為真以色列，並在曠野中通過保持自身遠離一切污穢來準備迎接神的最終眷顧。許多由這個派別成員撰寫的文件在死海附近的洞穴中被發現，都是在羅馬人摧毀該定居點前被隱藏起來的。這些文件，即死海古卷，提供了關於這個宗教派別及其信仰的詳細信息。</w:t>
-      </w:r>
-    </w:p>
-    <w:p>
-      <w:pPr/>
-      <w:r>
-        <w:rPr>
-          <w:lang w:val="zh_TW" w:bidi="zh_TW"/>
-        </w:rPr>
-      </w:r>
-      <w:r>
-        <w:rPr>
-          <w:lang w:val="zh_TW" w:bidi="zh_TW"/>
-        </w:rPr>
-        <w:t>奮銳黨是另一個猶太教派，可能與西卡里黨（「匕首人」）有關。這群政治行動主義者在公元6至66年間興盛。他們只承認神是他們的君主，並試圖通過暴力手段推翻羅馬人和其合作者，包括施行暗殺。他們協助煽動了公元66至73年的猶太起義，並在公元70年與耶路撒冷一起滅亡。</w:t>
-      </w:r>
-    </w:p>
-    <w:p>
-      <w:pPr/>
-      <w:r>
-        <w:rPr>
-          <w:lang w:val="zh_TW" w:bidi="zh_TW"/>
-        </w:rPr>
-      </w:r>
-      <w:r>
-        <w:rPr>
-          <w:lang w:val="zh_TW" w:bidi="zh_TW"/>
-        </w:rPr>
-        <w:t>在公元一世紀的巴勒斯坦，社會階級和地位是根據禮儀的純潔度來決定的。上層階級由宗教機構人士組成，如撒都該人、文士、法利賽人和耶路撒冷的祭司。公會是由這些團體成員組成的審議組織。實際上，中產階級並不存在。下層階級主要由Am Ha Arez（「聖地之民」）組成——這些猶太人因缺乏教育而不通律法，並且對他們所熟悉的誡命也沒有嚴格遵守。法利賽人對聖地之民的普遍仇視態度在</w:t>
-      </w:r>
-      <w:hyperlink r:id="rId213">
-        <w:r>
-          <w:rPr>
-            <w:lang w:val="zh_TW" w:bidi="zh_TW"/>
-          </w:rPr>
-          <w:rPr>
-            <w:color w:val="0000EE"/>
-            <w:u w:val="single"/>
-          </w:rPr>
-          <w:t>約7:49</w:t>
-        </w:r>
-      </w:hyperlink>
-      <w:r>
-        <w:rPr>
-          <w:lang w:val="zh_TW" w:bidi="zh_TW"/>
-        </w:rPr>
-        <w:t>中顯而易見：「</w:t>
-      </w:r>
-      <w:r>
-        <w:rPr>
-          <w:lang w:val="zh_TW" w:bidi="zh_TW"/>
-        </w:rPr>
-        <w:t>但這些不明白律法的百姓是被咒詛的</w:t>
-      </w:r>
-      <w:r>
-        <w:rPr>
-          <w:lang w:val="zh_TW" w:bidi="zh_TW"/>
-        </w:rPr>
-        <w:t>」（《和合本》）。第一世紀的巴勒斯坦還有另一個社會階級，被稱為「不可接觸者」。這些人由撒馬利亞人、稅吏、妓女、牧羊人、痲瘋病人、外邦人，以及或許最糟糕的是成了外邦人的猶太人（例如，</w:t>
-      </w:r>
-      <w:hyperlink r:id="rId214">
-        <w:r>
-          <w:rPr>
-            <w:lang w:val="zh_TW" w:bidi="zh_TW"/>
-          </w:rPr>
-          <w:rPr>
-            <w:color w:val="0000EE"/>
-            <w:u w:val="single"/>
-          </w:rPr>
-          <w:t>路15:11–32</w:t>
-        </w:r>
-      </w:hyperlink>
-      <w:r>
-        <w:rPr>
-          <w:lang w:val="zh_TW" w:bidi="zh_TW"/>
-        </w:rPr>
-        <w:t>中的浪子）所組成。一般遵循的禮儀純潔規則阻隔了上層階級與不可接觸者之間任何形式的社交接觸，更是極其迴避與聖地之民的接觸。在這種背景下，法利賽人對耶穌與稅吏和罪人來往的恐懼，是完全可以理解的（</w:t>
-      </w:r>
-      <w:hyperlink r:id="rId215">
-        <w:r>
-          <w:rPr>
-            <w:lang w:val="zh_TW" w:bidi="zh_TW"/>
-          </w:rPr>
-          <w:rPr>
-            <w:color w:val="0000EE"/>
-            <w:u w:val="single"/>
-          </w:rPr>
-          <w:t>可2:15–17</w:t>
-        </w:r>
-      </w:hyperlink>
-      <w:r>
-        <w:rPr>
-          <w:lang w:val="zh_TW" w:bidi="zh_TW"/>
-        </w:rPr>
-        <w:t>）。</w:t>
-      </w:r>
-    </w:p>
-    <w:p>
-      <w:pPr/>
-      <w:r>
-        <w:rPr>
-          <w:lang w:val="zh_TW" w:bidi="zh_TW"/>
-        </w:rPr>
-      </w:r>
-      <w:r>
-        <w:rPr>
-          <w:lang w:val="zh_TW" w:bidi="zh_TW"/>
-        </w:rPr>
-        <w:t>在第二聖殿時期的最後兩個世紀裡，這種以宗教標準來決定社會階級和地位的結果，使耶路撒冷與巴勒斯坦農村一帶之間造成了不安的緊張關係，特別是在加利利。耶路撒冷的人認為加利利是一個對律法無知的地方（</w:t>
-      </w:r>
-      <w:hyperlink r:id="rId216">
-        <w:r>
-          <w:rPr>
-            <w:lang w:val="zh_TW" w:bidi="zh_TW"/>
-          </w:rPr>
-          <w:rPr>
-            <w:color w:val="0000EE"/>
-            <w:u w:val="single"/>
-          </w:rPr>
-          <w:t>約1:46</w:t>
-        </w:r>
-      </w:hyperlink>
-      <w:r>
-        <w:rPr>
-          <w:lang w:val="zh_TW" w:bidi="zh_TW"/>
-        </w:rPr>
-        <w:t>）。耶路撒冷主要是一個宗教中心，主要以聖殿崇拜為業。公元第一世紀耶路撒冷的總人口估計介於25,000到40,000之間。其中大多數是致力於建造和裝潢聖殿的師傅和工匠（在被摧毀之前聖殿仍未竣工；見</w:t>
-      </w:r>
-      <w:hyperlink r:id="rId217">
-        <w:r>
-          <w:rPr>
-            <w:lang w:val="zh_TW" w:bidi="zh_TW"/>
-          </w:rPr>
-          <w:rPr>
-            <w:color w:val="0000EE"/>
-            <w:u w:val="single"/>
-          </w:rPr>
-          <w:t>約2:20</w:t>
-        </w:r>
-      </w:hyperlink>
-      <w:r>
-        <w:rPr>
-          <w:lang w:val="zh_TW" w:bidi="zh_TW"/>
-        </w:rPr>
-        <w:t>），或參與聖殿許多禮儀活動的祭司和利未人。雖然猶太人理當每年在三個朝聖節期前往耶路撒冷，但這一要求對於巴勒斯坦鄉間的農民來說是困難的。</w:t>
-      </w:r>
-    </w:p>
-    <w:p>
-      <w:pPr/>
-      <w:r>
-        <w:rPr>
-          <w:lang w:val="zh_TW" w:bidi="zh_TW"/>
-        </w:rPr>
-      </w:r>
-      <w:r>
-        <w:rPr>
-          <w:lang w:val="zh_TW" w:bidi="zh_TW"/>
-        </w:rPr>
-        <w:t>此外，摩西律法要求的十一奉獻僅限於田產，不包括工資或以物易物。因此，鄉村的農民肩負著這種稅收的重擔，自然對城內的工匠、商人和免於納十一的祭司特權感到不滿。不納田產的十一奉獻其誘惑極大，許多農民屈服於此。他們的田產如果不納十一就不算為可食（kosher），諸如法利賽人謹守教規的人會避免使用這些農產品。除了要求農民納第一和第二次十一（第二次十一必須在耶路撒冷附近使用）之外，羅馬的稅收據估計相當於個人收入的10%到15%。聖殿稅加上羅馬稅，使稅收負擔達到25%到30%的壓力。猶太人在公元66年最終反抗羅馬壓迫者的事實並不難理解。事實上，整個公元第一世紀，巴勒斯坦經常發生小規模的叛亂。許多叛亂發生在耶路撒冷的三個年度朝聖節期間，當時正常人口從25,000到40,000激增至500,000或更多。這些節期為起義製造了理想機會，羅馬人特別警惕這種情況。耶穌被處決時也是在一次這樣的逾越節期間，因為祂被懷疑要鬧政治革命（</w:t>
-      </w:r>
-      <w:hyperlink r:id="rId218">
-        <w:r>
-          <w:rPr>
-            <w:lang w:val="zh_TW" w:bidi="zh_TW"/>
-          </w:rPr>
-          <w:rPr>
-            <w:color w:val="0000EE"/>
-            <w:u w:val="single"/>
-          </w:rPr>
-          <w:t>可15:26</w:t>
-        </w:r>
-      </w:hyperlink>
-      <w:r>
-        <w:rPr>
-          <w:lang w:val="zh_TW" w:bidi="zh_TW"/>
-        </w:rPr>
-        <w:t>）。</w:t>
-      </w:r>
-    </w:p>
-    <w:p>
-      <w:pPr/>
-      <w:r>
-        <w:rPr>
-          <w:lang w:val="zh_TW" w:bidi="zh_TW"/>
-        </w:rPr>
-      </w:r>
-      <w:r>
-        <w:rPr>
-          <w:lang w:val="zh_TW" w:bidi="zh_TW"/>
-        </w:rPr>
-        <w:t>第二聖殿時期，就是出現在猶太教裡天啓主義興衰的背景。天啟主義（來自希臘文「啟示」一詞）是一種末世論（「最終事件的記述」），其假設是除非神首先以決定性的方式介入摧毀邪惡（特別是外邦壓迫者）並為義人（以色列）伸冤，否則世上無法恢復理想的狀況。心懷天啟主義的人士撰寫了許多文獻，稱為天啟文學，試圖解讀時代的徵兆並預測神眷顧的到來。由於普遍意識到預言時代已經結束，這些天啟主義者不以本名寫作，而是仿用古代以色列偉人的名字寫作，如摩西、亞伯拉罕、以諾和以斯拉。在猶太天啟主義裡更重要的盼望包括（1）彌賽亞的到來；（2）大災難的來臨，有時稱為彌賽亞之禍；（3）義人的復活；（4）惡人的審判和義人的賞賜。天啟主義或多或少醞釀了猶太人反抗羅馬人的起義。</w:t>
-      </w:r>
-    </w:p>
-    <w:p>
-      <w:pPr/>
-      <w:r>
-        <w:rPr>
-          <w:lang w:val="zh_TW" w:bidi="zh_TW"/>
-        </w:rPr>
-      </w:r>
-      <w:r>
-        <w:rPr>
-          <w:lang w:val="zh_TW" w:bidi="zh_TW"/>
-        </w:rPr>
-        <w:t>在第二聖殿時期開始時，希伯來聖經的一些部分經卷仍在編寫過程中。最後三卷先知書——哈該書、撒迦利亞書和瑪拉基書——寫於公元前第六世紀末至五世紀中葉。後來的拉比們表示，當這些先知停止工作時，神的靈已經從以色列收回。歷代志作者以塞魯士的詔令（公元前538年）結束他的作品，而以斯拉記-尼希米記和以斯帖記似乎是在公元前第五世紀寫成的。</w:t>
-      </w:r>
-    </w:p>
-    <w:p>
-      <w:pPr/>
-      <w:r>
-        <w:rPr>
-          <w:lang w:val="zh_TW" w:bidi="zh_TW"/>
-        </w:rPr>
-      </w:r>
-      <w:r>
-        <w:rPr>
-          <w:lang w:val="zh_TW" w:bidi="zh_TW"/>
-        </w:rPr>
-        <w:t>第二聖殿時期不僅見證了那些後來在猶太教中被視為啟示和權威的著作的完成，也見證了所有 24 卷經卷的全部被承認。在公元前586年耶路撒冷被毀之前，摩西律法並未得到一致的遵行（根據</w:t>
-      </w:r>
-      <w:hyperlink r:id="rId219">
-        <w:r>
-          <w:rPr>
-            <w:lang w:val="zh_TW" w:bidi="zh_TW"/>
-          </w:rPr>
-          <w:rPr>
-            <w:color w:val="0000EE"/>
-            <w:u w:val="single"/>
-          </w:rPr>
-          <w:t>王下二十二章</w:t>
-        </w:r>
-      </w:hyperlink>
-      <w:r>
-        <w:rPr>
-          <w:lang w:val="zh_TW" w:bidi="zh_TW"/>
-        </w:rPr>
-        <w:t>，它曾在一段不明時間內遺失了），古典先知也並不總是能夠得到適當的認可。但在公元前586年之後，妥拉在猶太民族的生活和思想上佔據了無可置疑的神聖地位，甚至在公元70年最終解體之前在許多方面取代了聖殿崇拜。</w:t>
-      </w:r>
-    </w:p>
-    <w:p>
-      <w:pPr/>
-      <w:r>
-        <w:rPr>
-          <w:lang w:val="zh_TW" w:bidi="zh_TW"/>
-        </w:rPr>
-      </w:r>
-      <w:r>
-        <w:rPr>
-          <w:lang w:val="zh_TW" w:bidi="zh_TW"/>
-        </w:rPr>
-        <w:t>猶太聖經分為三個部分，猶太人用首字母縮略詞「塔納赫（Tanak）」來表示：（1）Torah（「律法」或「啟示」），（2）Nebi’im（「先知書」），以及（3）Kethubim（「聖卷」）。一般認為律法和先知書在公元前第二世紀前已享有正典地位，但聖卷最終是在</w:t>
-      </w:r>
-      <w:r>
-        <w:rPr>
-          <w:lang w:val="zh_TW" w:bidi="zh_TW"/>
-        </w:rPr>
-        <w:t>雅麥尼亞（</w:t>
-      </w:r>
-      <w:r>
-        <w:rPr>
-          <w:lang w:val="zh_TW" w:bidi="zh_TW"/>
-        </w:rPr>
-        <w:t>Jamnia</w:t>
-      </w:r>
-      <w:r>
-        <w:rPr>
-          <w:lang w:val="zh_TW" w:bidi="zh_TW"/>
-        </w:rPr>
-        <w:t>）的</w:t>
-      </w:r>
-      <w:r>
-        <w:rPr>
-          <w:lang w:val="zh_TW" w:bidi="zh_TW"/>
-        </w:rPr>
-        <w:t>拉比大會（約公元90年）上被宣布為正典，然而這一歷史性事件的真實性深具爭議。據認為，拉比們討論了某些聖經書卷是否應繼續成為聖經的一部分。實際上，猶太聖經的正典早在公元前第一世紀已由傳統使用完全確定。律法由五卷書組成：創世記、出埃及記、利未記、民數記和申命記。先知書分為兩部分，前先知書（約書亞記、士師記、撒母耳記和列王紀）和後先知書（以賽亞書、耶利米書、以西結書和十二小先知書）。聖卷包括歷代志、以斯拉記-尼希米記、以斯帖記、約伯記、詩篇、箴言、傳道書、雅歌、耶利米哀歌、路得記和但以理書。正典的書卷總數為24卷，與新教正典的39卷書相同，因為撒母耳記、列王紀、歷代志、以斯拉記-尼希米記和十二小先知書各自只算作一卷書。希臘化猶太教的亞歷山大正典更為廣泛，額外的書籍（新教徒稱為次經〔Apocrypha〕）都收錄在羅馬天主教舊約正典的46卷書中。</w:t>
-      </w:r>
-    </w:p>
-    <w:p>
-      <w:pPr>
-        <w:pStyle w:val="Heading3"/>
-      </w:pPr>
-      <w:r>
-        <w:rPr>
-          <w:lang w:val="zh_TW" w:bidi="zh_TW"/>
-        </w:rPr>
-        <w:t>塔木德時期（公元73–425年）</w:t>
-      </w:r>
-    </w:p>
-    <w:p>
-      <w:pPr>
-        <w:pStyle w:val="Heading4"/>
-      </w:pPr>
-      <w:r>
-        <w:rPr>
-          <w:lang w:val="zh_TW" w:bidi="zh_TW"/>
-        </w:rPr>
-        <w:t>歷史概覽</w:t>
-      </w:r>
-    </w:p>
-    <w:p>
-      <w:pPr/>
-      <w:r>
-        <w:rPr>
-          <w:lang w:val="zh_TW" w:bidi="zh_TW"/>
-        </w:rPr>
-      </w:r>
-      <w:r>
-        <w:rPr>
-          <w:lang w:val="zh_TW" w:bidi="zh_TW"/>
-        </w:rPr>
-        <w:t>據猶太傳說，當羅馬人在公元66至73年起義中即將征服耶路撒冷時，一位著名的法利賽人，拉比約哈難·便撒該（Johanan ben Zakkai）裝死，門徒們獲准將他裝在棺材裡抬出被圍困的城市。更可能的情況是，他獲得了羅馬人的許可，將他的學校從耶路撒冷遷至巴勒斯坦海岸的雅麥尼亞。聖殿崇拜和祭司制度久已消失，像拉比約哈難這樣的拉比學校承擔了重建猶太教的重任。古舊的公會被重新設立為伯丁（Beth Din，「法庭」），希列的孫子迦瑪列二世成為其領袖，沿用納西（Nasi，「王子」）或族長的頭銜。族長制持續到公元425年，當時皇帝狄奧多西二世（Theodosius II）在最後一位族長迦瑪列六世去世後廢除了這一職份。在美索不達米亞，巴比倫猶太教經歷了一次復興，持續到公元五世紀末。這一時期被稱為加昂（Gaonim）時期（「超群派」），以蘇拉（Sura）和龐本地他（Pumpeditha）兩大拉比學校的領袖命名。正是在那裡，偉大的巴比倫塔木德在公元五世紀編纂完成。</w:t>
-      </w:r>
-    </w:p>
-    <w:p>
-      <w:pPr/>
-      <w:r>
-        <w:rPr>
-          <w:lang w:val="zh_TW" w:bidi="zh_TW"/>
-        </w:rPr>
-      </w:r>
-      <w:r>
-        <w:rPr>
-          <w:lang w:val="zh_TW" w:bidi="zh_TW"/>
-        </w:rPr>
-        <w:t>公元115年，地中海東部的各猶太社區，包括埃及、塞浦路斯和古利奈，都起義反抗羅馬皇帝圖拉真（Trajan）。這些反抗無一例外地被羅馬軍團鎮壓。最後，當皇帝哈德良（Hadrian）即將在舊耶路撒冷的遺址上建立新城市</w:t>
-      </w:r>
-      <w:r>
-        <w:rPr>
-          <w:lang w:val="zh_TW" w:bidi="zh_TW"/>
-        </w:rPr>
-        <w:t>艾莉亞·卡皮托林納（</w:t>
-      </w:r>
-      <w:r>
-        <w:rPr>
-          <w:lang w:val="zh_TW" w:bidi="zh_TW"/>
-        </w:rPr>
-        <w:t>Aelia Capitolina</w:t>
-      </w:r>
-      <w:r>
-        <w:rPr>
-          <w:lang w:val="zh_TW" w:bidi="zh_TW"/>
-        </w:rPr>
-        <w:t>）</w:t>
-      </w:r>
-      <w:r>
-        <w:rPr>
-          <w:lang w:val="zh_TW" w:bidi="zh_TW"/>
-        </w:rPr>
-        <w:t>時，猶太人在公元132年再次起義，由自稱為彌賽亞的西門·巴科西巴（Simeon Bar Koziba）領導，他的跟從者稱他為巴柯巴（Bar-Kochba，「星之子」），以此暗指在</w:t>
-      </w:r>
-      <w:hyperlink r:id="rId220">
-        <w:r>
-          <w:rPr>
-            <w:lang w:val="zh_TW" w:bidi="zh_TW"/>
-          </w:rPr>
-          <w:rPr>
-            <w:color w:val="0000EE"/>
-            <w:u w:val="single"/>
-          </w:rPr>
-          <w:t>民數記24:17</w:t>
-        </w:r>
-      </w:hyperlink>
-      <w:r>
-        <w:rPr>
-          <w:lang w:val="zh_TW" w:bidi="zh_TW"/>
-        </w:rPr>
-        <w:t>中的彌賽亞經文。巴柯巴得到了著名的拉比學者阿奇巴的幫助。這次反抗雖然初嚐成功，但在135年被猶流·塞維魯斯（Julius Severus ）率領的羅馬人鎮壓。此後不久，哈德良頒布了一項法令，禁止所有猶太人進入新城艾莉亞·卡皮托林納。</w:t>
-      </w:r>
-    </w:p>
-    <w:p>
-      <w:pPr>
-        <w:pStyle w:val="Heading4"/>
-      </w:pPr>
-      <w:r>
-        <w:rPr>
-          <w:lang w:val="zh_TW" w:bidi="zh_TW"/>
-        </w:rPr>
-        <w:t>社會與宗教的發展</w:t>
-      </w:r>
-    </w:p>
-    <w:p>
-      <w:pPr/>
-      <w:r>
-        <w:rPr>
-          <w:lang w:val="zh_TW" w:bidi="zh_TW"/>
-        </w:rPr>
-      </w:r>
-      <w:r>
-        <w:rPr>
-          <w:lang w:val="zh_TW" w:bidi="zh_TW"/>
-        </w:rPr>
-        <w:t>在這段時期，經過幾代拉比學者的努力，終於隨著巴比倫和耶路撒冷塔木德的編纂成功而開花結果。拉比智者自覺地將自己視為古代以色列眾先知的繼承者，而這些先知又是摩西律法的繼承者。他們有意識地區分了自己對摩西律法的司法解釋（他們稱之為Halakah，或「行走」，即生活指南）和律法本身的命令（稱為Mitvah，或「誡命」）。經過幾代拉比討論發展的口述律法，最終在猶大哈納西（Judah ha-Nasi，約公元135–220年）的努力下於公元二世紀末被編纂成書，並被稱為《米示拿》（「教導」），這是拉比討論安息日、初熟果子、祭物和婦女等主題的專題安排。《米示拿》成為巴勒斯坦和巴比倫進一步有關拉比討論的基礎。在《米示拿》寫成後而興盛的智者之眾決定，約在公元450年在巴勒斯坦和約公元500年在巴比倫編纂。這超越《米示拿》的第二階段被稱為《革馬拉》（Gemara）（意為「完成」或「重複」）。《米示拿》和巴比倫的《革馬拉》構成了《巴比倫塔木德》，而同樣的《米示拿》與耶路撒冷或巴勒斯坦的《革馬拉》組成了《耶路撒冷塔木德》。還有另一種類型的拉比文獻是米大示（Midrashim）（「解釋」），它們或是按照某一特定聖經書卷的順序，也可能是對特定聖經書卷順序而排列的講道組成。最後，將聖經意譯成亞蘭文的他爾根（Targums）在公元第二世紀末也開始被撰寫下來。</w:t>
-      </w:r>
-    </w:p>
-    <w:p>
-      <w:pPr/>
-      <w:r>
-        <w:rPr>
-          <w:lang w:val="zh_TW" w:bidi="zh_TW"/>
-        </w:rPr>
-      </w:r>
-      <w:r>
-        <w:rPr>
-          <w:lang w:val="zh_TW" w:bidi="zh_TW"/>
-        </w:rPr>
-        <w:t>聖殿被毀後，拉比猶太教專注於妥拉的宗教意義，並將學術提升到猶太教核心角色的地位直到今日。拉比猶太教在拉比約哈難的初期領導下，逐漸對散居的猶太教產生影響，直到在第二世紀期間某種拉比正統派興起。意識形態上，基督教是拉比猶太教的主要夙敵之一。為了將猶太基督徒從他們中間清除，拉比們在會堂禮拜中一般會誦讀的</w:t>
-      </w:r>
-      <w:r>
-        <w:rPr>
-          <w:lang w:val="zh_TW" w:bidi="zh_TW"/>
-        </w:rPr>
-        <w:t>十八首祝福辭</w:t>
-      </w:r>
-      <w:r>
-        <w:rPr>
-          <w:lang w:val="zh_TW" w:bidi="zh_TW"/>
-        </w:rPr>
-        <w:t>中加入了一個額外的禱文。這第十九個禱文是對</w:t>
-      </w:r>
-      <w:r>
-        <w:rPr>
-          <w:i/>
-          <w:lang w:val="zh_TW" w:bidi="zh_TW"/>
-        </w:rPr>
-        <w:t>minim</w:t>
-      </w:r>
-      <w:r>
-        <w:rPr>
-          <w:lang w:val="zh_TW" w:bidi="zh_TW"/>
-        </w:rPr>
-        <w:t>（基督徒和其它異端）的咒詛，參加會堂禮拜的猶太基督徒就不可能誦讀了。這一機制在第一世紀末被採用，明確地劃分了猶太教和基督教之間的界線。</w:t>
-      </w:r>
-    </w:p>
-    <w:p>
-      <w:pPr/>
-      <w:r>
-        <w:rPr>
-          <w:lang w:val="zh_TW" w:bidi="zh_TW"/>
-        </w:rPr>
-      </w:r>
-      <w:r>
-        <w:rPr>
-          <w:i/>
-          <w:lang w:val="zh_TW" w:bidi="zh_TW"/>
-        </w:rPr>
-        <w:t>另見</w:t>
-      </w:r>
-      <w:r>
-        <w:rPr>
-          <w:lang w:val="zh_TW" w:bidi="zh_TW"/>
-        </w:rPr>
-        <w:t>死海古卷</w:t>
+      <w:r>
+        <w:rPr>
+          <w:lang w:val="zh_TW" w:bidi="zh_TW"/>
+        </w:rPr>
+        <w:t>以色列的歷史</w:t>
       </w:r>
       <w:r>
         <w:rPr>
@@ -8194,7 +7761,7 @@
         <w:rPr>
           <w:lang w:val="zh_TW" w:bidi="zh_TW"/>
         </w:rPr>
-        <w:t>愛色尼人</w:t>
+        <w:t>猶太教</w:t>
       </w:r>
       <w:r>
         <w:rPr>
@@ -8206,7 +7773,7 @@
         <w:rPr>
           <w:lang w:val="zh_TW" w:bidi="zh_TW"/>
         </w:rPr>
-        <w:t>猶太人的散居</w:t>
+        <w:t>猶太主義者或猶太派基督徒</w:t>
       </w:r>
       <w:r>
         <w:rPr>
@@ -8218,7 +7785,7 @@
         <w:rPr>
           <w:lang w:val="zh_TW" w:bidi="zh_TW"/>
         </w:rPr>
-        <w:t>第一次猶太起義</w:t>
+        <w:t>法利賽人</w:t>
       </w:r>
       <w:r>
         <w:rPr>
@@ -8230,127 +7797,7 @@
         <w:rPr>
           <w:lang w:val="zh_TW" w:bidi="zh_TW"/>
         </w:rPr>
-        <w:t>以色列歷史</w:t>
-      </w:r>
-      <w:r>
-        <w:rPr>
-          <w:lang w:val="zh_TW" w:bidi="zh_TW"/>
-        </w:rPr>
-        <w:t>；</w:t>
-      </w:r>
-      <w:r>
-        <w:rPr>
-          <w:lang w:val="zh_TW" w:bidi="zh_TW"/>
-        </w:rPr>
-        <w:t>猶太人</w:t>
-      </w:r>
-      <w:r>
-        <w:rPr>
-          <w:lang w:val="zh_TW" w:bidi="zh_TW"/>
-        </w:rPr>
-        <w:t>；</w:t>
-      </w:r>
-      <w:r>
-        <w:rPr>
-          <w:lang w:val="zh_TW" w:bidi="zh_TW"/>
-        </w:rPr>
-        <w:t>猶大支派</w:t>
-      </w:r>
-      <w:r>
-        <w:rPr>
-          <w:lang w:val="zh_TW" w:bidi="zh_TW"/>
-        </w:rPr>
-        <w:t>；</w:t>
-      </w:r>
-      <w:r>
-        <w:rPr>
-          <w:lang w:val="zh_TW" w:bidi="zh_TW"/>
-        </w:rPr>
-        <w:t>法利賽人</w:t>
-      </w:r>
-      <w:r>
-        <w:rPr>
-          <w:lang w:val="zh_TW" w:bidi="zh_TW"/>
-        </w:rPr>
-        <w:t>；</w:t>
-      </w:r>
-      <w:r>
-        <w:rPr>
-          <w:lang w:val="zh_TW" w:bidi="zh_TW"/>
-        </w:rPr>
-        <w:t>猶太的斐洛</w:t>
-      </w:r>
-      <w:r>
-        <w:rPr>
-          <w:lang w:val="zh_TW" w:bidi="zh_TW"/>
-        </w:rPr>
-        <w:t>；</w:t>
-      </w:r>
-      <w:r>
-        <w:rPr>
-          <w:lang w:val="zh_TW" w:bidi="zh_TW"/>
-        </w:rPr>
-        <w:t>被擄歸回後時期</w:t>
-      </w:r>
-      <w:r>
-        <w:rPr>
-          <w:lang w:val="zh_TW" w:bidi="zh_TW"/>
-        </w:rPr>
-        <w:t>；</w:t>
-      </w:r>
-      <w:r>
-        <w:rPr>
-          <w:lang w:val="zh_TW" w:bidi="zh_TW"/>
-        </w:rPr>
-        <w:t>公會</w:t>
-      </w:r>
-      <w:r>
-        <w:rPr>
-          <w:lang w:val="zh_TW" w:bidi="zh_TW"/>
-        </w:rPr>
-        <w:t>；</w:t>
-      </w:r>
-      <w:r>
-        <w:rPr>
-          <w:lang w:val="zh_TW" w:bidi="zh_TW"/>
-        </w:rPr>
-        <w:t>塔木德</w:t>
-      </w:r>
-      <w:r>
-        <w:rPr>
-          <w:lang w:val="zh_TW" w:bidi="zh_TW"/>
-        </w:rPr>
-        <w:t>；</w:t>
-      </w:r>
-      <w:r>
-        <w:rPr>
-          <w:lang w:val="zh_TW" w:bidi="zh_TW"/>
-        </w:rPr>
-        <w:t>妥拉</w:t>
-      </w:r>
-      <w:r>
-        <w:rPr>
-          <w:lang w:val="zh_TW" w:bidi="zh_TW"/>
-        </w:rPr>
-        <w:t>；</w:t>
-      </w:r>
-      <w:r>
-        <w:rPr>
-          <w:lang w:val="zh_TW" w:bidi="zh_TW"/>
-        </w:rPr>
-        <w:t>傳統</w:t>
-      </w:r>
-      <w:r>
-        <w:rPr>
-          <w:lang w:val="zh_TW" w:bidi="zh_TW"/>
-        </w:rPr>
-        <w:t>；</w:t>
-      </w:r>
-      <w:r>
-        <w:rPr>
-          <w:lang w:val="zh_TW" w:bidi="zh_TW"/>
-        </w:rPr>
-        <w:t>口述傳統</w:t>
+        <w:t>被擄歸回時期</w:t>
       </w:r>
       <w:r>
         <w:rPr>
@@ -8385,1175 +7832,6 @@
         <w:rPr>
           <w:lang w:val="zh_TW" w:bidi="zh_TW"/>
         </w:rPr>
-        <w:t>猶太人</w:t>
-      </w:r>
-      <w:r>
-        <w:rPr>
-          <w:lang w:val="zh_TW" w:bidi="zh_TW"/>
-        </w:rPr>
-      </w:r>
-    </w:p>
-    <w:p>
-      <w:pPr/>
-      <w:r>
-        <w:rPr>
-          <w:lang w:val="zh_TW" w:bidi="zh_TW"/>
-        </w:rPr>
-      </w:r>
-      <w:r>
-        <w:rPr>
-          <w:lang w:val="zh_TW" w:bidi="zh_TW"/>
-        </w:rPr>
-        <w:t>猶太人，或屬於猶大國的人。這個英文單詞（Jew）源於法文。</w:t>
-      </w:r>
-    </w:p>
-    <w:p>
-      <w:pPr>
-        <w:pStyle w:val="Heading4"/>
-      </w:pPr>
-      <w:r>
-        <w:rPr>
-          <w:lang w:val="zh_TW" w:bidi="zh_TW"/>
-        </w:rPr>
-        <w:t>舊約聖經（譯註：和合本舊約聖經將英文Jew/Jewish一詞通譯為猶大）</w:t>
-      </w:r>
-    </w:p>
-    <w:p>
-      <w:pPr/>
-      <w:r>
-        <w:rPr>
-          <w:lang w:val="zh_TW" w:bidi="zh_TW"/>
-        </w:rPr>
-      </w:r>
-      <w:r>
-        <w:rPr>
-          <w:lang w:val="zh_TW" w:bidi="zh_TW"/>
-        </w:rPr>
-        <w:t>「猶大人」這個詞首次出現在</w:t>
-      </w:r>
-      <w:hyperlink r:id="rId221">
-        <w:r>
-          <w:rPr>
-            <w:lang w:val="zh_TW" w:bidi="zh_TW"/>
-          </w:rPr>
-          <w:rPr>
-            <w:color w:val="0000EE"/>
-            <w:u w:val="single"/>
-          </w:rPr>
-          <w:t>列王紀下十六章6節，</w:t>
-        </w:r>
-      </w:hyperlink>
-      <w:r>
-        <w:rPr>
-          <w:lang w:val="zh_TW" w:bidi="zh_TW"/>
-        </w:rPr>
-        <w:t>意思是「猶大的公民」。在公元前六世紀末的巴比倫被擄時代之前的耶利米時期，這個用字變得相對流行（</w:t>
-      </w:r>
-      <w:hyperlink r:id="rId222">
-        <w:r>
-          <w:rPr>
-            <w:lang w:val="zh_TW" w:bidi="zh_TW"/>
-          </w:rPr>
-          <w:rPr>
-            <w:color w:val="0000EE"/>
-            <w:u w:val="single"/>
-          </w:rPr>
-          <w:t>耶32:12</w:t>
-        </w:r>
-      </w:hyperlink>
-      <w:r>
-        <w:rPr>
-          <w:lang w:val="zh_TW" w:bidi="zh_TW"/>
-        </w:rPr>
-        <w:t>），顯示了各外國民族中，日益增強的民族和身份認同感。</w:t>
-      </w:r>
-      <w:hyperlink r:id="rId223">
-        <w:r>
-          <w:rPr>
-            <w:lang w:val="zh_TW" w:bidi="zh_TW"/>
-          </w:rPr>
-          <w:rPr>
-            <w:color w:val="0000EE"/>
-            <w:u w:val="single"/>
-          </w:rPr>
-          <w:t>耶利米書三十四章9節</w:t>
-        </w:r>
-      </w:hyperlink>
-      <w:r>
-        <w:rPr>
-          <w:lang w:val="zh_TW" w:bidi="zh_TW"/>
-        </w:rPr>
-        <w:t>在一個強調公民有權享有免於奴役的自由的聲明中，使用了「猶大弟兄」一詞。</w:t>
-      </w:r>
-      <w:hyperlink r:id="rId224">
-        <w:r>
-          <w:rPr>
-            <w:lang w:val="zh_TW" w:bidi="zh_TW"/>
-          </w:rPr>
-          <w:rPr>
-            <w:color w:val="0000EE"/>
-            <w:u w:val="single"/>
-          </w:rPr>
-          <w:t>耶利米書五十二章28節</w:t>
-        </w:r>
-      </w:hyperlink>
-      <w:r>
-        <w:rPr>
-          <w:lang w:val="zh_TW" w:bidi="zh_TW"/>
-        </w:rPr>
-        <w:t>在統計被驅逐的公民時也使用了這個詞。</w:t>
-      </w:r>
-    </w:p>
-    <w:p>
-      <w:pPr/>
-      <w:r>
-        <w:rPr>
-          <w:lang w:val="zh_TW" w:bidi="zh_TW"/>
-        </w:rPr>
-      </w:r>
-      <w:r>
-        <w:rPr>
-          <w:lang w:val="zh_TW" w:bidi="zh_TW"/>
-        </w:rPr>
-        <w:t>一旦人民被擄（進入了被擄時期），這個詞就具有了宗教意義。猶大人與周圍的民族不同，因為他們相信唯一的真神。猶大人和外邦人（或非猶大人）互不干涉。在</w:t>
-      </w:r>
-      <w:hyperlink r:id="rId225">
-        <w:r>
-          <w:rPr>
-            <w:lang w:val="zh_TW" w:bidi="zh_TW"/>
-          </w:rPr>
-          <w:rPr>
-            <w:color w:val="0000EE"/>
-            <w:u w:val="single"/>
-          </w:rPr>
-          <w:t>但以理書三章8至12節</w:t>
-        </w:r>
-      </w:hyperlink>
-      <w:r>
-        <w:rPr>
-          <w:lang w:val="zh_TW" w:bidi="zh_TW"/>
-        </w:rPr>
-        <w:t>中，一些猶大人被指控從事不當的巴比倫宗教活動。以斯帖記討論了猶大人的身份認同以及在異國生存的問題。</w:t>
-      </w:r>
-      <w:hyperlink r:id="rId226">
-        <w:r>
-          <w:rPr>
-            <w:lang w:val="zh_TW" w:bidi="zh_TW"/>
-          </w:rPr>
-          <w:rPr>
-            <w:color w:val="0000EE"/>
-            <w:u w:val="single"/>
-          </w:rPr>
-          <w:t>以斯帖記八章17節</w:t>
-        </w:r>
-      </w:hyperlink>
-      <w:r>
-        <w:rPr>
-          <w:lang w:val="zh_TW" w:bidi="zh_TW"/>
-        </w:rPr>
-        <w:t>提到外邦人歸信成為猶大人。</w:t>
-      </w:r>
-    </w:p>
-    <w:p>
-      <w:pPr/>
-      <w:r>
-        <w:rPr>
-          <w:lang w:val="zh_TW" w:bidi="zh_TW"/>
-        </w:rPr>
-      </w:r>
-      <w:r>
-        <w:rPr>
-          <w:lang w:val="zh_TW" w:bidi="zh_TW"/>
-        </w:rPr>
-        <w:t>被擄之後，</w:t>
-      </w:r>
-      <w:hyperlink r:id="rId227">
-        <w:r>
-          <w:rPr>
-            <w:lang w:val="zh_TW" w:bidi="zh_TW"/>
-          </w:rPr>
-          <w:rPr>
-            <w:color w:val="0000EE"/>
-            <w:u w:val="single"/>
-          </w:rPr>
-          <w:t>撒迦利亞書八章23節</w:t>
-        </w:r>
-      </w:hyperlink>
-      <w:r>
-        <w:rPr>
-          <w:lang w:val="zh_TW" w:bidi="zh_TW"/>
-        </w:rPr>
-        <w:t>中表達了「猶大人」的宗教意義，這段經文說到外邦人會尋求猶大人，因為神與他們同在。在</w:t>
-      </w:r>
-      <w:hyperlink r:id="rId228">
-        <w:r>
-          <w:rPr>
-            <w:lang w:val="zh_TW" w:bidi="zh_TW"/>
-          </w:rPr>
-          <w:rPr>
-            <w:color w:val="0000EE"/>
-            <w:u w:val="single"/>
-          </w:rPr>
-          <w:t>以斯拉記四章12節</w:t>
-        </w:r>
-      </w:hyperlink>
-      <w:r>
-        <w:rPr>
-          <w:lang w:val="zh_TW" w:bidi="zh_TW"/>
-        </w:rPr>
-        <w:t>中，「猶大人」這個詞用來指代歸回的被擄者。尼希米也以這種方式使用這個詞（</w:t>
-      </w:r>
-      <w:hyperlink r:id="rId229">
-        <w:r>
-          <w:rPr>
-            <w:lang w:val="zh_TW" w:bidi="zh_TW"/>
-          </w:rPr>
-          <w:rPr>
-            <w:color w:val="0000EE"/>
-            <w:u w:val="single"/>
-          </w:rPr>
-          <w:t>尼1:2，</w:t>
-        </w:r>
-      </w:hyperlink>
-      <w:hyperlink r:id="rId230">
-        <w:r>
-          <w:rPr>
-            <w:lang w:val="zh_TW" w:bidi="zh_TW"/>
-          </w:rPr>
-          <w:rPr>
-            <w:color w:val="0000EE"/>
-            <w:u w:val="single"/>
-          </w:rPr>
-          <w:t>4:2</w:t>
-        </w:r>
-      </w:hyperlink>
-      <w:r>
-        <w:rPr>
-          <w:lang w:val="zh_TW" w:bidi="zh_TW"/>
-        </w:rPr>
-        <w:t>）。</w:t>
-      </w:r>
-      <w:hyperlink r:id="rId231">
-        <w:r>
-          <w:rPr>
-            <w:lang w:val="zh_TW" w:bidi="zh_TW"/>
-          </w:rPr>
-          <w:rPr>
-            <w:color w:val="0000EE"/>
-            <w:u w:val="single"/>
-          </w:rPr>
-          <w:t>尼希米記十三章24節</w:t>
-        </w:r>
-      </w:hyperlink>
-      <w:r>
-        <w:rPr>
-          <w:lang w:val="zh_TW" w:bidi="zh_TW"/>
-        </w:rPr>
-        <w:t>強調與其它社會保持分離對猶太人的重要性。它教導猶太人不應該因為外國人的信仰而與其通婚。尼希米對這種婚姻表示強烈的反對。</w:t>
-      </w:r>
-    </w:p>
-    <w:p>
-      <w:pPr>
-        <w:pStyle w:val="Heading4"/>
-      </w:pPr>
-      <w:r>
-        <w:rPr>
-          <w:lang w:val="zh_TW" w:bidi="zh_TW"/>
-        </w:rPr>
-        <w:t>新約聖經（譯註：和合本新約聖經將英文Jew/Jewish一詞通譯為「猶太」）</w:t>
-      </w:r>
-    </w:p>
-    <w:p>
-      <w:pPr/>
-      <w:r>
-        <w:rPr>
-          <w:lang w:val="zh_TW" w:bidi="zh_TW"/>
-        </w:rPr>
-      </w:r>
-      <w:r>
-        <w:rPr>
-          <w:lang w:val="zh_TW" w:bidi="zh_TW"/>
-        </w:rPr>
-        <w:t>在新約聖經中，「猶太人」具有類似的意義。新約聖經記錄了向外邦人介紹的某些猶太習俗（</w:t>
-      </w:r>
-      <w:hyperlink r:id="rId232">
-        <w:r>
-          <w:rPr>
-            <w:lang w:val="zh_TW" w:bidi="zh_TW"/>
-          </w:rPr>
-          <w:rPr>
-            <w:color w:val="0000EE"/>
-            <w:u w:val="single"/>
-          </w:rPr>
-          <w:t>可7:3</w:t>
-        </w:r>
-      </w:hyperlink>
-      <w:r>
-        <w:rPr>
-          <w:lang w:val="zh_TW" w:bidi="zh_TW"/>
-        </w:rPr>
-        <w:t>；</w:t>
-      </w:r>
-      <w:hyperlink r:id="rId233">
-        <w:r>
-          <w:rPr>
-            <w:lang w:val="zh_TW" w:bidi="zh_TW"/>
-          </w:rPr>
-          <w:rPr>
-            <w:color w:val="0000EE"/>
-            <w:u w:val="single"/>
-          </w:rPr>
-          <w:t>約5:1</w:t>
-        </w:r>
-      </w:hyperlink>
-      <w:r>
-        <w:rPr>
-          <w:lang w:val="zh_TW" w:bidi="zh_TW"/>
-        </w:rPr>
-        <w:t>，</w:t>
-      </w:r>
-      <w:hyperlink r:id="rId234">
-        <w:r>
-          <w:rPr>
-            <w:lang w:val="zh_TW" w:bidi="zh_TW"/>
-          </w:rPr>
-          <w:rPr>
-            <w:color w:val="0000EE"/>
-            <w:u w:val="single"/>
-          </w:rPr>
-          <w:t>19:40</w:t>
-        </w:r>
-      </w:hyperlink>
-      <w:r>
-        <w:rPr>
-          <w:lang w:val="zh_TW" w:bidi="zh_TW"/>
-        </w:rPr>
-        <w:t>）。新約聖經將猶太人與外邦人（</w:t>
-      </w:r>
-      <w:hyperlink r:id="rId235">
-        <w:r>
-          <w:rPr>
-            <w:lang w:val="zh_TW" w:bidi="zh_TW"/>
-          </w:rPr>
-          <w:rPr>
-            <w:color w:val="0000EE"/>
-            <w:u w:val="single"/>
-          </w:rPr>
-          <w:t>徒11:19</w:t>
-        </w:r>
-      </w:hyperlink>
-      <w:r>
-        <w:rPr>
-          <w:lang w:val="zh_TW" w:bidi="zh_TW"/>
-        </w:rPr>
-        <w:t>）、撒馬利亞人（</w:t>
-      </w:r>
-      <w:hyperlink r:id="rId236">
-        <w:r>
-          <w:rPr>
-            <w:lang w:val="zh_TW" w:bidi="zh_TW"/>
-          </w:rPr>
-          <w:rPr>
-            <w:color w:val="0000EE"/>
-            <w:u w:val="single"/>
-          </w:rPr>
-          <w:t>約4:9、22</w:t>
-        </w:r>
-      </w:hyperlink>
-      <w:r>
-        <w:rPr>
-          <w:lang w:val="zh_TW" w:bidi="zh_TW"/>
-        </w:rPr>
-        <w:t>）和改信者（</w:t>
-      </w:r>
-      <w:hyperlink r:id="rId237">
-        <w:r>
-          <w:rPr>
-            <w:lang w:val="zh_TW" w:bidi="zh_TW"/>
-          </w:rPr>
-          <w:rPr>
-            <w:color w:val="0000EE"/>
-            <w:u w:val="single"/>
-          </w:rPr>
-          <w:t>徒2:10</w:t>
-        </w:r>
-      </w:hyperlink>
-      <w:r>
-        <w:rPr>
-          <w:lang w:val="zh_TW" w:bidi="zh_TW"/>
-        </w:rPr>
-        <w:t>）區分開來。雖然猶太基督徒可以被稱為「猶太人」（</w:t>
-      </w:r>
-      <w:hyperlink r:id="rId238">
-        <w:r>
-          <w:rPr>
-            <w:lang w:val="zh_TW" w:bidi="zh_TW"/>
-          </w:rPr>
-          <w:rPr>
-            <w:color w:val="0000EE"/>
-            <w:u w:val="single"/>
-          </w:rPr>
-          <w:t>加2:13</w:t>
-        </w:r>
-      </w:hyperlink>
-      <w:r>
-        <w:rPr>
-          <w:lang w:val="zh_TW" w:bidi="zh_TW"/>
-        </w:rPr>
-        <w:t>），但猶太人和基督徒之間的宗教區別則受到刻意的強調。</w:t>
-      </w:r>
-    </w:p>
-    <w:p>
-      <w:pPr/>
-      <w:r>
-        <w:rPr>
-          <w:lang w:val="zh_TW" w:bidi="zh_TW"/>
-        </w:rPr>
-      </w:r>
-      <w:r>
-        <w:rPr>
-          <w:lang w:val="zh_TW" w:bidi="zh_TW"/>
-        </w:rPr>
-        <w:t>在</w:t>
-      </w:r>
-      <w:hyperlink r:id="rId239">
-        <w:r>
-          <w:rPr>
-            <w:lang w:val="zh_TW" w:bidi="zh_TW"/>
-          </w:rPr>
-          <w:rPr>
-            <w:color w:val="0000EE"/>
-            <w:u w:val="single"/>
-          </w:rPr>
-          <w:t>羅馬書二章17至29節</w:t>
-        </w:r>
-      </w:hyperlink>
-      <w:r>
-        <w:rPr>
-          <w:lang w:val="zh_TW" w:bidi="zh_TW"/>
-        </w:rPr>
-        <w:t>中，保羅分析了「猶太人」這個詞。他強調這個詞的真正意義在於對神的內心態度，而不是在於儀式。保羅可能在反思他在轉信基督教教之前作為猶太人的失敗（參</w:t>
-      </w:r>
-      <w:hyperlink r:id="rId240">
-        <w:r>
-          <w:rPr>
-            <w:lang w:val="zh_TW" w:bidi="zh_TW"/>
-          </w:rPr>
-          <w:rPr>
-            <w:color w:val="0000EE"/>
-            <w:u w:val="single"/>
-          </w:rPr>
-          <w:t>腓3:3</w:t>
-        </w:r>
-      </w:hyperlink>
-      <w:r>
-        <w:rPr>
-          <w:lang w:val="zh_TW" w:bidi="zh_TW"/>
-        </w:rPr>
-        <w:t>–</w:t>
-      </w:r>
-      <w:hyperlink r:id="rId240">
-        <w:r>
-          <w:rPr>
-            <w:lang w:val="zh_TW" w:bidi="zh_TW"/>
-          </w:rPr>
-          <w:rPr>
-            <w:color w:val="0000EE"/>
-            <w:u w:val="single"/>
-          </w:rPr>
-          <w:t>6</w:t>
-        </w:r>
-      </w:hyperlink>
-      <w:r>
-        <w:rPr>
-          <w:lang w:val="zh_TW" w:bidi="zh_TW"/>
-        </w:rPr>
-        <w:t>）。他在</w:t>
-      </w:r>
-      <w:hyperlink r:id="rId241">
-        <w:r>
-          <w:rPr>
-            <w:lang w:val="zh_TW" w:bidi="zh_TW"/>
-          </w:rPr>
-          <w:rPr>
-            <w:color w:val="0000EE"/>
-            <w:u w:val="single"/>
-          </w:rPr>
-          <w:t>羅馬書二章29節</w:t>
-        </w:r>
-      </w:hyperlink>
-      <w:r>
-        <w:rPr>
-          <w:lang w:val="zh_TW" w:bidi="zh_TW"/>
-        </w:rPr>
-        <w:t>中提到的「稱讚」是這段經文中最重要的部份。這是一個有力的文字遊戲：在希伯來文中，猶大意為「讚美」（</w:t>
-      </w:r>
-      <w:hyperlink r:id="rId76">
-        <w:r>
-          <w:rPr>
-            <w:lang w:val="zh_TW" w:bidi="zh_TW"/>
-          </w:rPr>
-          <w:rPr>
-            <w:color w:val="0000EE"/>
-            <w:u w:val="single"/>
-          </w:rPr>
-          <w:t>創 29:35</w:t>
-        </w:r>
-      </w:hyperlink>
-      <w:r>
-        <w:rPr>
-          <w:lang w:val="zh_TW" w:bidi="zh_TW"/>
-        </w:rPr>
-        <w:t>；參</w:t>
-      </w:r>
-      <w:hyperlink r:id="rId242">
-        <w:r>
-          <w:rPr>
-            <w:lang w:val="zh_TW" w:bidi="zh_TW"/>
-          </w:rPr>
-          <w:rPr>
-            <w:color w:val="0000EE"/>
-            <w:u w:val="single"/>
-          </w:rPr>
-          <w:t>49:8</w:t>
-        </w:r>
-      </w:hyperlink>
-      <w:r>
-        <w:rPr>
-          <w:lang w:val="zh_TW" w:bidi="zh_TW"/>
-        </w:rPr>
-        <w:t>）。</w:t>
-      </w:r>
-    </w:p>
-    <w:p>
-      <w:pPr/>
-      <w:r>
-        <w:rPr>
-          <w:lang w:val="zh_TW" w:bidi="zh_TW"/>
-        </w:rPr>
-      </w:r>
-      <w:r>
-        <w:rPr>
-          <w:lang w:val="zh_TW" w:bidi="zh_TW"/>
-        </w:rPr>
-        <w:t>保羅認為基督教是舊約聖經信仰真正的繼承者。</w:t>
-      </w:r>
-      <w:hyperlink r:id="rId243">
-        <w:r>
-          <w:rPr>
-            <w:lang w:val="zh_TW" w:bidi="zh_TW"/>
-          </w:rPr>
-          <w:rPr>
-            <w:color w:val="0000EE"/>
-            <w:u w:val="single"/>
-          </w:rPr>
-          <w:t>啟示錄二章9節</w:t>
-        </w:r>
-      </w:hyperlink>
-      <w:r>
-        <w:rPr>
-          <w:lang w:val="zh_TW" w:bidi="zh_TW"/>
-        </w:rPr>
-        <w:t>和</w:t>
-      </w:r>
-      <w:hyperlink r:id="rId244">
-        <w:r>
-          <w:rPr>
-            <w:lang w:val="zh_TW" w:bidi="zh_TW"/>
-          </w:rPr>
-          <w:rPr>
-            <w:color w:val="0000EE"/>
-            <w:u w:val="single"/>
-          </w:rPr>
-          <w:t>三章9節</w:t>
-        </w:r>
-      </w:hyperlink>
-      <w:r>
-        <w:rPr>
-          <w:lang w:val="zh_TW" w:bidi="zh_TW"/>
-        </w:rPr>
-        <w:t>認同成為猶太人不僅僅是出生和遵守猶太會堂的儀式而已。這些經文指出耶穌是神所揀選的彌賽亞（比較：</w:t>
-      </w:r>
-      <w:hyperlink r:id="rId245">
-        <w:r>
-          <w:rPr>
-            <w:lang w:val="zh_TW" w:bidi="zh_TW"/>
-          </w:rPr>
-          <w:rPr>
-            <w:color w:val="0000EE"/>
-            <w:u w:val="single"/>
-          </w:rPr>
-          <w:t>羅9:3</w:t>
-        </w:r>
-      </w:hyperlink>
-      <w:r>
-        <w:rPr>
-          <w:lang w:val="zh_TW" w:bidi="zh_TW"/>
-        </w:rPr>
-        <w:t>–</w:t>
-      </w:r>
-      <w:hyperlink r:id="rId245">
-        <w:r>
-          <w:rPr>
-            <w:lang w:val="zh_TW" w:bidi="zh_TW"/>
-          </w:rPr>
-          <w:rPr>
-            <w:color w:val="0000EE"/>
-            <w:u w:val="single"/>
-          </w:rPr>
-          <w:t>5</w:t>
-        </w:r>
-      </w:hyperlink>
-      <w:r>
-        <w:rPr>
-          <w:lang w:val="zh_TW" w:bidi="zh_TW"/>
-        </w:rPr>
-        <w:t>，</w:t>
-      </w:r>
-      <w:hyperlink r:id="rId246">
-        <w:r>
-          <w:rPr>
-            <w:lang w:val="zh_TW" w:bidi="zh_TW"/>
-          </w:rPr>
-          <w:rPr>
-            <w:color w:val="0000EE"/>
-            <w:u w:val="single"/>
-          </w:rPr>
-          <w:t>10:1</w:t>
-        </w:r>
-      </w:hyperlink>
-      <w:r>
-        <w:rPr>
-          <w:lang w:val="zh_TW" w:bidi="zh_TW"/>
-        </w:rPr>
-        <w:t>–</w:t>
-      </w:r>
-      <w:hyperlink r:id="rId246">
-        <w:r>
-          <w:rPr>
-            <w:lang w:val="zh_TW" w:bidi="zh_TW"/>
-          </w:rPr>
-          <w:rPr>
-            <w:color w:val="0000EE"/>
-            <w:u w:val="single"/>
-          </w:rPr>
-          <w:t>4</w:t>
-        </w:r>
-      </w:hyperlink>
-      <w:r>
-        <w:rPr>
-          <w:lang w:val="zh_TW" w:bidi="zh_TW"/>
-        </w:rPr>
-        <w:t>）。新約聖經顯示了猶太人對基督教信息的反對。福音對猶太人來說是令人反感的（</w:t>
-      </w:r>
-      <w:hyperlink r:id="rId247">
-        <w:r>
-          <w:rPr>
-            <w:lang w:val="zh_TW" w:bidi="zh_TW"/>
-          </w:rPr>
-          <w:rPr>
-            <w:color w:val="0000EE"/>
-            <w:u w:val="single"/>
-          </w:rPr>
-          <w:t>林前1:23</w:t>
-        </w:r>
-      </w:hyperlink>
-      <w:r>
-        <w:rPr>
-          <w:lang w:val="zh_TW" w:bidi="zh_TW"/>
-        </w:rPr>
-        <w:t>）。保羅有很強的猶太背景（</w:t>
-      </w:r>
-      <w:hyperlink r:id="rId248">
-        <w:r>
-          <w:rPr>
-            <w:lang w:val="zh_TW" w:bidi="zh_TW"/>
-          </w:rPr>
-          <w:rPr>
-            <w:color w:val="0000EE"/>
-            <w:u w:val="single"/>
-          </w:rPr>
-          <w:t>徒26:4</w:t>
-        </w:r>
-      </w:hyperlink>
-      <w:r>
-        <w:rPr>
-          <w:lang w:val="zh_TW" w:bidi="zh_TW"/>
-        </w:rPr>
-        <w:t>–</w:t>
-      </w:r>
-      <w:hyperlink r:id="rId248">
-        <w:r>
-          <w:rPr>
-            <w:lang w:val="zh_TW" w:bidi="zh_TW"/>
-          </w:rPr>
-          <w:rPr>
-            <w:color w:val="0000EE"/>
-            <w:u w:val="single"/>
-          </w:rPr>
-          <w:t>7</w:t>
-        </w:r>
-      </w:hyperlink>
-      <w:r>
-        <w:rPr>
-          <w:lang w:val="zh_TW" w:bidi="zh_TW"/>
-        </w:rPr>
-        <w:t>），但仍然受到猶太人激烈的攻擊（</w:t>
-      </w:r>
-      <w:hyperlink r:id="rId249">
-        <w:r>
-          <w:rPr>
-            <w:lang w:val="zh_TW" w:bidi="zh_TW"/>
-          </w:rPr>
-          <w:rPr>
-            <w:color w:val="0000EE"/>
-            <w:u w:val="single"/>
-          </w:rPr>
-          <w:t>徒21:11</w:t>
-        </w:r>
-      </w:hyperlink>
-      <w:r>
-        <w:rPr>
-          <w:lang w:val="zh_TW" w:bidi="zh_TW"/>
-        </w:rPr>
-        <w:t>，</w:t>
-      </w:r>
-      <w:hyperlink r:id="rId250">
-        <w:r>
-          <w:rPr>
-            <w:lang w:val="zh_TW" w:bidi="zh_TW"/>
-          </w:rPr>
-          <w:rPr>
-            <w:color w:val="0000EE"/>
-            <w:u w:val="single"/>
-          </w:rPr>
-          <w:t>23:12、27</w:t>
-        </w:r>
-      </w:hyperlink>
-      <w:r>
-        <w:rPr>
-          <w:lang w:val="zh_TW" w:bidi="zh_TW"/>
-        </w:rPr>
-        <w:t>）。</w:t>
-      </w:r>
-      <w:hyperlink r:id="rId243">
-        <w:r>
-          <w:rPr>
-            <w:lang w:val="zh_TW" w:bidi="zh_TW"/>
-          </w:rPr>
-          <w:rPr>
-            <w:color w:val="0000EE"/>
-            <w:u w:val="single"/>
-          </w:rPr>
-          <w:t>啟示錄二章9節</w:t>
-        </w:r>
-      </w:hyperlink>
-      <w:r>
-        <w:rPr>
-          <w:lang w:val="zh_TW" w:bidi="zh_TW"/>
-        </w:rPr>
-        <w:t>和</w:t>
-      </w:r>
-      <w:hyperlink r:id="rId244">
-        <w:r>
-          <w:rPr>
-            <w:lang w:val="zh_TW" w:bidi="zh_TW"/>
-          </w:rPr>
-          <w:rPr>
-            <w:color w:val="0000EE"/>
-            <w:u w:val="single"/>
-          </w:rPr>
-          <w:t>三章9節</w:t>
-        </w:r>
-      </w:hyperlink>
-      <w:r>
-        <w:rPr>
-          <w:lang w:val="zh_TW" w:bidi="zh_TW"/>
-        </w:rPr>
-        <w:t>將猶太人的反對定性為屬於撒但的：他們正在執行撒但的工作。</w:t>
-      </w:r>
-    </w:p>
-    <w:p>
-      <w:pPr/>
-      <w:r>
-        <w:rPr>
-          <w:lang w:val="zh_TW" w:bidi="zh_TW"/>
-        </w:rPr>
-      </w:r>
-      <w:r>
-        <w:rPr>
-          <w:lang w:val="zh_TW" w:bidi="zh_TW"/>
-        </w:rPr>
-        <w:t>約翰福音使用「猶太人」約70次，相較於其它福音書中的5–6次明顯為多。雖然有些用法是中性的，但約翰常用「猶太人」來指宗教當局，特別是在耶路撒冷反對耶穌的這些人（</w:t>
-      </w:r>
-      <w:hyperlink r:id="rId251">
-        <w:r>
-          <w:rPr>
-            <w:lang w:val="zh_TW" w:bidi="zh_TW"/>
-          </w:rPr>
-          <w:rPr>
-            <w:color w:val="0000EE"/>
-            <w:u w:val="single"/>
-          </w:rPr>
-          <w:t>約5:18</w:t>
-        </w:r>
-      </w:hyperlink>
-      <w:r>
-        <w:rPr>
-          <w:lang w:val="zh_TW" w:bidi="zh_TW"/>
-        </w:rPr>
-        <w:t>，</w:t>
-      </w:r>
-      <w:hyperlink r:id="rId252">
-        <w:r>
-          <w:rPr>
-            <w:lang w:val="zh_TW" w:bidi="zh_TW"/>
-          </w:rPr>
-          <w:rPr>
-            <w:color w:val="0000EE"/>
-            <w:u w:val="single"/>
-          </w:rPr>
-          <w:t>9:18</w:t>
-        </w:r>
-      </w:hyperlink>
-      <w:r>
-        <w:rPr>
-          <w:lang w:val="zh_TW" w:bidi="zh_TW"/>
-        </w:rPr>
-        <w:t>，</w:t>
-      </w:r>
-      <w:hyperlink r:id="rId253">
-        <w:r>
-          <w:rPr>
-            <w:lang w:val="zh_TW" w:bidi="zh_TW"/>
-          </w:rPr>
-          <w:rPr>
-            <w:color w:val="0000EE"/>
-            <w:u w:val="single"/>
-          </w:rPr>
-          <w:t>11:8</w:t>
-        </w:r>
-      </w:hyperlink>
-      <w:r>
-        <w:rPr>
-          <w:lang w:val="zh_TW" w:bidi="zh_TW"/>
-        </w:rPr>
-        <w:t>，</w:t>
-      </w:r>
-      <w:hyperlink r:id="rId254">
-        <w:r>
-          <w:rPr>
-            <w:lang w:val="zh_TW" w:bidi="zh_TW"/>
-          </w:rPr>
-          <w:rPr>
-            <w:color w:val="0000EE"/>
-            <w:u w:val="single"/>
-          </w:rPr>
-          <w:t>18:36</w:t>
-        </w:r>
-      </w:hyperlink>
-      <w:r>
-        <w:rPr>
-          <w:lang w:val="zh_TW" w:bidi="zh_TW"/>
-        </w:rPr>
-        <w:t>）。</w:t>
-      </w:r>
-    </w:p>
-    <w:p>
-      <w:pPr/>
-      <w:r>
-        <w:rPr>
-          <w:lang w:val="zh_TW" w:bidi="zh_TW"/>
-        </w:rPr>
-      </w:r>
-      <w:r>
-        <w:rPr>
-          <w:lang w:val="zh_TW" w:bidi="zh_TW"/>
-        </w:rPr>
-        <w:t>在</w:t>
-      </w:r>
-      <w:hyperlink r:id="rId255">
-        <w:r>
-          <w:rPr>
-            <w:lang w:val="zh_TW" w:bidi="zh_TW"/>
-          </w:rPr>
-          <w:rPr>
-            <w:color w:val="0000EE"/>
-            <w:u w:val="single"/>
-          </w:rPr>
-          <w:t>約翰福音九章22節</w:t>
-        </w:r>
-      </w:hyperlink>
-      <w:r>
-        <w:rPr>
-          <w:lang w:val="zh_TW" w:bidi="zh_TW"/>
-        </w:rPr>
-        <w:t>，瞎子的猶太人父母害怕「猶太人」調查他們。在</w:t>
-      </w:r>
-      <w:hyperlink r:id="rId256">
-        <w:r>
-          <w:rPr>
-            <w:lang w:val="zh_TW" w:bidi="zh_TW"/>
-          </w:rPr>
-          <w:rPr>
-            <w:color w:val="0000EE"/>
-            <w:u w:val="single"/>
-          </w:rPr>
-          <w:t>約翰福音十八章14節</w:t>
-        </w:r>
-      </w:hyperlink>
-      <w:r>
-        <w:rPr>
-          <w:lang w:val="zh_TW" w:bidi="zh_TW"/>
-        </w:rPr>
-        <w:t>，「猶太人」用來指祭司長和法利賽人。需要注意的是，作者其實也是猶太人，他並不是在表達對所有猶太人的仇恨。他譴責的是那些反對耶穌的人，而不是整個種族。他也曾欣然提到相信耶穌的猶太人（</w:t>
-      </w:r>
-      <w:hyperlink r:id="rId257">
-        <w:r>
-          <w:rPr>
-            <w:lang w:val="zh_TW" w:bidi="zh_TW"/>
-          </w:rPr>
-          <w:rPr>
-            <w:color w:val="0000EE"/>
-            <w:u w:val="single"/>
-          </w:rPr>
-          <w:t>約8:31</w:t>
-        </w:r>
-      </w:hyperlink>
-      <w:r>
-        <w:rPr>
-          <w:lang w:val="zh_TW" w:bidi="zh_TW"/>
-        </w:rPr>
-        <w:t>，</w:t>
-      </w:r>
-      <w:hyperlink r:id="rId258">
-        <w:r>
-          <w:rPr>
-            <w:lang w:val="zh_TW" w:bidi="zh_TW"/>
-          </w:rPr>
-          <w:rPr>
-            <w:color w:val="0000EE"/>
-            <w:u w:val="single"/>
-          </w:rPr>
-          <w:t>11:45</w:t>
-        </w:r>
-      </w:hyperlink>
-      <w:r>
-        <w:rPr>
-          <w:lang w:val="zh_TW" w:bidi="zh_TW"/>
-        </w:rPr>
-        <w:t>，</w:t>
-      </w:r>
-      <w:hyperlink r:id="rId259">
-        <w:r>
-          <w:rPr>
-            <w:lang w:val="zh_TW" w:bidi="zh_TW"/>
-          </w:rPr>
-          <w:rPr>
-            <w:color w:val="0000EE"/>
-            <w:u w:val="single"/>
-          </w:rPr>
-          <w:t>12:11</w:t>
-        </w:r>
-      </w:hyperlink>
-      <w:r>
-        <w:rPr>
-          <w:lang w:val="zh_TW" w:bidi="zh_TW"/>
-        </w:rPr>
-        <w:t>）。拿但業被描繪為猶太基督徒的榜樣，一個「心裡沒有詭詐」的真以色列人（</w:t>
-      </w:r>
-      <w:hyperlink r:id="rId260">
-        <w:r>
-          <w:rPr>
-            <w:lang w:val="zh_TW" w:bidi="zh_TW"/>
-          </w:rPr>
-          <w:rPr>
-            <w:color w:val="0000EE"/>
-            <w:u w:val="single"/>
-          </w:rPr>
-          <w:t>約1:47</w:t>
-        </w:r>
-      </w:hyperlink>
-      <w:r>
-        <w:rPr>
-          <w:lang w:val="zh_TW" w:bidi="zh_TW"/>
-        </w:rPr>
-        <w:t>；比較：</w:t>
-      </w:r>
-      <w:hyperlink r:id="rId261">
-        <w:r>
-          <w:rPr>
-            <w:lang w:val="zh_TW" w:bidi="zh_TW"/>
-          </w:rPr>
-          <w:rPr>
-            <w:color w:val="0000EE"/>
-            <w:u w:val="single"/>
-          </w:rPr>
-          <w:t>1:31</w:t>
-        </w:r>
-      </w:hyperlink>
-      <w:r>
-        <w:rPr>
-          <w:lang w:val="zh_TW" w:bidi="zh_TW"/>
-        </w:rPr>
-        <w:t>；見：</w:t>
-      </w:r>
-      <w:hyperlink r:id="rId262">
-        <w:r>
-          <w:rPr>
-            <w:lang w:val="zh_TW" w:bidi="zh_TW"/>
-          </w:rPr>
-          <w:rPr>
-            <w:color w:val="0000EE"/>
-            <w:u w:val="single"/>
-          </w:rPr>
-          <w:t>創世記27:35</w:t>
-        </w:r>
-      </w:hyperlink>
-      <w:r>
-        <w:rPr>
-          <w:lang w:val="zh_TW" w:bidi="zh_TW"/>
-        </w:rPr>
-        <w:t>，</w:t>
-      </w:r>
-      <w:hyperlink r:id="rId263">
-        <w:r>
-          <w:rPr>
-            <w:lang w:val="zh_TW" w:bidi="zh_TW"/>
-          </w:rPr>
-          <w:rPr>
-            <w:color w:val="0000EE"/>
-            <w:u w:val="single"/>
-          </w:rPr>
-          <w:t>32:28</w:t>
-        </w:r>
-      </w:hyperlink>
-      <w:r>
-        <w:rPr>
-          <w:lang w:val="zh_TW" w:bidi="zh_TW"/>
-        </w:rPr>
-        <w:t>）。</w:t>
-      </w:r>
-    </w:p>
-    <w:p>
-      <w:pPr/>
-      <w:r>
-        <w:rPr>
-          <w:lang w:val="zh_TW" w:bidi="zh_TW"/>
-        </w:rPr>
-      </w:r>
-      <w:r>
-        <w:rPr>
-          <w:i/>
-          <w:lang w:val="zh_TW" w:bidi="zh_TW"/>
-        </w:rPr>
-        <w:t>另見</w:t>
-      </w:r>
-      <w:r>
-        <w:rPr>
-          <w:lang w:val="zh_TW" w:bidi="zh_TW"/>
-        </w:rPr>
-        <w:t xml:space="preserve"> </w:t>
-      </w:r>
-      <w:r>
-        <w:rPr>
-          <w:lang w:val="zh_TW" w:bidi="zh_TW"/>
-        </w:rPr>
-        <w:t>散居的猶太人</w:t>
-      </w:r>
-      <w:r>
-        <w:rPr>
-          <w:lang w:val="zh_TW" w:bidi="zh_TW"/>
-        </w:rPr>
-        <w:t>；</w:t>
-      </w:r>
-      <w:r>
-        <w:rPr>
-          <w:lang w:val="zh_TW" w:bidi="zh_TW"/>
-        </w:rPr>
-        <w:t>以色列的歷史</w:t>
-      </w:r>
-      <w:r>
-        <w:rPr>
-          <w:lang w:val="zh_TW" w:bidi="zh_TW"/>
-        </w:rPr>
-        <w:t>；</w:t>
-      </w:r>
-      <w:r>
-        <w:rPr>
-          <w:lang w:val="zh_TW" w:bidi="zh_TW"/>
-        </w:rPr>
-        <w:t>猶太教</w:t>
-      </w:r>
-      <w:r>
-        <w:rPr>
-          <w:lang w:val="zh_TW" w:bidi="zh_TW"/>
-        </w:rPr>
-        <w:t>；</w:t>
-      </w:r>
-      <w:r>
-        <w:rPr>
-          <w:lang w:val="zh_TW" w:bidi="zh_TW"/>
-        </w:rPr>
-        <w:t>猶太主義者或猶太派基督徒</w:t>
-      </w:r>
-      <w:r>
-        <w:rPr>
-          <w:lang w:val="zh_TW" w:bidi="zh_TW"/>
-        </w:rPr>
-        <w:t>；</w:t>
-      </w:r>
-      <w:r>
-        <w:rPr>
-          <w:lang w:val="zh_TW" w:bidi="zh_TW"/>
-        </w:rPr>
-        <w:t>法利賽人</w:t>
-      </w:r>
-      <w:r>
-        <w:rPr>
-          <w:lang w:val="zh_TW" w:bidi="zh_TW"/>
-        </w:rPr>
-        <w:t>；</w:t>
-      </w:r>
-      <w:r>
-        <w:rPr>
-          <w:lang w:val="zh_TW" w:bidi="zh_TW"/>
-        </w:rPr>
-        <w:t>被擄歸回時期</w:t>
-      </w:r>
-      <w:r>
-        <w:rPr>
-          <w:lang w:val="zh_TW" w:bidi="zh_TW"/>
-        </w:rPr>
-        <w:t>。</w:t>
-      </w:r>
-      <w:r>
-        <w:rPr>
-          <w:lang w:val="zh_TW" w:bidi="zh_TW"/>
-        </w:rPr>
-      </w:r>
-      <w:r>
-        <w:rPr>
-          <w:lang w:val="zh_TW" w:bidi="zh_TW"/>
-        </w:rPr>
-      </w:r>
-    </w:p>
-    <w:p>
-      <w:pPr/>
-      <w:r>
-        <w:rPr>
-          <w:lang w:val="zh_TW" w:bidi="zh_TW"/>
-        </w:rPr>
-      </w:r>
-    </w:p>
-    <w:p>
-      <w:pPr>
-        <w:pStyle w:val="Heading2"/>
-      </w:pPr>
-      <w:r>
-        <w:rPr>
-          <w:lang w:val="zh_TW" w:bidi="zh_TW"/>
-        </w:rPr>
         <w:t>右手</w:t>
       </w:r>
       <w:r>
@@ -9589,18 +7867,12 @@
         </w:rPr>
         <w:t>在聖經中，「右」這個詞通常意味著「正確」或「好的」。當某事在「右」方時，意味著它是公義的、並遵循神的方式（</w:t>
       </w:r>
-      <w:hyperlink r:id="rId264">
-        <w:r>
-          <w:rPr>
-            <w:lang w:val="zh_TW" w:bidi="zh_TW"/>
-          </w:rPr>
-          <w:rPr>
-            <w:color w:val="0000EE"/>
-            <w:u w:val="single"/>
-          </w:rPr>
-          <w:t>創18:25</w:t>
-        </w:r>
-      </w:hyperlink>
+      <w:r>
+        <w:rPr>
+          <w:lang w:val="zh_TW" w:bidi="zh_TW"/>
+        </w:rPr>
+        <w:t>創18:25</w:t>
+      </w:r>
       <w:r>
         <w:rPr>
           <w:lang w:val="zh_TW" w:bidi="zh_TW"/>
@@ -9625,36 +7897,24 @@
         </w:rPr>
         <w:t>這代表神如何幫助祂的百姓得勝（</w:t>
       </w:r>
-      <w:hyperlink r:id="rId265">
-        <w:r>
-          <w:rPr>
-            <w:lang w:val="zh_TW" w:bidi="zh_TW"/>
-          </w:rPr>
-          <w:rPr>
-            <w:color w:val="0000EE"/>
-            <w:u w:val="single"/>
-          </w:rPr>
-          <w:t>詩17:7</w:t>
-        </w:r>
-      </w:hyperlink>
+      <w:r>
+        <w:rPr>
+          <w:lang w:val="zh_TW" w:bidi="zh_TW"/>
+        </w:rPr>
+        <w:t>詩17:7</w:t>
+      </w:r>
       <w:r>
         <w:rPr>
           <w:lang w:val="zh_TW" w:bidi="zh_TW"/>
         </w:rPr>
         <w:t>，</w:t>
       </w:r>
-      <w:hyperlink r:id="rId265">
-        <w:r>
-          <w:rPr>
-            <w:lang w:val="zh_TW" w:bidi="zh_TW"/>
-          </w:rPr>
-          <w:rPr>
-            <w:color w:val="0000EE"/>
-            <w:u w:val="single"/>
-          </w:rPr>
-          <w:t>98:1</w:t>
-        </w:r>
-      </w:hyperlink>
+      <w:r>
+        <w:rPr>
+          <w:lang w:val="zh_TW" w:bidi="zh_TW"/>
+        </w:rPr>
+        <w:t>98:1</w:t>
+      </w:r>
       <w:r>
         <w:rPr>
           <w:lang w:val="zh_TW" w:bidi="zh_TW"/>
@@ -9679,18 +7939,12 @@
         </w:rPr>
         <w:t>這顯示出神如何懲罰那些作惡的人（</w:t>
       </w:r>
-      <w:hyperlink r:id="rId266">
-        <w:r>
-          <w:rPr>
-            <w:lang w:val="zh_TW" w:bidi="zh_TW"/>
-          </w:rPr>
-          <w:rPr>
-            <w:color w:val="0000EE"/>
-            <w:u w:val="single"/>
-          </w:rPr>
-          <w:t>來2:16</w:t>
-        </w:r>
-      </w:hyperlink>
+      <w:r>
+        <w:rPr>
+          <w:lang w:val="zh_TW" w:bidi="zh_TW"/>
+        </w:rPr>
+        <w:t>來2:16</w:t>
+      </w:r>
       <w:r>
         <w:rPr>
           <w:lang w:val="zh_TW" w:bidi="zh_TW"/>
@@ -9727,18 +7981,12 @@
         </w:rPr>
         <w:t>（</w:t>
       </w:r>
-      <w:hyperlink r:id="rId267">
-        <w:r>
-          <w:rPr>
-            <w:lang w:val="zh_TW" w:bidi="zh_TW"/>
-          </w:rPr>
-          <w:rPr>
-            <w:color w:val="0000EE"/>
-            <w:u w:val="single"/>
-          </w:rPr>
-          <w:t>詩139:10</w:t>
-        </w:r>
-      </w:hyperlink>
+      <w:r>
+        <w:rPr>
+          <w:lang w:val="zh_TW" w:bidi="zh_TW"/>
+        </w:rPr>
+        <w:t>詩139:10</w:t>
+      </w:r>
       <w:r>
         <w:rPr>
           <w:lang w:val="zh_TW" w:bidi="zh_TW"/>
@@ -9759,36 +8007,24 @@
         </w:rPr>
         <w:t>雖然人無法靠自己的力量拯救自己，但神應許，當祂定意施行幫助的時候，會使百姓剛強（</w:t>
       </w:r>
-      <w:hyperlink r:id="rId268">
-        <w:r>
-          <w:rPr>
-            <w:lang w:val="zh_TW" w:bidi="zh_TW"/>
-          </w:rPr>
-          <w:rPr>
-            <w:color w:val="0000EE"/>
-            <w:u w:val="single"/>
-          </w:rPr>
-          <w:t>伯40:14</w:t>
-        </w:r>
-      </w:hyperlink>
+      <w:r>
+        <w:rPr>
+          <w:lang w:val="zh_TW" w:bidi="zh_TW"/>
+        </w:rPr>
+        <w:t>伯40:14</w:t>
+      </w:r>
       <w:r>
         <w:rPr>
           <w:lang w:val="zh_TW" w:bidi="zh_TW"/>
         </w:rPr>
         <w:t>；</w:t>
       </w:r>
-      <w:hyperlink r:id="rId269">
-        <w:r>
-          <w:rPr>
-            <w:lang w:val="zh_TW" w:bidi="zh_TW"/>
-          </w:rPr>
-          <w:rPr>
-            <w:color w:val="0000EE"/>
-            <w:u w:val="single"/>
-          </w:rPr>
-          <w:t>賽41:13</w:t>
-        </w:r>
-      </w:hyperlink>
+      <w:r>
+        <w:rPr>
+          <w:lang w:val="zh_TW" w:bidi="zh_TW"/>
+        </w:rPr>
+        <w:t>賽41:13</w:t>
+      </w:r>
       <w:r>
         <w:rPr>
           <w:lang w:val="zh_TW" w:bidi="zh_TW"/>
@@ -9809,36 +8045,24 @@
         </w:rPr>
         <w:t>在神的右手邊是極大的祝福之地（</w:t>
       </w:r>
-      <w:hyperlink r:id="rId270">
-        <w:r>
-          <w:rPr>
-            <w:lang w:val="zh_TW" w:bidi="zh_TW"/>
-          </w:rPr>
-          <w:rPr>
-            <w:color w:val="0000EE"/>
-            <w:u w:val="single"/>
-          </w:rPr>
-          <w:t>詩16:11</w:t>
-        </w:r>
-      </w:hyperlink>
+      <w:r>
+        <w:rPr>
+          <w:lang w:val="zh_TW" w:bidi="zh_TW"/>
+        </w:rPr>
+        <w:t>詩16:11</w:t>
+      </w:r>
       <w:r>
         <w:rPr>
           <w:lang w:val="zh_TW" w:bidi="zh_TW"/>
         </w:rPr>
         <w:t>）。主耶穌基督是在神的右邊，在榮耀中掌權，並為祂所救贖的人代求（</w:t>
       </w:r>
-      <w:hyperlink r:id="rId271">
-        <w:r>
-          <w:rPr>
-            <w:lang w:val="zh_TW" w:bidi="zh_TW"/>
-          </w:rPr>
-          <w:rPr>
-            <w:color w:val="0000EE"/>
-            <w:u w:val="single"/>
-          </w:rPr>
-          <w:t>羅8:34</w:t>
-        </w:r>
-      </w:hyperlink>
+      <w:r>
+        <w:rPr>
+          <w:lang w:val="zh_TW" w:bidi="zh_TW"/>
+        </w:rPr>
+        <w:t>羅8:34</w:t>
+      </w:r>
       <w:r>
         <w:rPr>
           <w:lang w:val="zh_TW" w:bidi="zh_TW"/>
@@ -9865,36 +8089,24 @@
         </w:rPr>
         <w:t>表示接納和恩典（</w:t>
       </w:r>
-      <w:hyperlink r:id="rId272">
-        <w:r>
-          <w:rPr>
-            <w:lang w:val="zh_TW" w:bidi="zh_TW"/>
-          </w:rPr>
-          <w:rPr>
-            <w:color w:val="0000EE"/>
-            <w:u w:val="single"/>
-          </w:rPr>
-          <w:t>加2:9</w:t>
-        </w:r>
-      </w:hyperlink>
+      <w:r>
+        <w:rPr>
+          <w:lang w:val="zh_TW" w:bidi="zh_TW"/>
+        </w:rPr>
+        <w:t>加2:9</w:t>
+      </w:r>
       <w:r>
         <w:rPr>
           <w:lang w:val="zh_TW" w:bidi="zh_TW"/>
         </w:rPr>
         <w:t>）。在聖經時代，人們會握右手以示他們正在做出嚴肅的承諾或協議。這種用右手做出承諾的做法在聖經時代也被使用，並延續至今（</w:t>
       </w:r>
-      <w:hyperlink r:id="rId273">
-        <w:r>
-          <w:rPr>
-            <w:lang w:val="zh_TW" w:bidi="zh_TW"/>
-          </w:rPr>
-          <w:rPr>
-            <w:color w:val="0000EE"/>
-            <w:u w:val="single"/>
-          </w:rPr>
-          <w:t>王下10:15</w:t>
-        </w:r>
-      </w:hyperlink>
+      <w:r>
+        <w:rPr>
+          <w:lang w:val="zh_TW" w:bidi="zh_TW"/>
+        </w:rPr>
+        <w:t>王下10:15</w:t>
+      </w:r>
       <w:r>
         <w:rPr>
           <w:lang w:val="zh_TW" w:bidi="zh_TW"/>
@@ -9915,36 +8127,24 @@
         </w:rPr>
         <w:t>左手有時與祝福有關聯（</w:t>
       </w:r>
-      <w:hyperlink r:id="rId274">
-        <w:r>
-          <w:rPr>
-            <w:lang w:val="zh_TW" w:bidi="zh_TW"/>
-          </w:rPr>
-          <w:rPr>
-            <w:color w:val="0000EE"/>
-            <w:u w:val="single"/>
-          </w:rPr>
-          <w:t>箴3:16</w:t>
-        </w:r>
-      </w:hyperlink>
+      <w:r>
+        <w:rPr>
+          <w:lang w:val="zh_TW" w:bidi="zh_TW"/>
+        </w:rPr>
+        <w:t>箴3:16</w:t>
+      </w:r>
       <w:r>
         <w:rPr>
           <w:lang w:val="zh_TW" w:bidi="zh_TW"/>
         </w:rPr>
         <w:t>）。然而，它也可能與某人背叛或做錯事有關（</w:t>
       </w:r>
-      <w:hyperlink r:id="rId275">
-        <w:r>
-          <w:rPr>
-            <w:lang w:val="zh_TW" w:bidi="zh_TW"/>
-          </w:rPr>
-          <w:rPr>
-            <w:color w:val="0000EE"/>
-            <w:u w:val="single"/>
-          </w:rPr>
-          <w:t>傳10:2</w:t>
-        </w:r>
-      </w:hyperlink>
+      <w:r>
+        <w:rPr>
+          <w:lang w:val="zh_TW" w:bidi="zh_TW"/>
+        </w:rPr>
+        <w:t>傳10:2</w:t>
+      </w:r>
       <w:r>
         <w:rPr>
           <w:lang w:val="zh_TW" w:bidi="zh_TW"/>
@@ -10094,126 +8294,84 @@
         </w:rPr>
         <w:t>幼發拉底河是滋潤伊甸園的四條河之一（</w:t>
       </w:r>
-      <w:hyperlink r:id="rId276">
-        <w:r>
-          <w:rPr>
-            <w:lang w:val="zh_TW" w:bidi="zh_TW"/>
-          </w:rPr>
-          <w:rPr>
-            <w:color w:val="0000EE"/>
-            <w:u w:val="single"/>
-          </w:rPr>
-          <w:t>創2:14</w:t>
-        </w:r>
-      </w:hyperlink>
+      <w:r>
+        <w:rPr>
+          <w:lang w:val="zh_TW" w:bidi="zh_TW"/>
+        </w:rPr>
+        <w:t>創2:14</w:t>
+      </w:r>
       <w:r>
         <w:rPr>
           <w:lang w:val="zh_TW" w:bidi="zh_TW"/>
         </w:rPr>
         <w:t>）。神曾應許亞伯拉罕，他的地業要直達幼發拉底河的上游（</w:t>
       </w:r>
-      <w:hyperlink r:id="rId277">
-        <w:r>
-          <w:rPr>
-            <w:lang w:val="zh_TW" w:bidi="zh_TW"/>
-          </w:rPr>
-          <w:rPr>
-            <w:color w:val="0000EE"/>
-            <w:u w:val="single"/>
-          </w:rPr>
-          <w:t>創15:18</w:t>
-        </w:r>
-      </w:hyperlink>
+      <w:r>
+        <w:rPr>
+          <w:lang w:val="zh_TW" w:bidi="zh_TW"/>
+        </w:rPr>
+        <w:t>創15:18</w:t>
+      </w:r>
       <w:r>
         <w:rPr>
           <w:lang w:val="zh_TW" w:bidi="zh_TW"/>
         </w:rPr>
         <w:t>；</w:t>
       </w:r>
-      <w:hyperlink r:id="rId278">
-        <w:r>
-          <w:rPr>
-            <w:lang w:val="zh_TW" w:bidi="zh_TW"/>
-          </w:rPr>
-          <w:rPr>
-            <w:color w:val="0000EE"/>
-            <w:u w:val="single"/>
-          </w:rPr>
-          <w:t>申1:7</w:t>
-        </w:r>
-      </w:hyperlink>
+      <w:r>
+        <w:rPr>
+          <w:lang w:val="zh_TW" w:bidi="zh_TW"/>
+        </w:rPr>
+        <w:t>申1:7</w:t>
+      </w:r>
       <w:r>
         <w:rPr>
           <w:lang w:val="zh_TW" w:bidi="zh_TW"/>
         </w:rPr>
         <w:t>，</w:t>
       </w:r>
-      <w:hyperlink r:id="rId279">
-        <w:r>
-          <w:rPr>
-            <w:lang w:val="zh_TW" w:bidi="zh_TW"/>
-          </w:rPr>
-          <w:rPr>
-            <w:color w:val="0000EE"/>
-            <w:u w:val="single"/>
-          </w:rPr>
-          <w:t>11:24</w:t>
-        </w:r>
-      </w:hyperlink>
+      <w:r>
+        <w:rPr>
+          <w:lang w:val="zh_TW" w:bidi="zh_TW"/>
+        </w:rPr>
+        <w:t>11:24</w:t>
+      </w:r>
       <w:r>
         <w:rPr>
           <w:lang w:val="zh_TW" w:bidi="zh_TW"/>
         </w:rPr>
         <w:t>）。在大衛與所羅門執政期間，以色列的疆域幾乎延伸到這條邊界（</w:t>
       </w:r>
-      <w:hyperlink r:id="rId280">
-        <w:r>
-          <w:rPr>
-            <w:lang w:val="zh_TW" w:bidi="zh_TW"/>
-          </w:rPr>
-          <w:rPr>
-            <w:color w:val="0000EE"/>
-            <w:u w:val="single"/>
-          </w:rPr>
-          <w:t>撒下8:3</w:t>
-        </w:r>
-      </w:hyperlink>
+      <w:r>
+        <w:rPr>
+          <w:lang w:val="zh_TW" w:bidi="zh_TW"/>
+        </w:rPr>
+        <w:t>撒下8:3</w:t>
+      </w:r>
       <w:r>
         <w:rPr>
           <w:lang w:val="zh_TW" w:bidi="zh_TW"/>
         </w:rPr>
         <w:t>，</w:t>
       </w:r>
-      <w:hyperlink r:id="rId281">
-        <w:r>
-          <w:rPr>
-            <w:lang w:val="zh_TW" w:bidi="zh_TW"/>
-          </w:rPr>
-          <w:rPr>
-            <w:color w:val="0000EE"/>
-            <w:u w:val="single"/>
-          </w:rPr>
-          <w:t>10:16</w:t>
-        </w:r>
-      </w:hyperlink>
+      <w:r>
+        <w:rPr>
+          <w:lang w:val="zh_TW" w:bidi="zh_TW"/>
+        </w:rPr>
+        <w:t>10:16</w:t>
+      </w:r>
       <w:r>
         <w:rPr>
           <w:lang w:val="zh_TW" w:bidi="zh_TW"/>
         </w:rPr>
         <w:t>；</w:t>
       </w:r>
-      <w:hyperlink r:id="rId282">
-        <w:r>
-          <w:rPr>
-            <w:lang w:val="zh_TW" w:bidi="zh_TW"/>
-          </w:rPr>
-          <w:rPr>
-            <w:color w:val="0000EE"/>
-            <w:u w:val="single"/>
-          </w:rPr>
-          <w:t>王上4:24</w:t>
-        </w:r>
-      </w:hyperlink>
+      <w:r>
+        <w:rPr>
+          <w:lang w:val="zh_TW" w:bidi="zh_TW"/>
+        </w:rPr>
+        <w:t>王上4:24</w:t>
+      </w:r>
       <w:r>
         <w:rPr>
           <w:lang w:val="zh_TW" w:bidi="zh_TW"/>
@@ -10234,126 +8392,84 @@
         </w:rPr>
         <w:t>聖經中常稱幼發拉底河為「那河」（</w:t>
       </w:r>
-      <w:hyperlink r:id="rId283">
-        <w:r>
-          <w:rPr>
-            <w:lang w:val="zh_TW" w:bidi="zh_TW"/>
-          </w:rPr>
-          <w:rPr>
-            <w:color w:val="0000EE"/>
-            <w:u w:val="single"/>
-          </w:rPr>
-          <w:t>民22:5</w:t>
-        </w:r>
-      </w:hyperlink>
+      <w:r>
+        <w:rPr>
+          <w:lang w:val="zh_TW" w:bidi="zh_TW"/>
+        </w:rPr>
+        <w:t>民22:5</w:t>
+      </w:r>
       <w:r>
         <w:rPr>
           <w:lang w:val="zh_TW" w:bidi="zh_TW"/>
         </w:rPr>
         <w:t>；</w:t>
       </w:r>
-      <w:hyperlink r:id="rId279">
-        <w:r>
-          <w:rPr>
-            <w:lang w:val="zh_TW" w:bidi="zh_TW"/>
-          </w:rPr>
-          <w:rPr>
-            <w:color w:val="0000EE"/>
-            <w:u w:val="single"/>
-          </w:rPr>
-          <w:t>申11:24</w:t>
-        </w:r>
-      </w:hyperlink>
+      <w:r>
+        <w:rPr>
+          <w:lang w:val="zh_TW" w:bidi="zh_TW"/>
+        </w:rPr>
+        <w:t>申11:24</w:t>
+      </w:r>
       <w:r>
         <w:rPr>
           <w:lang w:val="zh_TW" w:bidi="zh_TW"/>
         </w:rPr>
         <w:t>；</w:t>
       </w:r>
-      <w:hyperlink r:id="rId284">
-        <w:r>
-          <w:rPr>
-            <w:lang w:val="zh_TW" w:bidi="zh_TW"/>
-          </w:rPr>
-          <w:rPr>
-            <w:color w:val="0000EE"/>
-            <w:u w:val="single"/>
-          </w:rPr>
-          <w:t>書24:3</w:t>
-        </w:r>
-      </w:hyperlink>
+      <w:r>
+        <w:rPr>
+          <w:lang w:val="zh_TW" w:bidi="zh_TW"/>
+        </w:rPr>
+        <w:t>書24:3</w:t>
+      </w:r>
       <w:r>
         <w:rPr>
           <w:lang w:val="zh_TW" w:bidi="zh_TW"/>
         </w:rPr>
         <w:t>、</w:t>
       </w:r>
-      <w:hyperlink r:id="rId284">
-        <w:r>
-          <w:rPr>
-            <w:lang w:val="zh_TW" w:bidi="zh_TW"/>
-          </w:rPr>
-          <w:rPr>
-            <w:color w:val="0000EE"/>
-            <w:u w:val="single"/>
-          </w:rPr>
-          <w:t>14</w:t>
-        </w:r>
-      </w:hyperlink>
+      <w:r>
+        <w:rPr>
+          <w:lang w:val="zh_TW" w:bidi="zh_TW"/>
+        </w:rPr>
+        <w:t>14</w:t>
+      </w:r>
       <w:r>
         <w:rPr>
           <w:lang w:val="zh_TW" w:bidi="zh_TW"/>
         </w:rPr>
         <w:t>，譯註：和合本譯為「大河」），也稱它為「大河」（</w:t>
       </w:r>
-      <w:hyperlink r:id="rId285">
-        <w:r>
-          <w:rPr>
-            <w:lang w:val="zh_TW" w:bidi="zh_TW"/>
-          </w:rPr>
-          <w:rPr>
-            <w:color w:val="0000EE"/>
-            <w:u w:val="single"/>
-          </w:rPr>
-          <w:t>書1:4</w:t>
-        </w:r>
-      </w:hyperlink>
+      <w:r>
+        <w:rPr>
+          <w:lang w:val="zh_TW" w:bidi="zh_TW"/>
+        </w:rPr>
+        <w:t>書1:4</w:t>
+      </w:r>
       <w:r>
         <w:rPr>
           <w:lang w:val="zh_TW" w:bidi="zh_TW"/>
         </w:rPr>
         <w:t>，譯註：和合本譯為「幼發拉底大河」）。住在幼發拉底河以東的人稱以色列地為「大河西」（</w:t>
       </w:r>
-      <w:hyperlink r:id="rId286">
-        <w:r>
-          <w:rPr>
-            <w:lang w:val="zh_TW" w:bidi="zh_TW"/>
-          </w:rPr>
-          <w:rPr>
-            <w:color w:val="0000EE"/>
-            <w:u w:val="single"/>
-          </w:rPr>
-          <w:t>拉4:10</w:t>
-        </w:r>
-      </w:hyperlink>
+      <w:r>
+        <w:rPr>
+          <w:lang w:val="zh_TW" w:bidi="zh_TW"/>
+        </w:rPr>
+        <w:t>拉4:10</w:t>
+      </w:r>
       <w:r>
         <w:rPr>
           <w:lang w:val="zh_TW" w:bidi="zh_TW"/>
         </w:rPr>
         <w:t>；</w:t>
       </w:r>
-      <w:hyperlink r:id="rId287">
-        <w:r>
-          <w:rPr>
-            <w:lang w:val="zh_TW" w:bidi="zh_TW"/>
-          </w:rPr>
-          <w:rPr>
-            <w:color w:val="0000EE"/>
-            <w:u w:val="single"/>
-          </w:rPr>
-          <w:t>尼2:7–9</w:t>
-        </w:r>
-      </w:hyperlink>
+      <w:r>
+        <w:rPr>
+          <w:lang w:val="zh_TW" w:bidi="zh_TW"/>
+        </w:rPr>
+        <w:t>尼2:7–9</w:t>
+      </w:r>
       <w:r>
         <w:rPr>
           <w:lang w:val="zh_TW" w:bidi="zh_TW"/>
@@ -10374,18 +8490,12 @@
         </w:rPr>
         <w:t>先知耶利米差遣一位名叫西萊雅的人，帶著一本預言書前往這條河。那書預言了巴比倫將會毀滅。西萊雅誦讀完這些話後，耶利米吩咐他把書拋入幼發拉底河中，象徵巴比倫必永不再興起（</w:t>
       </w:r>
-      <w:hyperlink r:id="rId288">
-        <w:r>
-          <w:rPr>
-            <w:lang w:val="zh_TW" w:bidi="zh_TW"/>
-          </w:rPr>
-          <w:rPr>
-            <w:color w:val="0000EE"/>
-            <w:u w:val="single"/>
-          </w:rPr>
-          <w:t>耶51:63</w:t>
-        </w:r>
-      </w:hyperlink>
+      <w:r>
+        <w:rPr>
+          <w:lang w:val="zh_TW" w:bidi="zh_TW"/>
+        </w:rPr>
+        <w:t>耶51:63</w:t>
+      </w:r>
       <w:r>
         <w:rPr>
           <w:lang w:val="zh_TW" w:bidi="zh_TW"/>
@@ -10406,36 +8516,24 @@
         </w:rPr>
         <w:t>啟示錄也提到幼發拉底河，書中描述有天使在此被釋放，又提到河水乾涸，好為來自東方的眾王預備道路（</w:t>
       </w:r>
-      <w:hyperlink r:id="rId289">
-        <w:r>
-          <w:rPr>
-            <w:lang w:val="zh_TW" w:bidi="zh_TW"/>
-          </w:rPr>
-          <w:rPr>
-            <w:color w:val="0000EE"/>
-            <w:u w:val="single"/>
-          </w:rPr>
-          <w:t>啟9:14</w:t>
-        </w:r>
-      </w:hyperlink>
+      <w:r>
+        <w:rPr>
+          <w:lang w:val="zh_TW" w:bidi="zh_TW"/>
+        </w:rPr>
+        <w:t>啟9:14</w:t>
+      </w:r>
       <w:r>
         <w:rPr>
           <w:lang w:val="zh_TW" w:bidi="zh_TW"/>
         </w:rPr>
         <w:t>，</w:t>
       </w:r>
-      <w:hyperlink r:id="rId290">
-        <w:r>
-          <w:rPr>
-            <w:lang w:val="zh_TW" w:bidi="zh_TW"/>
-          </w:rPr>
-          <w:rPr>
-            <w:color w:val="0000EE"/>
-            <w:u w:val="single"/>
-          </w:rPr>
-          <w:t>16:12</w:t>
-        </w:r>
-      </w:hyperlink>
+      <w:r>
+        <w:rPr>
+          <w:lang w:val="zh_TW" w:bidi="zh_TW"/>
+        </w:rPr>
+        <w:t>16:12</w:t>
+      </w:r>
       <w:r>
         <w:rPr>
           <w:lang w:val="zh_TW" w:bidi="zh_TW"/>
